--- a/AI_Career_Companion_Project_Document.docx
+++ b/AI_Career_Companion_Project_Document.docx
@@ -344,7 +344,7 @@
           <w:rFonts w:ascii="Times New Roman" w:hAnsi="Times New Roman" w:cs="Times New Roman"/>
         </w:rPr>
       </w:pPr>
-      <w:bookmarkStart w:id="0" w:name="_Toc240395951"/>
+      <w:bookmarkStart w:id="0" w:name="_Toc240399305"/>
       <w:r>
         <w:rPr>
           <w:rFonts w:ascii="Times New Roman" w:hAnsi="Times New Roman" w:cs="Times New Roman"/>
@@ -361,7 +361,7 @@
           <w:tab w:val="right" w:leader="dot" w:pos="10070"/>
         </w:tabs>
         <w:rPr>
-          <w:rFonts w:ascii="Times New Roman" w:hAnsi="Times New Roman" w:cs="Times New Roman"/>
+          <w:rFonts w:asciiTheme="minorHAnsi" w:hAnsiTheme="minorHAnsi"/>
           <w:noProof/>
           <w:color w:val="auto"/>
           <w:kern w:val="2"/>
@@ -395,83 +395,60 @@
         </w:rPr>
         <w:fldChar w:fldCharType="separate"/>
       </w:r>
-      <w:hyperlink w:anchor="_Toc240395951" w:history="1">
+      <w:hyperlink w:anchor="_Toc240399305" w:history="1">
         <w:r>
           <w:rPr>
             <w:rStyle w:val="Hyperlink"/>
             <w:rFonts w:ascii="Times New Roman" w:hAnsi="Times New Roman" w:cs="Times New Roman"/>
             <w:noProof/>
-            <w:sz w:val="24"/>
-            <w:szCs w:val="24"/>
           </w:rPr>
           <w:t>Index</w:t>
         </w:r>
         <w:r>
           <w:rPr>
-            <w:rFonts w:ascii="Times New Roman" w:hAnsi="Times New Roman" w:cs="Times New Roman"/>
-            <w:noProof/>
-            <w:webHidden/>
-            <w:sz w:val="24"/>
-            <w:szCs w:val="24"/>
+            <w:noProof/>
+            <w:webHidden/>
           </w:rPr>
           <w:tab/>
         </w:r>
         <w:r>
           <w:rPr>
-            <w:rFonts w:ascii="Times New Roman" w:hAnsi="Times New Roman" w:cs="Times New Roman"/>
-            <w:noProof/>
-            <w:webHidden/>
-            <w:sz w:val="24"/>
-            <w:szCs w:val="24"/>
+            <w:noProof/>
+            <w:webHidden/>
           </w:rPr>
           <w:fldChar w:fldCharType="begin"/>
         </w:r>
         <w:r>
           <w:rPr>
-            <w:rFonts w:ascii="Times New Roman" w:hAnsi="Times New Roman" w:cs="Times New Roman"/>
-            <w:noProof/>
-            <w:webHidden/>
-            <w:sz w:val="24"/>
-            <w:szCs w:val="24"/>
-          </w:rPr>
-          <w:instrText xml:space="preserve"> PAGEREF _Toc240395951 \h </w:instrText>
-        </w:r>
-        <w:r>
-          <w:rPr>
-            <w:rFonts w:ascii="Times New Roman" w:hAnsi="Times New Roman" w:cs="Times New Roman"/>
-            <w:noProof/>
-            <w:webHidden/>
-            <w:sz w:val="24"/>
-            <w:szCs w:val="24"/>
-          </w:rPr>
-        </w:r>
-        <w:r>
-          <w:rPr>
-            <w:rFonts w:ascii="Times New Roman" w:hAnsi="Times New Roman" w:cs="Times New Roman"/>
-            <w:noProof/>
-            <w:webHidden/>
-            <w:sz w:val="24"/>
-            <w:szCs w:val="24"/>
+            <w:noProof/>
+            <w:webHidden/>
+          </w:rPr>
+          <w:instrText xml:space="preserve"> PAGEREF _Toc240399305 \h </w:instrText>
+        </w:r>
+        <w:r>
+          <w:rPr>
+            <w:noProof/>
+            <w:webHidden/>
+          </w:rPr>
+        </w:r>
+        <w:r>
+          <w:rPr>
+            <w:noProof/>
+            <w:webHidden/>
           </w:rPr>
           <w:fldChar w:fldCharType="separate"/>
         </w:r>
         <w:r>
           <w:rPr>
-            <w:rFonts w:ascii="Times New Roman" w:hAnsi="Times New Roman" w:cs="Times New Roman"/>
-            <w:noProof/>
-            <w:webHidden/>
-            <w:sz w:val="24"/>
-            <w:szCs w:val="24"/>
+            <w:noProof/>
+            <w:webHidden/>
           </w:rPr>
           <w:t>2</w:t>
         </w:r>
         <w:r>
           <w:rPr>
-            <w:rFonts w:ascii="Times New Roman" w:hAnsi="Times New Roman" w:cs="Times New Roman"/>
-            <w:noProof/>
-            <w:webHidden/>
-            <w:sz w:val="24"/>
-            <w:szCs w:val="24"/>
+            <w:noProof/>
+            <w:webHidden/>
           </w:rPr>
           <w:fldChar w:fldCharType="end"/>
         </w:r>
@@ -484,7 +461,7 @@
           <w:tab w:val="right" w:leader="dot" w:pos="10070"/>
         </w:tabs>
         <w:rPr>
-          <w:rFonts w:ascii="Times New Roman" w:hAnsi="Times New Roman" w:cs="Times New Roman"/>
+          <w:rFonts w:asciiTheme="minorHAnsi" w:hAnsiTheme="minorHAnsi"/>
           <w:noProof/>
           <w:color w:val="auto"/>
           <w:kern w:val="2"/>
@@ -494,83 +471,60 @@
           <w14:ligatures w14:val="standardContextual"/>
         </w:rPr>
       </w:pPr>
-      <w:hyperlink w:anchor="_Toc240395952" w:history="1">
+      <w:hyperlink w:anchor="_Toc240399306" w:history="1">
         <w:r>
           <w:rPr>
             <w:rStyle w:val="Hyperlink"/>
             <w:rFonts w:ascii="Times New Roman" w:hAnsi="Times New Roman" w:cs="Times New Roman"/>
             <w:noProof/>
-            <w:sz w:val="24"/>
-            <w:szCs w:val="24"/>
           </w:rPr>
           <w:t>1. Project Overview</w:t>
         </w:r>
         <w:r>
           <w:rPr>
-            <w:rFonts w:ascii="Times New Roman" w:hAnsi="Times New Roman" w:cs="Times New Roman"/>
-            <w:noProof/>
-            <w:webHidden/>
-            <w:sz w:val="24"/>
-            <w:szCs w:val="24"/>
+            <w:noProof/>
+            <w:webHidden/>
           </w:rPr>
           <w:tab/>
         </w:r>
         <w:r>
           <w:rPr>
-            <w:rFonts w:ascii="Times New Roman" w:hAnsi="Times New Roman" w:cs="Times New Roman"/>
-            <w:noProof/>
-            <w:webHidden/>
-            <w:sz w:val="24"/>
-            <w:szCs w:val="24"/>
+            <w:noProof/>
+            <w:webHidden/>
           </w:rPr>
           <w:fldChar w:fldCharType="begin"/>
         </w:r>
         <w:r>
           <w:rPr>
-            <w:rFonts w:ascii="Times New Roman" w:hAnsi="Times New Roman" w:cs="Times New Roman"/>
-            <w:noProof/>
-            <w:webHidden/>
-            <w:sz w:val="24"/>
-            <w:szCs w:val="24"/>
-          </w:rPr>
-          <w:instrText xml:space="preserve"> PAGEREF _Toc240395952 \h </w:instrText>
-        </w:r>
-        <w:r>
-          <w:rPr>
-            <w:rFonts w:ascii="Times New Roman" w:hAnsi="Times New Roman" w:cs="Times New Roman"/>
-            <w:noProof/>
-            <w:webHidden/>
-            <w:sz w:val="24"/>
-            <w:szCs w:val="24"/>
-          </w:rPr>
-        </w:r>
-        <w:r>
-          <w:rPr>
-            <w:rFonts w:ascii="Times New Roman" w:hAnsi="Times New Roman" w:cs="Times New Roman"/>
-            <w:noProof/>
-            <w:webHidden/>
-            <w:sz w:val="24"/>
-            <w:szCs w:val="24"/>
+            <w:noProof/>
+            <w:webHidden/>
+          </w:rPr>
+          <w:instrText xml:space="preserve"> PAGEREF _Toc240399306 \h </w:instrText>
+        </w:r>
+        <w:r>
+          <w:rPr>
+            <w:noProof/>
+            <w:webHidden/>
+          </w:rPr>
+        </w:r>
+        <w:r>
+          <w:rPr>
+            <w:noProof/>
+            <w:webHidden/>
           </w:rPr>
           <w:fldChar w:fldCharType="separate"/>
         </w:r>
         <w:r>
           <w:rPr>
-            <w:rFonts w:ascii="Times New Roman" w:hAnsi="Times New Roman" w:cs="Times New Roman"/>
-            <w:noProof/>
-            <w:webHidden/>
-            <w:sz w:val="24"/>
-            <w:szCs w:val="24"/>
+            <w:noProof/>
+            <w:webHidden/>
           </w:rPr>
           <w:t>4</w:t>
         </w:r>
         <w:r>
           <w:rPr>
-            <w:rFonts w:ascii="Times New Roman" w:hAnsi="Times New Roman" w:cs="Times New Roman"/>
-            <w:noProof/>
-            <w:webHidden/>
-            <w:sz w:val="24"/>
-            <w:szCs w:val="24"/>
+            <w:noProof/>
+            <w:webHidden/>
           </w:rPr>
           <w:fldChar w:fldCharType="end"/>
         </w:r>
@@ -583,7 +537,7 @@
           <w:tab w:val="right" w:leader="dot" w:pos="10070"/>
         </w:tabs>
         <w:rPr>
-          <w:rFonts w:ascii="Times New Roman" w:hAnsi="Times New Roman" w:cs="Times New Roman"/>
+          <w:rFonts w:asciiTheme="minorHAnsi" w:hAnsiTheme="minorHAnsi"/>
           <w:noProof/>
           <w:color w:val="auto"/>
           <w:kern w:val="2"/>
@@ -593,83 +547,60 @@
           <w14:ligatures w14:val="standardContextual"/>
         </w:rPr>
       </w:pPr>
-      <w:hyperlink w:anchor="_Toc240395953" w:history="1">
+      <w:hyperlink w:anchor="_Toc240399307" w:history="1">
         <w:r>
           <w:rPr>
             <w:rStyle w:val="Hyperlink"/>
             <w:rFonts w:ascii="Times New Roman" w:hAnsi="Times New Roman" w:cs="Times New Roman"/>
             <w:noProof/>
-            <w:sz w:val="24"/>
-            <w:szCs w:val="24"/>
           </w:rPr>
           <w:t>1.1 Project Name</w:t>
         </w:r>
         <w:r>
           <w:rPr>
-            <w:rFonts w:ascii="Times New Roman" w:hAnsi="Times New Roman" w:cs="Times New Roman"/>
-            <w:noProof/>
-            <w:webHidden/>
-            <w:sz w:val="24"/>
-            <w:szCs w:val="24"/>
+            <w:noProof/>
+            <w:webHidden/>
           </w:rPr>
           <w:tab/>
         </w:r>
         <w:r>
           <w:rPr>
-            <w:rFonts w:ascii="Times New Roman" w:hAnsi="Times New Roman" w:cs="Times New Roman"/>
-            <w:noProof/>
-            <w:webHidden/>
-            <w:sz w:val="24"/>
-            <w:szCs w:val="24"/>
+            <w:noProof/>
+            <w:webHidden/>
           </w:rPr>
           <w:fldChar w:fldCharType="begin"/>
         </w:r>
         <w:r>
           <w:rPr>
-            <w:rFonts w:ascii="Times New Roman" w:hAnsi="Times New Roman" w:cs="Times New Roman"/>
-            <w:noProof/>
-            <w:webHidden/>
-            <w:sz w:val="24"/>
-            <w:szCs w:val="24"/>
-          </w:rPr>
-          <w:instrText xml:space="preserve"> PAGEREF _Toc240395953 \h </w:instrText>
-        </w:r>
-        <w:r>
-          <w:rPr>
-            <w:rFonts w:ascii="Times New Roman" w:hAnsi="Times New Roman" w:cs="Times New Roman"/>
-            <w:noProof/>
-            <w:webHidden/>
-            <w:sz w:val="24"/>
-            <w:szCs w:val="24"/>
-          </w:rPr>
-        </w:r>
-        <w:r>
-          <w:rPr>
-            <w:rFonts w:ascii="Times New Roman" w:hAnsi="Times New Roman" w:cs="Times New Roman"/>
-            <w:noProof/>
-            <w:webHidden/>
-            <w:sz w:val="24"/>
-            <w:szCs w:val="24"/>
+            <w:noProof/>
+            <w:webHidden/>
+          </w:rPr>
+          <w:instrText xml:space="preserve"> PAGEREF _Toc240399307 \h </w:instrText>
+        </w:r>
+        <w:r>
+          <w:rPr>
+            <w:noProof/>
+            <w:webHidden/>
+          </w:rPr>
+        </w:r>
+        <w:r>
+          <w:rPr>
+            <w:noProof/>
+            <w:webHidden/>
           </w:rPr>
           <w:fldChar w:fldCharType="separate"/>
         </w:r>
         <w:r>
           <w:rPr>
-            <w:rFonts w:ascii="Times New Roman" w:hAnsi="Times New Roman" w:cs="Times New Roman"/>
-            <w:noProof/>
-            <w:webHidden/>
-            <w:sz w:val="24"/>
-            <w:szCs w:val="24"/>
+            <w:noProof/>
+            <w:webHidden/>
           </w:rPr>
           <w:t>4</w:t>
         </w:r>
         <w:r>
           <w:rPr>
-            <w:rFonts w:ascii="Times New Roman" w:hAnsi="Times New Roman" w:cs="Times New Roman"/>
-            <w:noProof/>
-            <w:webHidden/>
-            <w:sz w:val="24"/>
-            <w:szCs w:val="24"/>
+            <w:noProof/>
+            <w:webHidden/>
           </w:rPr>
           <w:fldChar w:fldCharType="end"/>
         </w:r>
@@ -682,7 +613,7 @@
           <w:tab w:val="right" w:leader="dot" w:pos="10070"/>
         </w:tabs>
         <w:rPr>
-          <w:rFonts w:ascii="Times New Roman" w:hAnsi="Times New Roman" w:cs="Times New Roman"/>
+          <w:rFonts w:asciiTheme="minorHAnsi" w:hAnsiTheme="minorHAnsi"/>
           <w:noProof/>
           <w:color w:val="auto"/>
           <w:kern w:val="2"/>
@@ -692,83 +623,60 @@
           <w14:ligatures w14:val="standardContextual"/>
         </w:rPr>
       </w:pPr>
-      <w:hyperlink w:anchor="_Toc240395954" w:history="1">
+      <w:hyperlink w:anchor="_Toc240399308" w:history="1">
         <w:r>
           <w:rPr>
             <w:rStyle w:val="Hyperlink"/>
             <w:rFonts w:ascii="Times New Roman" w:hAnsi="Times New Roman" w:cs="Times New Roman"/>
             <w:noProof/>
-            <w:sz w:val="24"/>
-            <w:szCs w:val="24"/>
           </w:rPr>
           <w:t>1.2 What is the Project?</w:t>
         </w:r>
         <w:r>
           <w:rPr>
-            <w:rFonts w:ascii="Times New Roman" w:hAnsi="Times New Roman" w:cs="Times New Roman"/>
-            <w:noProof/>
-            <w:webHidden/>
-            <w:sz w:val="24"/>
-            <w:szCs w:val="24"/>
+            <w:noProof/>
+            <w:webHidden/>
           </w:rPr>
           <w:tab/>
         </w:r>
         <w:r>
           <w:rPr>
-            <w:rFonts w:ascii="Times New Roman" w:hAnsi="Times New Roman" w:cs="Times New Roman"/>
-            <w:noProof/>
-            <w:webHidden/>
-            <w:sz w:val="24"/>
-            <w:szCs w:val="24"/>
+            <w:noProof/>
+            <w:webHidden/>
           </w:rPr>
           <w:fldChar w:fldCharType="begin"/>
         </w:r>
         <w:r>
           <w:rPr>
-            <w:rFonts w:ascii="Times New Roman" w:hAnsi="Times New Roman" w:cs="Times New Roman"/>
-            <w:noProof/>
-            <w:webHidden/>
-            <w:sz w:val="24"/>
-            <w:szCs w:val="24"/>
-          </w:rPr>
-          <w:instrText xml:space="preserve"> PAGEREF _Toc240395954 \h </w:instrText>
-        </w:r>
-        <w:r>
-          <w:rPr>
-            <w:rFonts w:ascii="Times New Roman" w:hAnsi="Times New Roman" w:cs="Times New Roman"/>
-            <w:noProof/>
-            <w:webHidden/>
-            <w:sz w:val="24"/>
-            <w:szCs w:val="24"/>
-          </w:rPr>
-        </w:r>
-        <w:r>
-          <w:rPr>
-            <w:rFonts w:ascii="Times New Roman" w:hAnsi="Times New Roman" w:cs="Times New Roman"/>
-            <w:noProof/>
-            <w:webHidden/>
-            <w:sz w:val="24"/>
-            <w:szCs w:val="24"/>
+            <w:noProof/>
+            <w:webHidden/>
+          </w:rPr>
+          <w:instrText xml:space="preserve"> PAGEREF _Toc240399308 \h </w:instrText>
+        </w:r>
+        <w:r>
+          <w:rPr>
+            <w:noProof/>
+            <w:webHidden/>
+          </w:rPr>
+        </w:r>
+        <w:r>
+          <w:rPr>
+            <w:noProof/>
+            <w:webHidden/>
           </w:rPr>
           <w:fldChar w:fldCharType="separate"/>
         </w:r>
         <w:r>
           <w:rPr>
-            <w:rFonts w:ascii="Times New Roman" w:hAnsi="Times New Roman" w:cs="Times New Roman"/>
-            <w:noProof/>
-            <w:webHidden/>
-            <w:sz w:val="24"/>
-            <w:szCs w:val="24"/>
+            <w:noProof/>
+            <w:webHidden/>
           </w:rPr>
           <w:t>4</w:t>
         </w:r>
         <w:r>
           <w:rPr>
-            <w:rFonts w:ascii="Times New Roman" w:hAnsi="Times New Roman" w:cs="Times New Roman"/>
-            <w:noProof/>
-            <w:webHidden/>
-            <w:sz w:val="24"/>
-            <w:szCs w:val="24"/>
+            <w:noProof/>
+            <w:webHidden/>
           </w:rPr>
           <w:fldChar w:fldCharType="end"/>
         </w:r>
@@ -781,7 +689,7 @@
           <w:tab w:val="right" w:leader="dot" w:pos="10070"/>
         </w:tabs>
         <w:rPr>
-          <w:rFonts w:ascii="Times New Roman" w:hAnsi="Times New Roman" w:cs="Times New Roman"/>
+          <w:rFonts w:asciiTheme="minorHAnsi" w:hAnsiTheme="minorHAnsi"/>
           <w:noProof/>
           <w:color w:val="auto"/>
           <w:kern w:val="2"/>
@@ -791,83 +699,60 @@
           <w14:ligatures w14:val="standardContextual"/>
         </w:rPr>
       </w:pPr>
-      <w:hyperlink w:anchor="_Toc240395955" w:history="1">
+      <w:hyperlink w:anchor="_Toc240399309" w:history="1">
         <w:r>
           <w:rPr>
             <w:rStyle w:val="Hyperlink"/>
             <w:rFonts w:ascii="Times New Roman" w:hAnsi="Times New Roman" w:cs="Times New Roman"/>
             <w:noProof/>
-            <w:sz w:val="24"/>
-            <w:szCs w:val="24"/>
           </w:rPr>
           <w:t>1.3 Problem Statement</w:t>
         </w:r>
         <w:r>
           <w:rPr>
-            <w:rFonts w:ascii="Times New Roman" w:hAnsi="Times New Roman" w:cs="Times New Roman"/>
-            <w:noProof/>
-            <w:webHidden/>
-            <w:sz w:val="24"/>
-            <w:szCs w:val="24"/>
+            <w:noProof/>
+            <w:webHidden/>
           </w:rPr>
           <w:tab/>
         </w:r>
         <w:r>
           <w:rPr>
-            <w:rFonts w:ascii="Times New Roman" w:hAnsi="Times New Roman" w:cs="Times New Roman"/>
-            <w:noProof/>
-            <w:webHidden/>
-            <w:sz w:val="24"/>
-            <w:szCs w:val="24"/>
+            <w:noProof/>
+            <w:webHidden/>
           </w:rPr>
           <w:fldChar w:fldCharType="begin"/>
         </w:r>
         <w:r>
           <w:rPr>
-            <w:rFonts w:ascii="Times New Roman" w:hAnsi="Times New Roman" w:cs="Times New Roman"/>
-            <w:noProof/>
-            <w:webHidden/>
-            <w:sz w:val="24"/>
-            <w:szCs w:val="24"/>
-          </w:rPr>
-          <w:instrText xml:space="preserve"> PAGEREF _Toc240395955 \h </w:instrText>
-        </w:r>
-        <w:r>
-          <w:rPr>
-            <w:rFonts w:ascii="Times New Roman" w:hAnsi="Times New Roman" w:cs="Times New Roman"/>
-            <w:noProof/>
-            <w:webHidden/>
-            <w:sz w:val="24"/>
-            <w:szCs w:val="24"/>
-          </w:rPr>
-        </w:r>
-        <w:r>
-          <w:rPr>
-            <w:rFonts w:ascii="Times New Roman" w:hAnsi="Times New Roman" w:cs="Times New Roman"/>
-            <w:noProof/>
-            <w:webHidden/>
-            <w:sz w:val="24"/>
-            <w:szCs w:val="24"/>
+            <w:noProof/>
+            <w:webHidden/>
+          </w:rPr>
+          <w:instrText xml:space="preserve"> PAGEREF _Toc240399309 \h </w:instrText>
+        </w:r>
+        <w:r>
+          <w:rPr>
+            <w:noProof/>
+            <w:webHidden/>
+          </w:rPr>
+        </w:r>
+        <w:r>
+          <w:rPr>
+            <w:noProof/>
+            <w:webHidden/>
           </w:rPr>
           <w:fldChar w:fldCharType="separate"/>
         </w:r>
         <w:r>
           <w:rPr>
-            <w:rFonts w:ascii="Times New Roman" w:hAnsi="Times New Roman" w:cs="Times New Roman"/>
-            <w:noProof/>
-            <w:webHidden/>
-            <w:sz w:val="24"/>
-            <w:szCs w:val="24"/>
+            <w:noProof/>
+            <w:webHidden/>
           </w:rPr>
           <w:t>4</w:t>
         </w:r>
         <w:r>
           <w:rPr>
-            <w:rFonts w:ascii="Times New Roman" w:hAnsi="Times New Roman" w:cs="Times New Roman"/>
-            <w:noProof/>
-            <w:webHidden/>
-            <w:sz w:val="24"/>
-            <w:szCs w:val="24"/>
+            <w:noProof/>
+            <w:webHidden/>
           </w:rPr>
           <w:fldChar w:fldCharType="end"/>
         </w:r>
@@ -880,7 +765,7 @@
           <w:tab w:val="right" w:leader="dot" w:pos="10070"/>
         </w:tabs>
         <w:rPr>
-          <w:rFonts w:ascii="Times New Roman" w:hAnsi="Times New Roman" w:cs="Times New Roman"/>
+          <w:rFonts w:asciiTheme="minorHAnsi" w:hAnsiTheme="minorHAnsi"/>
           <w:noProof/>
           <w:color w:val="auto"/>
           <w:kern w:val="2"/>
@@ -890,83 +775,60 @@
           <w14:ligatures w14:val="standardContextual"/>
         </w:rPr>
       </w:pPr>
-      <w:hyperlink w:anchor="_Toc240395956" w:history="1">
+      <w:hyperlink w:anchor="_Toc240399310" w:history="1">
         <w:r>
           <w:rPr>
             <w:rStyle w:val="Hyperlink"/>
             <w:rFonts w:ascii="Times New Roman" w:hAnsi="Times New Roman" w:cs="Times New Roman"/>
             <w:noProof/>
-            <w:sz w:val="24"/>
-            <w:szCs w:val="24"/>
           </w:rPr>
           <w:t>1.4 Target Users</w:t>
         </w:r>
         <w:r>
           <w:rPr>
-            <w:rFonts w:ascii="Times New Roman" w:hAnsi="Times New Roman" w:cs="Times New Roman"/>
-            <w:noProof/>
-            <w:webHidden/>
-            <w:sz w:val="24"/>
-            <w:szCs w:val="24"/>
+            <w:noProof/>
+            <w:webHidden/>
           </w:rPr>
           <w:tab/>
         </w:r>
         <w:r>
           <w:rPr>
-            <w:rFonts w:ascii="Times New Roman" w:hAnsi="Times New Roman" w:cs="Times New Roman"/>
-            <w:noProof/>
-            <w:webHidden/>
-            <w:sz w:val="24"/>
-            <w:szCs w:val="24"/>
+            <w:noProof/>
+            <w:webHidden/>
           </w:rPr>
           <w:fldChar w:fldCharType="begin"/>
         </w:r>
         <w:r>
           <w:rPr>
-            <w:rFonts w:ascii="Times New Roman" w:hAnsi="Times New Roman" w:cs="Times New Roman"/>
-            <w:noProof/>
-            <w:webHidden/>
-            <w:sz w:val="24"/>
-            <w:szCs w:val="24"/>
-          </w:rPr>
-          <w:instrText xml:space="preserve"> PAGEREF _Toc240395956 \h </w:instrText>
-        </w:r>
-        <w:r>
-          <w:rPr>
-            <w:rFonts w:ascii="Times New Roman" w:hAnsi="Times New Roman" w:cs="Times New Roman"/>
-            <w:noProof/>
-            <w:webHidden/>
-            <w:sz w:val="24"/>
-            <w:szCs w:val="24"/>
-          </w:rPr>
-        </w:r>
-        <w:r>
-          <w:rPr>
-            <w:rFonts w:ascii="Times New Roman" w:hAnsi="Times New Roman" w:cs="Times New Roman"/>
-            <w:noProof/>
-            <w:webHidden/>
-            <w:sz w:val="24"/>
-            <w:szCs w:val="24"/>
+            <w:noProof/>
+            <w:webHidden/>
+          </w:rPr>
+          <w:instrText xml:space="preserve"> PAGEREF _Toc240399310 \h </w:instrText>
+        </w:r>
+        <w:r>
+          <w:rPr>
+            <w:noProof/>
+            <w:webHidden/>
+          </w:rPr>
+        </w:r>
+        <w:r>
+          <w:rPr>
+            <w:noProof/>
+            <w:webHidden/>
           </w:rPr>
           <w:fldChar w:fldCharType="separate"/>
         </w:r>
         <w:r>
           <w:rPr>
-            <w:rFonts w:ascii="Times New Roman" w:hAnsi="Times New Roman" w:cs="Times New Roman"/>
-            <w:noProof/>
-            <w:webHidden/>
-            <w:sz w:val="24"/>
-            <w:szCs w:val="24"/>
+            <w:noProof/>
+            <w:webHidden/>
           </w:rPr>
           <w:t>4</w:t>
         </w:r>
         <w:r>
           <w:rPr>
-            <w:rFonts w:ascii="Times New Roman" w:hAnsi="Times New Roman" w:cs="Times New Roman"/>
-            <w:noProof/>
-            <w:webHidden/>
-            <w:sz w:val="24"/>
-            <w:szCs w:val="24"/>
+            <w:noProof/>
+            <w:webHidden/>
           </w:rPr>
           <w:fldChar w:fldCharType="end"/>
         </w:r>
@@ -979,7 +841,7 @@
           <w:tab w:val="right" w:leader="dot" w:pos="10070"/>
         </w:tabs>
         <w:rPr>
-          <w:rFonts w:ascii="Times New Roman" w:hAnsi="Times New Roman" w:cs="Times New Roman"/>
+          <w:rFonts w:asciiTheme="minorHAnsi" w:hAnsiTheme="minorHAnsi"/>
           <w:noProof/>
           <w:color w:val="auto"/>
           <w:kern w:val="2"/>
@@ -989,83 +851,60 @@
           <w14:ligatures w14:val="standardContextual"/>
         </w:rPr>
       </w:pPr>
-      <w:hyperlink w:anchor="_Toc240395957" w:history="1">
+      <w:hyperlink w:anchor="_Toc240399311" w:history="1">
         <w:r>
           <w:rPr>
             <w:rStyle w:val="Hyperlink"/>
             <w:rFonts w:ascii="Times New Roman" w:hAnsi="Times New Roman" w:cs="Times New Roman"/>
             <w:noProof/>
-            <w:sz w:val="24"/>
-            <w:szCs w:val="24"/>
           </w:rPr>
           <w:t>2. Project Objective</w:t>
         </w:r>
         <w:r>
           <w:rPr>
-            <w:rFonts w:ascii="Times New Roman" w:hAnsi="Times New Roman" w:cs="Times New Roman"/>
-            <w:noProof/>
-            <w:webHidden/>
-            <w:sz w:val="24"/>
-            <w:szCs w:val="24"/>
+            <w:noProof/>
+            <w:webHidden/>
           </w:rPr>
           <w:tab/>
         </w:r>
         <w:r>
           <w:rPr>
-            <w:rFonts w:ascii="Times New Roman" w:hAnsi="Times New Roman" w:cs="Times New Roman"/>
-            <w:noProof/>
-            <w:webHidden/>
-            <w:sz w:val="24"/>
-            <w:szCs w:val="24"/>
+            <w:noProof/>
+            <w:webHidden/>
           </w:rPr>
           <w:fldChar w:fldCharType="begin"/>
         </w:r>
         <w:r>
           <w:rPr>
-            <w:rFonts w:ascii="Times New Roman" w:hAnsi="Times New Roman" w:cs="Times New Roman"/>
-            <w:noProof/>
-            <w:webHidden/>
-            <w:sz w:val="24"/>
-            <w:szCs w:val="24"/>
-          </w:rPr>
-          <w:instrText xml:space="preserve"> PAGEREF _Toc240395957 \h </w:instrText>
-        </w:r>
-        <w:r>
-          <w:rPr>
-            <w:rFonts w:ascii="Times New Roman" w:hAnsi="Times New Roman" w:cs="Times New Roman"/>
-            <w:noProof/>
-            <w:webHidden/>
-            <w:sz w:val="24"/>
-            <w:szCs w:val="24"/>
-          </w:rPr>
-        </w:r>
-        <w:r>
-          <w:rPr>
-            <w:rFonts w:ascii="Times New Roman" w:hAnsi="Times New Roman" w:cs="Times New Roman"/>
-            <w:noProof/>
-            <w:webHidden/>
-            <w:sz w:val="24"/>
-            <w:szCs w:val="24"/>
+            <w:noProof/>
+            <w:webHidden/>
+          </w:rPr>
+          <w:instrText xml:space="preserve"> PAGEREF _Toc240399311 \h </w:instrText>
+        </w:r>
+        <w:r>
+          <w:rPr>
+            <w:noProof/>
+            <w:webHidden/>
+          </w:rPr>
+        </w:r>
+        <w:r>
+          <w:rPr>
+            <w:noProof/>
+            <w:webHidden/>
           </w:rPr>
           <w:fldChar w:fldCharType="separate"/>
         </w:r>
         <w:r>
           <w:rPr>
-            <w:rFonts w:ascii="Times New Roman" w:hAnsi="Times New Roman" w:cs="Times New Roman"/>
-            <w:noProof/>
-            <w:webHidden/>
-            <w:sz w:val="24"/>
-            <w:szCs w:val="24"/>
+            <w:noProof/>
+            <w:webHidden/>
           </w:rPr>
           <w:t>5</w:t>
         </w:r>
         <w:r>
           <w:rPr>
-            <w:rFonts w:ascii="Times New Roman" w:hAnsi="Times New Roman" w:cs="Times New Roman"/>
-            <w:noProof/>
-            <w:webHidden/>
-            <w:sz w:val="24"/>
-            <w:szCs w:val="24"/>
+            <w:noProof/>
+            <w:webHidden/>
           </w:rPr>
           <w:fldChar w:fldCharType="end"/>
         </w:r>
@@ -1078,7 +917,7 @@
           <w:tab w:val="right" w:leader="dot" w:pos="10070"/>
         </w:tabs>
         <w:rPr>
-          <w:rFonts w:ascii="Times New Roman" w:hAnsi="Times New Roman" w:cs="Times New Roman"/>
+          <w:rFonts w:asciiTheme="minorHAnsi" w:hAnsiTheme="minorHAnsi"/>
           <w:noProof/>
           <w:color w:val="auto"/>
           <w:kern w:val="2"/>
@@ -1088,83 +927,60 @@
           <w14:ligatures w14:val="standardContextual"/>
         </w:rPr>
       </w:pPr>
-      <w:hyperlink w:anchor="_Toc240395958" w:history="1">
+      <w:hyperlink w:anchor="_Toc240399312" w:history="1">
         <w:r>
           <w:rPr>
             <w:rStyle w:val="Hyperlink"/>
             <w:rFonts w:ascii="Times New Roman" w:hAnsi="Times New Roman" w:cs="Times New Roman"/>
             <w:noProof/>
-            <w:sz w:val="24"/>
-            <w:szCs w:val="24"/>
           </w:rPr>
           <w:t>Objectives</w:t>
         </w:r>
         <w:r>
           <w:rPr>
-            <w:rFonts w:ascii="Times New Roman" w:hAnsi="Times New Roman" w:cs="Times New Roman"/>
-            <w:noProof/>
-            <w:webHidden/>
-            <w:sz w:val="24"/>
-            <w:szCs w:val="24"/>
+            <w:noProof/>
+            <w:webHidden/>
           </w:rPr>
           <w:tab/>
         </w:r>
         <w:r>
           <w:rPr>
-            <w:rFonts w:ascii="Times New Roman" w:hAnsi="Times New Roman" w:cs="Times New Roman"/>
-            <w:noProof/>
-            <w:webHidden/>
-            <w:sz w:val="24"/>
-            <w:szCs w:val="24"/>
+            <w:noProof/>
+            <w:webHidden/>
           </w:rPr>
           <w:fldChar w:fldCharType="begin"/>
         </w:r>
         <w:r>
           <w:rPr>
-            <w:rFonts w:ascii="Times New Roman" w:hAnsi="Times New Roman" w:cs="Times New Roman"/>
-            <w:noProof/>
-            <w:webHidden/>
-            <w:sz w:val="24"/>
-            <w:szCs w:val="24"/>
-          </w:rPr>
-          <w:instrText xml:space="preserve"> PAGEREF _Toc240395958 \h </w:instrText>
-        </w:r>
-        <w:r>
-          <w:rPr>
-            <w:rFonts w:ascii="Times New Roman" w:hAnsi="Times New Roman" w:cs="Times New Roman"/>
-            <w:noProof/>
-            <w:webHidden/>
-            <w:sz w:val="24"/>
-            <w:szCs w:val="24"/>
-          </w:rPr>
-        </w:r>
-        <w:r>
-          <w:rPr>
-            <w:rFonts w:ascii="Times New Roman" w:hAnsi="Times New Roman" w:cs="Times New Roman"/>
-            <w:noProof/>
-            <w:webHidden/>
-            <w:sz w:val="24"/>
-            <w:szCs w:val="24"/>
+            <w:noProof/>
+            <w:webHidden/>
+          </w:rPr>
+          <w:instrText xml:space="preserve"> PAGEREF _Toc240399312 \h </w:instrText>
+        </w:r>
+        <w:r>
+          <w:rPr>
+            <w:noProof/>
+            <w:webHidden/>
+          </w:rPr>
+        </w:r>
+        <w:r>
+          <w:rPr>
+            <w:noProof/>
+            <w:webHidden/>
           </w:rPr>
           <w:fldChar w:fldCharType="separate"/>
         </w:r>
         <w:r>
           <w:rPr>
-            <w:rFonts w:ascii="Times New Roman" w:hAnsi="Times New Roman" w:cs="Times New Roman"/>
-            <w:noProof/>
-            <w:webHidden/>
-            <w:sz w:val="24"/>
-            <w:szCs w:val="24"/>
+            <w:noProof/>
+            <w:webHidden/>
           </w:rPr>
           <w:t>5</w:t>
         </w:r>
         <w:r>
           <w:rPr>
-            <w:rFonts w:ascii="Times New Roman" w:hAnsi="Times New Roman" w:cs="Times New Roman"/>
-            <w:noProof/>
-            <w:webHidden/>
-            <w:sz w:val="24"/>
-            <w:szCs w:val="24"/>
+            <w:noProof/>
+            <w:webHidden/>
           </w:rPr>
           <w:fldChar w:fldCharType="end"/>
         </w:r>
@@ -1177,7 +993,7 @@
           <w:tab w:val="right" w:leader="dot" w:pos="10070"/>
         </w:tabs>
         <w:rPr>
-          <w:rFonts w:ascii="Times New Roman" w:hAnsi="Times New Roman" w:cs="Times New Roman"/>
+          <w:rFonts w:asciiTheme="minorHAnsi" w:hAnsiTheme="minorHAnsi"/>
           <w:noProof/>
           <w:color w:val="auto"/>
           <w:kern w:val="2"/>
@@ -1187,83 +1003,60 @@
           <w14:ligatures w14:val="standardContextual"/>
         </w:rPr>
       </w:pPr>
-      <w:hyperlink w:anchor="_Toc240395959" w:history="1">
+      <w:hyperlink w:anchor="_Toc240399313" w:history="1">
         <w:r>
           <w:rPr>
             <w:rStyle w:val="Hyperlink"/>
             <w:rFonts w:ascii="Times New Roman" w:hAnsi="Times New Roman" w:cs="Times New Roman"/>
             <w:noProof/>
-            <w:sz w:val="24"/>
-            <w:szCs w:val="24"/>
           </w:rPr>
           <w:t>3. Technology Stack</w:t>
         </w:r>
         <w:r>
           <w:rPr>
-            <w:rFonts w:ascii="Times New Roman" w:hAnsi="Times New Roman" w:cs="Times New Roman"/>
-            <w:noProof/>
-            <w:webHidden/>
-            <w:sz w:val="24"/>
-            <w:szCs w:val="24"/>
+            <w:noProof/>
+            <w:webHidden/>
           </w:rPr>
           <w:tab/>
         </w:r>
         <w:r>
           <w:rPr>
-            <w:rFonts w:ascii="Times New Roman" w:hAnsi="Times New Roman" w:cs="Times New Roman"/>
-            <w:noProof/>
-            <w:webHidden/>
-            <w:sz w:val="24"/>
-            <w:szCs w:val="24"/>
+            <w:noProof/>
+            <w:webHidden/>
           </w:rPr>
           <w:fldChar w:fldCharType="begin"/>
         </w:r>
         <w:r>
           <w:rPr>
-            <w:rFonts w:ascii="Times New Roman" w:hAnsi="Times New Roman" w:cs="Times New Roman"/>
-            <w:noProof/>
-            <w:webHidden/>
-            <w:sz w:val="24"/>
-            <w:szCs w:val="24"/>
-          </w:rPr>
-          <w:instrText xml:space="preserve"> PAGEREF _Toc240395959 \h </w:instrText>
-        </w:r>
-        <w:r>
-          <w:rPr>
-            <w:rFonts w:ascii="Times New Roman" w:hAnsi="Times New Roman" w:cs="Times New Roman"/>
-            <w:noProof/>
-            <w:webHidden/>
-            <w:sz w:val="24"/>
-            <w:szCs w:val="24"/>
-          </w:rPr>
-        </w:r>
-        <w:r>
-          <w:rPr>
-            <w:rFonts w:ascii="Times New Roman" w:hAnsi="Times New Roman" w:cs="Times New Roman"/>
-            <w:noProof/>
-            <w:webHidden/>
-            <w:sz w:val="24"/>
-            <w:szCs w:val="24"/>
+            <w:noProof/>
+            <w:webHidden/>
+          </w:rPr>
+          <w:instrText xml:space="preserve"> PAGEREF _Toc240399313 \h </w:instrText>
+        </w:r>
+        <w:r>
+          <w:rPr>
+            <w:noProof/>
+            <w:webHidden/>
+          </w:rPr>
+        </w:r>
+        <w:r>
+          <w:rPr>
+            <w:noProof/>
+            <w:webHidden/>
           </w:rPr>
           <w:fldChar w:fldCharType="separate"/>
         </w:r>
         <w:r>
           <w:rPr>
-            <w:rFonts w:ascii="Times New Roman" w:hAnsi="Times New Roman" w:cs="Times New Roman"/>
-            <w:noProof/>
-            <w:webHidden/>
-            <w:sz w:val="24"/>
-            <w:szCs w:val="24"/>
+            <w:noProof/>
+            <w:webHidden/>
           </w:rPr>
           <w:t>6</w:t>
         </w:r>
         <w:r>
           <w:rPr>
-            <w:rFonts w:ascii="Times New Roman" w:hAnsi="Times New Roman" w:cs="Times New Roman"/>
-            <w:noProof/>
-            <w:webHidden/>
-            <w:sz w:val="24"/>
-            <w:szCs w:val="24"/>
+            <w:noProof/>
+            <w:webHidden/>
           </w:rPr>
           <w:fldChar w:fldCharType="end"/>
         </w:r>
@@ -1276,7 +1069,7 @@
           <w:tab w:val="right" w:leader="dot" w:pos="10070"/>
         </w:tabs>
         <w:rPr>
-          <w:rFonts w:ascii="Times New Roman" w:hAnsi="Times New Roman" w:cs="Times New Roman"/>
+          <w:rFonts w:asciiTheme="minorHAnsi" w:hAnsiTheme="minorHAnsi"/>
           <w:noProof/>
           <w:color w:val="auto"/>
           <w:kern w:val="2"/>
@@ -1286,83 +1079,60 @@
           <w14:ligatures w14:val="standardContextual"/>
         </w:rPr>
       </w:pPr>
-      <w:hyperlink w:anchor="_Toc240395960" w:history="1">
+      <w:hyperlink w:anchor="_Toc240399314" w:history="1">
         <w:r>
           <w:rPr>
             <w:rStyle w:val="Hyperlink"/>
             <w:rFonts w:ascii="Times New Roman" w:hAnsi="Times New Roman" w:cs="Times New Roman"/>
             <w:noProof/>
-            <w:sz w:val="24"/>
-            <w:szCs w:val="24"/>
           </w:rPr>
           <w:t>4. Project Requirements</w:t>
         </w:r>
         <w:r>
           <w:rPr>
-            <w:rFonts w:ascii="Times New Roman" w:hAnsi="Times New Roman" w:cs="Times New Roman"/>
-            <w:noProof/>
-            <w:webHidden/>
-            <w:sz w:val="24"/>
-            <w:szCs w:val="24"/>
+            <w:noProof/>
+            <w:webHidden/>
           </w:rPr>
           <w:tab/>
         </w:r>
         <w:r>
           <w:rPr>
-            <w:rFonts w:ascii="Times New Roman" w:hAnsi="Times New Roman" w:cs="Times New Roman"/>
-            <w:noProof/>
-            <w:webHidden/>
-            <w:sz w:val="24"/>
-            <w:szCs w:val="24"/>
+            <w:noProof/>
+            <w:webHidden/>
           </w:rPr>
           <w:fldChar w:fldCharType="begin"/>
         </w:r>
         <w:r>
           <w:rPr>
-            <w:rFonts w:ascii="Times New Roman" w:hAnsi="Times New Roman" w:cs="Times New Roman"/>
-            <w:noProof/>
-            <w:webHidden/>
-            <w:sz w:val="24"/>
-            <w:szCs w:val="24"/>
-          </w:rPr>
-          <w:instrText xml:space="preserve"> PAGEREF _Toc240395960 \h </w:instrText>
-        </w:r>
-        <w:r>
-          <w:rPr>
-            <w:rFonts w:ascii="Times New Roman" w:hAnsi="Times New Roman" w:cs="Times New Roman"/>
-            <w:noProof/>
-            <w:webHidden/>
-            <w:sz w:val="24"/>
-            <w:szCs w:val="24"/>
-          </w:rPr>
-        </w:r>
-        <w:r>
-          <w:rPr>
-            <w:rFonts w:ascii="Times New Roman" w:hAnsi="Times New Roman" w:cs="Times New Roman"/>
-            <w:noProof/>
-            <w:webHidden/>
-            <w:sz w:val="24"/>
-            <w:szCs w:val="24"/>
+            <w:noProof/>
+            <w:webHidden/>
+          </w:rPr>
+          <w:instrText xml:space="preserve"> PAGEREF _Toc240399314 \h </w:instrText>
+        </w:r>
+        <w:r>
+          <w:rPr>
+            <w:noProof/>
+            <w:webHidden/>
+          </w:rPr>
+        </w:r>
+        <w:r>
+          <w:rPr>
+            <w:noProof/>
+            <w:webHidden/>
           </w:rPr>
           <w:fldChar w:fldCharType="separate"/>
         </w:r>
         <w:r>
           <w:rPr>
-            <w:rFonts w:ascii="Times New Roman" w:hAnsi="Times New Roman" w:cs="Times New Roman"/>
-            <w:noProof/>
-            <w:webHidden/>
-            <w:sz w:val="24"/>
-            <w:szCs w:val="24"/>
+            <w:noProof/>
+            <w:webHidden/>
           </w:rPr>
           <w:t>7</w:t>
         </w:r>
         <w:r>
           <w:rPr>
-            <w:rFonts w:ascii="Times New Roman" w:hAnsi="Times New Roman" w:cs="Times New Roman"/>
-            <w:noProof/>
-            <w:webHidden/>
-            <w:sz w:val="24"/>
-            <w:szCs w:val="24"/>
+            <w:noProof/>
+            <w:webHidden/>
           </w:rPr>
           <w:fldChar w:fldCharType="end"/>
         </w:r>
@@ -1375,7 +1145,7 @@
           <w:tab w:val="right" w:leader="dot" w:pos="10070"/>
         </w:tabs>
         <w:rPr>
-          <w:rFonts w:ascii="Times New Roman" w:hAnsi="Times New Roman" w:cs="Times New Roman"/>
+          <w:rFonts w:asciiTheme="minorHAnsi" w:hAnsiTheme="minorHAnsi"/>
           <w:noProof/>
           <w:color w:val="auto"/>
           <w:kern w:val="2"/>
@@ -1385,83 +1155,60 @@
           <w14:ligatures w14:val="standardContextual"/>
         </w:rPr>
       </w:pPr>
-      <w:hyperlink w:anchor="_Toc240395961" w:history="1">
+      <w:hyperlink w:anchor="_Toc240399315" w:history="1">
         <w:r>
           <w:rPr>
             <w:rStyle w:val="Hyperlink"/>
             <w:rFonts w:ascii="Times New Roman" w:hAnsi="Times New Roman" w:cs="Times New Roman"/>
             <w:noProof/>
-            <w:sz w:val="24"/>
-            <w:szCs w:val="24"/>
           </w:rPr>
           <w:t>4.1 Functional Requirements</w:t>
         </w:r>
         <w:r>
           <w:rPr>
-            <w:rFonts w:ascii="Times New Roman" w:hAnsi="Times New Roman" w:cs="Times New Roman"/>
-            <w:noProof/>
-            <w:webHidden/>
-            <w:sz w:val="24"/>
-            <w:szCs w:val="24"/>
+            <w:noProof/>
+            <w:webHidden/>
           </w:rPr>
           <w:tab/>
         </w:r>
         <w:r>
           <w:rPr>
-            <w:rFonts w:ascii="Times New Roman" w:hAnsi="Times New Roman" w:cs="Times New Roman"/>
-            <w:noProof/>
-            <w:webHidden/>
-            <w:sz w:val="24"/>
-            <w:szCs w:val="24"/>
+            <w:noProof/>
+            <w:webHidden/>
           </w:rPr>
           <w:fldChar w:fldCharType="begin"/>
         </w:r>
         <w:r>
           <w:rPr>
-            <w:rFonts w:ascii="Times New Roman" w:hAnsi="Times New Roman" w:cs="Times New Roman"/>
-            <w:noProof/>
-            <w:webHidden/>
-            <w:sz w:val="24"/>
-            <w:szCs w:val="24"/>
-          </w:rPr>
-          <w:instrText xml:space="preserve"> PAGEREF _Toc240395961 \h </w:instrText>
-        </w:r>
-        <w:r>
-          <w:rPr>
-            <w:rFonts w:ascii="Times New Roman" w:hAnsi="Times New Roman" w:cs="Times New Roman"/>
-            <w:noProof/>
-            <w:webHidden/>
-            <w:sz w:val="24"/>
-            <w:szCs w:val="24"/>
-          </w:rPr>
-        </w:r>
-        <w:r>
-          <w:rPr>
-            <w:rFonts w:ascii="Times New Roman" w:hAnsi="Times New Roman" w:cs="Times New Roman"/>
-            <w:noProof/>
-            <w:webHidden/>
-            <w:sz w:val="24"/>
-            <w:szCs w:val="24"/>
+            <w:noProof/>
+            <w:webHidden/>
+          </w:rPr>
+          <w:instrText xml:space="preserve"> PAGEREF _Toc240399315 \h </w:instrText>
+        </w:r>
+        <w:r>
+          <w:rPr>
+            <w:noProof/>
+            <w:webHidden/>
+          </w:rPr>
+        </w:r>
+        <w:r>
+          <w:rPr>
+            <w:noProof/>
+            <w:webHidden/>
           </w:rPr>
           <w:fldChar w:fldCharType="separate"/>
         </w:r>
         <w:r>
           <w:rPr>
-            <w:rFonts w:ascii="Times New Roman" w:hAnsi="Times New Roman" w:cs="Times New Roman"/>
-            <w:noProof/>
-            <w:webHidden/>
-            <w:sz w:val="24"/>
-            <w:szCs w:val="24"/>
+            <w:noProof/>
+            <w:webHidden/>
           </w:rPr>
           <w:t>7</w:t>
         </w:r>
         <w:r>
           <w:rPr>
-            <w:rFonts w:ascii="Times New Roman" w:hAnsi="Times New Roman" w:cs="Times New Roman"/>
-            <w:noProof/>
-            <w:webHidden/>
-            <w:sz w:val="24"/>
-            <w:szCs w:val="24"/>
+            <w:noProof/>
+            <w:webHidden/>
           </w:rPr>
           <w:fldChar w:fldCharType="end"/>
         </w:r>
@@ -1474,7 +1221,7 @@
           <w:tab w:val="right" w:leader="dot" w:pos="10070"/>
         </w:tabs>
         <w:rPr>
-          <w:rFonts w:ascii="Times New Roman" w:hAnsi="Times New Roman" w:cs="Times New Roman"/>
+          <w:rFonts w:asciiTheme="minorHAnsi" w:hAnsiTheme="minorHAnsi"/>
           <w:noProof/>
           <w:color w:val="auto"/>
           <w:kern w:val="2"/>
@@ -1484,83 +1231,60 @@
           <w14:ligatures w14:val="standardContextual"/>
         </w:rPr>
       </w:pPr>
-      <w:hyperlink w:anchor="_Toc240395962" w:history="1">
+      <w:hyperlink w:anchor="_Toc240399316" w:history="1">
         <w:r>
           <w:rPr>
             <w:rStyle w:val="Hyperlink"/>
             <w:rFonts w:ascii="Times New Roman" w:hAnsi="Times New Roman" w:cs="Times New Roman"/>
             <w:noProof/>
-            <w:sz w:val="24"/>
-            <w:szCs w:val="24"/>
           </w:rPr>
           <w:t>4.2 Non-Functional Requirements</w:t>
         </w:r>
         <w:r>
           <w:rPr>
-            <w:rFonts w:ascii="Times New Roman" w:hAnsi="Times New Roman" w:cs="Times New Roman"/>
-            <w:noProof/>
-            <w:webHidden/>
-            <w:sz w:val="24"/>
-            <w:szCs w:val="24"/>
+            <w:noProof/>
+            <w:webHidden/>
           </w:rPr>
           <w:tab/>
         </w:r>
         <w:r>
           <w:rPr>
-            <w:rFonts w:ascii="Times New Roman" w:hAnsi="Times New Roman" w:cs="Times New Roman"/>
-            <w:noProof/>
-            <w:webHidden/>
-            <w:sz w:val="24"/>
-            <w:szCs w:val="24"/>
+            <w:noProof/>
+            <w:webHidden/>
           </w:rPr>
           <w:fldChar w:fldCharType="begin"/>
         </w:r>
         <w:r>
           <w:rPr>
-            <w:rFonts w:ascii="Times New Roman" w:hAnsi="Times New Roman" w:cs="Times New Roman"/>
-            <w:noProof/>
-            <w:webHidden/>
-            <w:sz w:val="24"/>
-            <w:szCs w:val="24"/>
-          </w:rPr>
-          <w:instrText xml:space="preserve"> PAGEREF _Toc240395962 \h </w:instrText>
-        </w:r>
-        <w:r>
-          <w:rPr>
-            <w:rFonts w:ascii="Times New Roman" w:hAnsi="Times New Roman" w:cs="Times New Roman"/>
-            <w:noProof/>
-            <w:webHidden/>
-            <w:sz w:val="24"/>
-            <w:szCs w:val="24"/>
-          </w:rPr>
-        </w:r>
-        <w:r>
-          <w:rPr>
-            <w:rFonts w:ascii="Times New Roman" w:hAnsi="Times New Roman" w:cs="Times New Roman"/>
-            <w:noProof/>
-            <w:webHidden/>
-            <w:sz w:val="24"/>
-            <w:szCs w:val="24"/>
+            <w:noProof/>
+            <w:webHidden/>
+          </w:rPr>
+          <w:instrText xml:space="preserve"> PAGEREF _Toc240399316 \h </w:instrText>
+        </w:r>
+        <w:r>
+          <w:rPr>
+            <w:noProof/>
+            <w:webHidden/>
+          </w:rPr>
+        </w:r>
+        <w:r>
+          <w:rPr>
+            <w:noProof/>
+            <w:webHidden/>
           </w:rPr>
           <w:fldChar w:fldCharType="separate"/>
         </w:r>
         <w:r>
           <w:rPr>
-            <w:rFonts w:ascii="Times New Roman" w:hAnsi="Times New Roman" w:cs="Times New Roman"/>
-            <w:noProof/>
-            <w:webHidden/>
-            <w:sz w:val="24"/>
-            <w:szCs w:val="24"/>
+            <w:noProof/>
+            <w:webHidden/>
           </w:rPr>
           <w:t>7</w:t>
         </w:r>
         <w:r>
           <w:rPr>
-            <w:rFonts w:ascii="Times New Roman" w:hAnsi="Times New Roman" w:cs="Times New Roman"/>
-            <w:noProof/>
-            <w:webHidden/>
-            <w:sz w:val="24"/>
-            <w:szCs w:val="24"/>
+            <w:noProof/>
+            <w:webHidden/>
           </w:rPr>
           <w:fldChar w:fldCharType="end"/>
         </w:r>
@@ -1573,7 +1297,7 @@
           <w:tab w:val="right" w:leader="dot" w:pos="10070"/>
         </w:tabs>
         <w:rPr>
-          <w:rFonts w:ascii="Times New Roman" w:hAnsi="Times New Roman" w:cs="Times New Roman"/>
+          <w:rFonts w:asciiTheme="minorHAnsi" w:hAnsiTheme="minorHAnsi"/>
           <w:noProof/>
           <w:color w:val="auto"/>
           <w:kern w:val="2"/>
@@ -1583,83 +1307,60 @@
           <w14:ligatures w14:val="standardContextual"/>
         </w:rPr>
       </w:pPr>
-      <w:hyperlink w:anchor="_Toc240395963" w:history="1">
+      <w:hyperlink w:anchor="_Toc240399317" w:history="1">
         <w:r>
           <w:rPr>
             <w:rStyle w:val="Hyperlink"/>
             <w:rFonts w:ascii="Times New Roman" w:hAnsi="Times New Roman" w:cs="Times New Roman"/>
             <w:noProof/>
-            <w:sz w:val="24"/>
-            <w:szCs w:val="24"/>
           </w:rPr>
           <w:t>5. System Architecture / Workflow</w:t>
         </w:r>
         <w:r>
           <w:rPr>
-            <w:rFonts w:ascii="Times New Roman" w:hAnsi="Times New Roman" w:cs="Times New Roman"/>
-            <w:noProof/>
-            <w:webHidden/>
-            <w:sz w:val="24"/>
-            <w:szCs w:val="24"/>
+            <w:noProof/>
+            <w:webHidden/>
           </w:rPr>
           <w:tab/>
         </w:r>
         <w:r>
           <w:rPr>
-            <w:rFonts w:ascii="Times New Roman" w:hAnsi="Times New Roman" w:cs="Times New Roman"/>
-            <w:noProof/>
-            <w:webHidden/>
-            <w:sz w:val="24"/>
-            <w:szCs w:val="24"/>
+            <w:noProof/>
+            <w:webHidden/>
           </w:rPr>
           <w:fldChar w:fldCharType="begin"/>
         </w:r>
         <w:r>
           <w:rPr>
-            <w:rFonts w:ascii="Times New Roman" w:hAnsi="Times New Roman" w:cs="Times New Roman"/>
-            <w:noProof/>
-            <w:webHidden/>
-            <w:sz w:val="24"/>
-            <w:szCs w:val="24"/>
-          </w:rPr>
-          <w:instrText xml:space="preserve"> PAGEREF _Toc240395963 \h </w:instrText>
-        </w:r>
-        <w:r>
-          <w:rPr>
-            <w:rFonts w:ascii="Times New Roman" w:hAnsi="Times New Roman" w:cs="Times New Roman"/>
-            <w:noProof/>
-            <w:webHidden/>
-            <w:sz w:val="24"/>
-            <w:szCs w:val="24"/>
-          </w:rPr>
-        </w:r>
-        <w:r>
-          <w:rPr>
-            <w:rFonts w:ascii="Times New Roman" w:hAnsi="Times New Roman" w:cs="Times New Roman"/>
-            <w:noProof/>
-            <w:webHidden/>
-            <w:sz w:val="24"/>
-            <w:szCs w:val="24"/>
+            <w:noProof/>
+            <w:webHidden/>
+          </w:rPr>
+          <w:instrText xml:space="preserve"> PAGEREF _Toc240399317 \h </w:instrText>
+        </w:r>
+        <w:r>
+          <w:rPr>
+            <w:noProof/>
+            <w:webHidden/>
+          </w:rPr>
+        </w:r>
+        <w:r>
+          <w:rPr>
+            <w:noProof/>
+            <w:webHidden/>
           </w:rPr>
           <w:fldChar w:fldCharType="separate"/>
         </w:r>
         <w:r>
           <w:rPr>
-            <w:rFonts w:ascii="Times New Roman" w:hAnsi="Times New Roman" w:cs="Times New Roman"/>
-            <w:noProof/>
-            <w:webHidden/>
-            <w:sz w:val="24"/>
-            <w:szCs w:val="24"/>
+            <w:noProof/>
+            <w:webHidden/>
           </w:rPr>
           <w:t>8</w:t>
         </w:r>
         <w:r>
           <w:rPr>
-            <w:rFonts w:ascii="Times New Roman" w:hAnsi="Times New Roman" w:cs="Times New Roman"/>
-            <w:noProof/>
-            <w:webHidden/>
-            <w:sz w:val="24"/>
-            <w:szCs w:val="24"/>
+            <w:noProof/>
+            <w:webHidden/>
           </w:rPr>
           <w:fldChar w:fldCharType="end"/>
         </w:r>
@@ -1672,7 +1373,7 @@
           <w:tab w:val="right" w:leader="dot" w:pos="10070"/>
         </w:tabs>
         <w:rPr>
-          <w:rFonts w:ascii="Times New Roman" w:hAnsi="Times New Roman" w:cs="Times New Roman"/>
+          <w:rFonts w:asciiTheme="minorHAnsi" w:hAnsiTheme="minorHAnsi"/>
           <w:noProof/>
           <w:color w:val="auto"/>
           <w:kern w:val="2"/>
@@ -1682,83 +1383,60 @@
           <w14:ligatures w14:val="standardContextual"/>
         </w:rPr>
       </w:pPr>
-      <w:hyperlink w:anchor="_Toc240395964" w:history="1">
+      <w:hyperlink w:anchor="_Toc240399318" w:history="1">
         <w:r>
           <w:rPr>
             <w:rStyle w:val="Hyperlink"/>
             <w:rFonts w:ascii="Times New Roman" w:hAnsi="Times New Roman" w:cs="Times New Roman"/>
             <w:noProof/>
-            <w:sz w:val="24"/>
-            <w:szCs w:val="24"/>
           </w:rPr>
           <w:t>5.1 Resume Parsing Flow</w:t>
         </w:r>
         <w:r>
           <w:rPr>
-            <w:rFonts w:ascii="Times New Roman" w:hAnsi="Times New Roman" w:cs="Times New Roman"/>
-            <w:noProof/>
-            <w:webHidden/>
-            <w:sz w:val="24"/>
-            <w:szCs w:val="24"/>
+            <w:noProof/>
+            <w:webHidden/>
           </w:rPr>
           <w:tab/>
         </w:r>
         <w:r>
           <w:rPr>
-            <w:rFonts w:ascii="Times New Roman" w:hAnsi="Times New Roman" w:cs="Times New Roman"/>
-            <w:noProof/>
-            <w:webHidden/>
-            <w:sz w:val="24"/>
-            <w:szCs w:val="24"/>
+            <w:noProof/>
+            <w:webHidden/>
           </w:rPr>
           <w:fldChar w:fldCharType="begin"/>
         </w:r>
         <w:r>
           <w:rPr>
-            <w:rFonts w:ascii="Times New Roman" w:hAnsi="Times New Roman" w:cs="Times New Roman"/>
-            <w:noProof/>
-            <w:webHidden/>
-            <w:sz w:val="24"/>
-            <w:szCs w:val="24"/>
-          </w:rPr>
-          <w:instrText xml:space="preserve"> PAGEREF _Toc240395964 \h </w:instrText>
-        </w:r>
-        <w:r>
-          <w:rPr>
-            <w:rFonts w:ascii="Times New Roman" w:hAnsi="Times New Roman" w:cs="Times New Roman"/>
-            <w:noProof/>
-            <w:webHidden/>
-            <w:sz w:val="24"/>
-            <w:szCs w:val="24"/>
-          </w:rPr>
-        </w:r>
-        <w:r>
-          <w:rPr>
-            <w:rFonts w:ascii="Times New Roman" w:hAnsi="Times New Roman" w:cs="Times New Roman"/>
-            <w:noProof/>
-            <w:webHidden/>
-            <w:sz w:val="24"/>
-            <w:szCs w:val="24"/>
+            <w:noProof/>
+            <w:webHidden/>
+          </w:rPr>
+          <w:instrText xml:space="preserve"> PAGEREF _Toc240399318 \h </w:instrText>
+        </w:r>
+        <w:r>
+          <w:rPr>
+            <w:noProof/>
+            <w:webHidden/>
+          </w:rPr>
+        </w:r>
+        <w:r>
+          <w:rPr>
+            <w:noProof/>
+            <w:webHidden/>
           </w:rPr>
           <w:fldChar w:fldCharType="separate"/>
         </w:r>
         <w:r>
           <w:rPr>
-            <w:rFonts w:ascii="Times New Roman" w:hAnsi="Times New Roman" w:cs="Times New Roman"/>
-            <w:noProof/>
-            <w:webHidden/>
-            <w:sz w:val="24"/>
-            <w:szCs w:val="24"/>
+            <w:noProof/>
+            <w:webHidden/>
           </w:rPr>
           <w:t>8</w:t>
         </w:r>
         <w:r>
           <w:rPr>
-            <w:rFonts w:ascii="Times New Roman" w:hAnsi="Times New Roman" w:cs="Times New Roman"/>
-            <w:noProof/>
-            <w:webHidden/>
-            <w:sz w:val="24"/>
-            <w:szCs w:val="24"/>
+            <w:noProof/>
+            <w:webHidden/>
           </w:rPr>
           <w:fldChar w:fldCharType="end"/>
         </w:r>
@@ -1771,7 +1449,7 @@
           <w:tab w:val="right" w:leader="dot" w:pos="10070"/>
         </w:tabs>
         <w:rPr>
-          <w:rFonts w:ascii="Times New Roman" w:hAnsi="Times New Roman" w:cs="Times New Roman"/>
+          <w:rFonts w:asciiTheme="minorHAnsi" w:hAnsiTheme="minorHAnsi"/>
           <w:noProof/>
           <w:color w:val="auto"/>
           <w:kern w:val="2"/>
@@ -1781,83 +1459,60 @@
           <w14:ligatures w14:val="standardContextual"/>
         </w:rPr>
       </w:pPr>
-      <w:hyperlink w:anchor="_Toc240395965" w:history="1">
+      <w:hyperlink w:anchor="_Toc240399319" w:history="1">
         <w:r>
           <w:rPr>
             <w:rStyle w:val="Hyperlink"/>
             <w:rFonts w:ascii="Times New Roman" w:hAnsi="Times New Roman" w:cs="Times New Roman"/>
             <w:noProof/>
-            <w:sz w:val="24"/>
-            <w:szCs w:val="24"/>
           </w:rPr>
           <w:t>5.2 Internship Matching Flow</w:t>
         </w:r>
         <w:r>
           <w:rPr>
-            <w:rFonts w:ascii="Times New Roman" w:hAnsi="Times New Roman" w:cs="Times New Roman"/>
-            <w:noProof/>
-            <w:webHidden/>
-            <w:sz w:val="24"/>
-            <w:szCs w:val="24"/>
+            <w:noProof/>
+            <w:webHidden/>
           </w:rPr>
           <w:tab/>
         </w:r>
         <w:r>
           <w:rPr>
-            <w:rFonts w:ascii="Times New Roman" w:hAnsi="Times New Roman" w:cs="Times New Roman"/>
-            <w:noProof/>
-            <w:webHidden/>
-            <w:sz w:val="24"/>
-            <w:szCs w:val="24"/>
+            <w:noProof/>
+            <w:webHidden/>
           </w:rPr>
           <w:fldChar w:fldCharType="begin"/>
         </w:r>
         <w:r>
           <w:rPr>
-            <w:rFonts w:ascii="Times New Roman" w:hAnsi="Times New Roman" w:cs="Times New Roman"/>
-            <w:noProof/>
-            <w:webHidden/>
-            <w:sz w:val="24"/>
-            <w:szCs w:val="24"/>
-          </w:rPr>
-          <w:instrText xml:space="preserve"> PAGEREF _Toc240395965 \h </w:instrText>
-        </w:r>
-        <w:r>
-          <w:rPr>
-            <w:rFonts w:ascii="Times New Roman" w:hAnsi="Times New Roman" w:cs="Times New Roman"/>
-            <w:noProof/>
-            <w:webHidden/>
-            <w:sz w:val="24"/>
-            <w:szCs w:val="24"/>
-          </w:rPr>
-        </w:r>
-        <w:r>
-          <w:rPr>
-            <w:rFonts w:ascii="Times New Roman" w:hAnsi="Times New Roman" w:cs="Times New Roman"/>
-            <w:noProof/>
-            <w:webHidden/>
-            <w:sz w:val="24"/>
-            <w:szCs w:val="24"/>
+            <w:noProof/>
+            <w:webHidden/>
+          </w:rPr>
+          <w:instrText xml:space="preserve"> PAGEREF _Toc240399319 \h </w:instrText>
+        </w:r>
+        <w:r>
+          <w:rPr>
+            <w:noProof/>
+            <w:webHidden/>
+          </w:rPr>
+        </w:r>
+        <w:r>
+          <w:rPr>
+            <w:noProof/>
+            <w:webHidden/>
           </w:rPr>
           <w:fldChar w:fldCharType="separate"/>
         </w:r>
         <w:r>
           <w:rPr>
-            <w:rFonts w:ascii="Times New Roman" w:hAnsi="Times New Roman" w:cs="Times New Roman"/>
-            <w:noProof/>
-            <w:webHidden/>
-            <w:sz w:val="24"/>
-            <w:szCs w:val="24"/>
+            <w:noProof/>
+            <w:webHidden/>
           </w:rPr>
           <w:t>8</w:t>
         </w:r>
         <w:r>
           <w:rPr>
-            <w:rFonts w:ascii="Times New Roman" w:hAnsi="Times New Roman" w:cs="Times New Roman"/>
-            <w:noProof/>
-            <w:webHidden/>
-            <w:sz w:val="24"/>
-            <w:szCs w:val="24"/>
+            <w:noProof/>
+            <w:webHidden/>
           </w:rPr>
           <w:fldChar w:fldCharType="end"/>
         </w:r>
@@ -1870,7 +1525,7 @@
           <w:tab w:val="right" w:leader="dot" w:pos="10070"/>
         </w:tabs>
         <w:rPr>
-          <w:rFonts w:ascii="Times New Roman" w:hAnsi="Times New Roman" w:cs="Times New Roman"/>
+          <w:rFonts w:asciiTheme="minorHAnsi" w:hAnsiTheme="minorHAnsi"/>
           <w:noProof/>
           <w:color w:val="auto"/>
           <w:kern w:val="2"/>
@@ -1880,83 +1535,60 @@
           <w14:ligatures w14:val="standardContextual"/>
         </w:rPr>
       </w:pPr>
-      <w:hyperlink w:anchor="_Toc240395966" w:history="1">
+      <w:hyperlink w:anchor="_Toc240399320" w:history="1">
         <w:r>
           <w:rPr>
             <w:rStyle w:val="Hyperlink"/>
             <w:rFonts w:ascii="Times New Roman" w:hAnsi="Times New Roman" w:cs="Times New Roman"/>
             <w:noProof/>
-            <w:sz w:val="24"/>
-            <w:szCs w:val="24"/>
           </w:rPr>
           <w:t>5.3 Database Schema</w:t>
         </w:r>
         <w:r>
           <w:rPr>
-            <w:rFonts w:ascii="Times New Roman" w:hAnsi="Times New Roman" w:cs="Times New Roman"/>
-            <w:noProof/>
-            <w:webHidden/>
-            <w:sz w:val="24"/>
-            <w:szCs w:val="24"/>
+            <w:noProof/>
+            <w:webHidden/>
           </w:rPr>
           <w:tab/>
         </w:r>
         <w:r>
           <w:rPr>
-            <w:rFonts w:ascii="Times New Roman" w:hAnsi="Times New Roman" w:cs="Times New Roman"/>
-            <w:noProof/>
-            <w:webHidden/>
-            <w:sz w:val="24"/>
-            <w:szCs w:val="24"/>
+            <w:noProof/>
+            <w:webHidden/>
           </w:rPr>
           <w:fldChar w:fldCharType="begin"/>
         </w:r>
         <w:r>
           <w:rPr>
-            <w:rFonts w:ascii="Times New Roman" w:hAnsi="Times New Roman" w:cs="Times New Roman"/>
-            <w:noProof/>
-            <w:webHidden/>
-            <w:sz w:val="24"/>
-            <w:szCs w:val="24"/>
-          </w:rPr>
-          <w:instrText xml:space="preserve"> PAGEREF _Toc240395966 \h </w:instrText>
-        </w:r>
-        <w:r>
-          <w:rPr>
-            <w:rFonts w:ascii="Times New Roman" w:hAnsi="Times New Roman" w:cs="Times New Roman"/>
-            <w:noProof/>
-            <w:webHidden/>
-            <w:sz w:val="24"/>
-            <w:szCs w:val="24"/>
-          </w:rPr>
-        </w:r>
-        <w:r>
-          <w:rPr>
-            <w:rFonts w:ascii="Times New Roman" w:hAnsi="Times New Roman" w:cs="Times New Roman"/>
-            <w:noProof/>
-            <w:webHidden/>
-            <w:sz w:val="24"/>
-            <w:szCs w:val="24"/>
+            <w:noProof/>
+            <w:webHidden/>
+          </w:rPr>
+          <w:instrText xml:space="preserve"> PAGEREF _Toc240399320 \h </w:instrText>
+        </w:r>
+        <w:r>
+          <w:rPr>
+            <w:noProof/>
+            <w:webHidden/>
+          </w:rPr>
+        </w:r>
+        <w:r>
+          <w:rPr>
+            <w:noProof/>
+            <w:webHidden/>
           </w:rPr>
           <w:fldChar w:fldCharType="separate"/>
         </w:r>
         <w:r>
           <w:rPr>
-            <w:rFonts w:ascii="Times New Roman" w:hAnsi="Times New Roman" w:cs="Times New Roman"/>
-            <w:noProof/>
-            <w:webHidden/>
-            <w:sz w:val="24"/>
-            <w:szCs w:val="24"/>
+            <w:noProof/>
+            <w:webHidden/>
           </w:rPr>
           <w:t>9</w:t>
         </w:r>
         <w:r>
           <w:rPr>
-            <w:rFonts w:ascii="Times New Roman" w:hAnsi="Times New Roman" w:cs="Times New Roman"/>
-            <w:noProof/>
-            <w:webHidden/>
-            <w:sz w:val="24"/>
-            <w:szCs w:val="24"/>
+            <w:noProof/>
+            <w:webHidden/>
           </w:rPr>
           <w:fldChar w:fldCharType="end"/>
         </w:r>
@@ -1969,7 +1601,7 @@
           <w:tab w:val="right" w:leader="dot" w:pos="10070"/>
         </w:tabs>
         <w:rPr>
-          <w:rFonts w:ascii="Times New Roman" w:hAnsi="Times New Roman" w:cs="Times New Roman"/>
+          <w:rFonts w:asciiTheme="minorHAnsi" w:hAnsiTheme="minorHAnsi"/>
           <w:noProof/>
           <w:color w:val="auto"/>
           <w:kern w:val="2"/>
@@ -1979,83 +1611,60 @@
           <w14:ligatures w14:val="standardContextual"/>
         </w:rPr>
       </w:pPr>
-      <w:hyperlink w:anchor="_Toc240395967" w:history="1">
+      <w:hyperlink w:anchor="_Toc240399321" w:history="1">
         <w:r>
           <w:rPr>
             <w:rStyle w:val="Hyperlink"/>
             <w:rFonts w:ascii="Times New Roman" w:hAnsi="Times New Roman" w:cs="Times New Roman"/>
             <w:noProof/>
-            <w:sz w:val="24"/>
-            <w:szCs w:val="24"/>
           </w:rPr>
           <w:t>6. Product Backlog</w:t>
         </w:r>
         <w:r>
           <w:rPr>
-            <w:rFonts w:ascii="Times New Roman" w:hAnsi="Times New Roman" w:cs="Times New Roman"/>
-            <w:noProof/>
-            <w:webHidden/>
-            <w:sz w:val="24"/>
-            <w:szCs w:val="24"/>
+            <w:noProof/>
+            <w:webHidden/>
           </w:rPr>
           <w:tab/>
         </w:r>
         <w:r>
           <w:rPr>
-            <w:rFonts w:ascii="Times New Roman" w:hAnsi="Times New Roman" w:cs="Times New Roman"/>
-            <w:noProof/>
-            <w:webHidden/>
-            <w:sz w:val="24"/>
-            <w:szCs w:val="24"/>
+            <w:noProof/>
+            <w:webHidden/>
           </w:rPr>
           <w:fldChar w:fldCharType="begin"/>
         </w:r>
         <w:r>
           <w:rPr>
-            <w:rFonts w:ascii="Times New Roman" w:hAnsi="Times New Roman" w:cs="Times New Roman"/>
-            <w:noProof/>
-            <w:webHidden/>
-            <w:sz w:val="24"/>
-            <w:szCs w:val="24"/>
-          </w:rPr>
-          <w:instrText xml:space="preserve"> PAGEREF _Toc240395967 \h </w:instrText>
-        </w:r>
-        <w:r>
-          <w:rPr>
-            <w:rFonts w:ascii="Times New Roman" w:hAnsi="Times New Roman" w:cs="Times New Roman"/>
-            <w:noProof/>
-            <w:webHidden/>
-            <w:sz w:val="24"/>
-            <w:szCs w:val="24"/>
-          </w:rPr>
-        </w:r>
-        <w:r>
-          <w:rPr>
-            <w:rFonts w:ascii="Times New Roman" w:hAnsi="Times New Roman" w:cs="Times New Roman"/>
-            <w:noProof/>
-            <w:webHidden/>
-            <w:sz w:val="24"/>
-            <w:szCs w:val="24"/>
+            <w:noProof/>
+            <w:webHidden/>
+          </w:rPr>
+          <w:instrText xml:space="preserve"> PAGEREF _Toc240399321 \h </w:instrText>
+        </w:r>
+        <w:r>
+          <w:rPr>
+            <w:noProof/>
+            <w:webHidden/>
+          </w:rPr>
+        </w:r>
+        <w:r>
+          <w:rPr>
+            <w:noProof/>
+            <w:webHidden/>
           </w:rPr>
           <w:fldChar w:fldCharType="separate"/>
         </w:r>
         <w:r>
           <w:rPr>
-            <w:rFonts w:ascii="Times New Roman" w:hAnsi="Times New Roman" w:cs="Times New Roman"/>
-            <w:noProof/>
-            <w:webHidden/>
-            <w:sz w:val="24"/>
-            <w:szCs w:val="24"/>
+            <w:noProof/>
+            <w:webHidden/>
           </w:rPr>
           <w:t>10</w:t>
         </w:r>
         <w:r>
           <w:rPr>
-            <w:rFonts w:ascii="Times New Roman" w:hAnsi="Times New Roman" w:cs="Times New Roman"/>
-            <w:noProof/>
-            <w:webHidden/>
-            <w:sz w:val="24"/>
-            <w:szCs w:val="24"/>
+            <w:noProof/>
+            <w:webHidden/>
           </w:rPr>
           <w:fldChar w:fldCharType="end"/>
         </w:r>
@@ -2068,7 +1677,7 @@
           <w:tab w:val="right" w:leader="dot" w:pos="10070"/>
         </w:tabs>
         <w:rPr>
-          <w:rFonts w:ascii="Times New Roman" w:hAnsi="Times New Roman" w:cs="Times New Roman"/>
+          <w:rFonts w:asciiTheme="minorHAnsi" w:hAnsiTheme="minorHAnsi"/>
           <w:noProof/>
           <w:color w:val="auto"/>
           <w:kern w:val="2"/>
@@ -2078,83 +1687,60 @@
           <w14:ligatures w14:val="standardContextual"/>
         </w:rPr>
       </w:pPr>
-      <w:hyperlink w:anchor="_Toc240395968" w:history="1">
+      <w:hyperlink w:anchor="_Toc240399322" w:history="1">
         <w:r>
           <w:rPr>
             <w:rStyle w:val="Hyperlink"/>
             <w:rFonts w:ascii="Times New Roman" w:hAnsi="Times New Roman" w:cs="Times New Roman"/>
             <w:noProof/>
-            <w:sz w:val="24"/>
-            <w:szCs w:val="24"/>
           </w:rPr>
           <w:t>7. Sprint Planning</w:t>
         </w:r>
         <w:r>
           <w:rPr>
-            <w:rFonts w:ascii="Times New Roman" w:hAnsi="Times New Roman" w:cs="Times New Roman"/>
-            <w:noProof/>
-            <w:webHidden/>
-            <w:sz w:val="24"/>
-            <w:szCs w:val="24"/>
+            <w:noProof/>
+            <w:webHidden/>
           </w:rPr>
           <w:tab/>
         </w:r>
         <w:r>
           <w:rPr>
-            <w:rFonts w:ascii="Times New Roman" w:hAnsi="Times New Roman" w:cs="Times New Roman"/>
-            <w:noProof/>
-            <w:webHidden/>
-            <w:sz w:val="24"/>
-            <w:szCs w:val="24"/>
+            <w:noProof/>
+            <w:webHidden/>
           </w:rPr>
           <w:fldChar w:fldCharType="begin"/>
         </w:r>
         <w:r>
           <w:rPr>
-            <w:rFonts w:ascii="Times New Roman" w:hAnsi="Times New Roman" w:cs="Times New Roman"/>
-            <w:noProof/>
-            <w:webHidden/>
-            <w:sz w:val="24"/>
-            <w:szCs w:val="24"/>
-          </w:rPr>
-          <w:instrText xml:space="preserve"> PAGEREF _Toc240395968 \h </w:instrText>
-        </w:r>
-        <w:r>
-          <w:rPr>
-            <w:rFonts w:ascii="Times New Roman" w:hAnsi="Times New Roman" w:cs="Times New Roman"/>
-            <w:noProof/>
-            <w:webHidden/>
-            <w:sz w:val="24"/>
-            <w:szCs w:val="24"/>
-          </w:rPr>
-        </w:r>
-        <w:r>
-          <w:rPr>
-            <w:rFonts w:ascii="Times New Roman" w:hAnsi="Times New Roman" w:cs="Times New Roman"/>
-            <w:noProof/>
-            <w:webHidden/>
-            <w:sz w:val="24"/>
-            <w:szCs w:val="24"/>
+            <w:noProof/>
+            <w:webHidden/>
+          </w:rPr>
+          <w:instrText xml:space="preserve"> PAGEREF _Toc240399322 \h </w:instrText>
+        </w:r>
+        <w:r>
+          <w:rPr>
+            <w:noProof/>
+            <w:webHidden/>
+          </w:rPr>
+        </w:r>
+        <w:r>
+          <w:rPr>
+            <w:noProof/>
+            <w:webHidden/>
           </w:rPr>
           <w:fldChar w:fldCharType="separate"/>
         </w:r>
         <w:r>
           <w:rPr>
-            <w:rFonts w:ascii="Times New Roman" w:hAnsi="Times New Roman" w:cs="Times New Roman"/>
-            <w:noProof/>
-            <w:webHidden/>
-            <w:sz w:val="24"/>
-            <w:szCs w:val="24"/>
+            <w:noProof/>
+            <w:webHidden/>
           </w:rPr>
           <w:t>11</w:t>
         </w:r>
         <w:r>
           <w:rPr>
-            <w:rFonts w:ascii="Times New Roman" w:hAnsi="Times New Roman" w:cs="Times New Roman"/>
-            <w:noProof/>
-            <w:webHidden/>
-            <w:sz w:val="24"/>
-            <w:szCs w:val="24"/>
+            <w:noProof/>
+            <w:webHidden/>
           </w:rPr>
           <w:fldChar w:fldCharType="end"/>
         </w:r>
@@ -2167,7 +1753,7 @@
           <w:tab w:val="right" w:leader="dot" w:pos="10070"/>
         </w:tabs>
         <w:rPr>
-          <w:rFonts w:ascii="Times New Roman" w:hAnsi="Times New Roman" w:cs="Times New Roman"/>
+          <w:rFonts w:asciiTheme="minorHAnsi" w:hAnsiTheme="minorHAnsi"/>
           <w:noProof/>
           <w:color w:val="auto"/>
           <w:kern w:val="2"/>
@@ -2177,24 +1763,20 @@
           <w14:ligatures w14:val="standardContextual"/>
         </w:rPr>
       </w:pPr>
-      <w:hyperlink w:anchor="_Toc240395969" w:history="1">
+      <w:hyperlink w:anchor="_Toc240399323" w:history="1">
         <w:r>
           <w:rPr>
             <w:rStyle w:val="Hyperlink"/>
             <w:rFonts w:ascii="Times New Roman" w:hAnsi="Times New Roman" w:cs="Times New Roman"/>
             <w:noProof/>
-            <w:sz w:val="24"/>
-            <w:szCs w:val="24"/>
-          </w:rPr>
-          <w:t>Sprint 1 — Goal: Project foundation and authentication                                   [ 1</w:t>
+          </w:rPr>
+          <w:t>Sprint 1 — Goal: Project foundation and authentication [ 1</w:t>
         </w:r>
         <w:r>
           <w:rPr>
             <w:rStyle w:val="Hyperlink"/>
             <w:rFonts w:ascii="Times New Roman" w:hAnsi="Times New Roman" w:cs="Times New Roman"/>
             <w:noProof/>
-            <w:sz w:val="24"/>
-            <w:szCs w:val="24"/>
             <w:vertAlign w:val="superscript"/>
           </w:rPr>
           <w:t>st</w:t>
@@ -2204,8 +1786,6 @@
             <w:rStyle w:val="Hyperlink"/>
             <w:rFonts w:ascii="Times New Roman" w:hAnsi="Times New Roman" w:cs="Times New Roman"/>
             <w:noProof/>
-            <w:sz w:val="24"/>
-            <w:szCs w:val="24"/>
           </w:rPr>
           <w:t xml:space="preserve"> and 2</w:t>
         </w:r>
@@ -2214,8 +1794,6 @@
             <w:rStyle w:val="Hyperlink"/>
             <w:rFonts w:ascii="Times New Roman" w:hAnsi="Times New Roman" w:cs="Times New Roman"/>
             <w:noProof/>
-            <w:sz w:val="24"/>
-            <w:szCs w:val="24"/>
             <w:vertAlign w:val="superscript"/>
           </w:rPr>
           <w:t>nd</w:t>
@@ -2225,77 +1803,54 @@
             <w:rStyle w:val="Hyperlink"/>
             <w:rFonts w:ascii="Times New Roman" w:hAnsi="Times New Roman" w:cs="Times New Roman"/>
             <w:noProof/>
-            <w:sz w:val="24"/>
-            <w:szCs w:val="24"/>
           </w:rPr>
           <w:t xml:space="preserve"> week]</w:t>
         </w:r>
         <w:r>
           <w:rPr>
-            <w:rFonts w:ascii="Times New Roman" w:hAnsi="Times New Roman" w:cs="Times New Roman"/>
-            <w:noProof/>
-            <w:webHidden/>
-            <w:sz w:val="24"/>
-            <w:szCs w:val="24"/>
+            <w:noProof/>
+            <w:webHidden/>
           </w:rPr>
           <w:tab/>
         </w:r>
         <w:r>
           <w:rPr>
-            <w:rFonts w:ascii="Times New Roman" w:hAnsi="Times New Roman" w:cs="Times New Roman"/>
-            <w:noProof/>
-            <w:webHidden/>
-            <w:sz w:val="24"/>
-            <w:szCs w:val="24"/>
+            <w:noProof/>
+            <w:webHidden/>
           </w:rPr>
           <w:fldChar w:fldCharType="begin"/>
         </w:r>
         <w:r>
           <w:rPr>
-            <w:rFonts w:ascii="Times New Roman" w:hAnsi="Times New Roman" w:cs="Times New Roman"/>
-            <w:noProof/>
-            <w:webHidden/>
-            <w:sz w:val="24"/>
-            <w:szCs w:val="24"/>
-          </w:rPr>
-          <w:instrText xml:space="preserve"> PAGEREF _Toc240395969 \h </w:instrText>
-        </w:r>
-        <w:r>
-          <w:rPr>
-            <w:rFonts w:ascii="Times New Roman" w:hAnsi="Times New Roman" w:cs="Times New Roman"/>
-            <w:noProof/>
-            <w:webHidden/>
-            <w:sz w:val="24"/>
-            <w:szCs w:val="24"/>
-          </w:rPr>
-        </w:r>
-        <w:r>
-          <w:rPr>
-            <w:rFonts w:ascii="Times New Roman" w:hAnsi="Times New Roman" w:cs="Times New Roman"/>
-            <w:noProof/>
-            <w:webHidden/>
-            <w:sz w:val="24"/>
-            <w:szCs w:val="24"/>
+            <w:noProof/>
+            <w:webHidden/>
+          </w:rPr>
+          <w:instrText xml:space="preserve"> PAGEREF _Toc240399323 \h </w:instrText>
+        </w:r>
+        <w:r>
+          <w:rPr>
+            <w:noProof/>
+            <w:webHidden/>
+          </w:rPr>
+        </w:r>
+        <w:r>
+          <w:rPr>
+            <w:noProof/>
+            <w:webHidden/>
           </w:rPr>
           <w:fldChar w:fldCharType="separate"/>
         </w:r>
         <w:r>
           <w:rPr>
-            <w:rFonts w:ascii="Times New Roman" w:hAnsi="Times New Roman" w:cs="Times New Roman"/>
-            <w:noProof/>
-            <w:webHidden/>
-            <w:sz w:val="24"/>
-            <w:szCs w:val="24"/>
+            <w:noProof/>
+            <w:webHidden/>
           </w:rPr>
           <w:t>11</w:t>
         </w:r>
         <w:r>
           <w:rPr>
-            <w:rFonts w:ascii="Times New Roman" w:hAnsi="Times New Roman" w:cs="Times New Roman"/>
-            <w:noProof/>
-            <w:webHidden/>
-            <w:sz w:val="24"/>
-            <w:szCs w:val="24"/>
+            <w:noProof/>
+            <w:webHidden/>
           </w:rPr>
           <w:fldChar w:fldCharType="end"/>
         </w:r>
@@ -2308,7 +1863,7 @@
           <w:tab w:val="right" w:leader="dot" w:pos="10070"/>
         </w:tabs>
         <w:rPr>
-          <w:rFonts w:ascii="Times New Roman" w:hAnsi="Times New Roman" w:cs="Times New Roman"/>
+          <w:rFonts w:asciiTheme="minorHAnsi" w:hAnsiTheme="minorHAnsi"/>
           <w:noProof/>
           <w:color w:val="auto"/>
           <w:kern w:val="2"/>
@@ -2318,24 +1873,20 @@
           <w14:ligatures w14:val="standardContextual"/>
         </w:rPr>
       </w:pPr>
-      <w:hyperlink w:anchor="_Toc240395970" w:history="1">
+      <w:hyperlink w:anchor="_Toc240399324" w:history="1">
         <w:r>
           <w:rPr>
             <w:rStyle w:val="Hyperlink"/>
             <w:rFonts w:ascii="Times New Roman" w:hAnsi="Times New Roman" w:cs="Times New Roman"/>
             <w:noProof/>
-            <w:sz w:val="24"/>
-            <w:szCs w:val="24"/>
-          </w:rPr>
-          <w:t>Sprint 2 — Goal: Resume intelligence and internship discovery                       [ 3</w:t>
+          </w:rPr>
+          <w:t>Sprint 2 — Goal: Resume intelligence and internship discovery [ 3</w:t>
         </w:r>
         <w:r>
           <w:rPr>
             <w:rStyle w:val="Hyperlink"/>
             <w:rFonts w:ascii="Times New Roman" w:hAnsi="Times New Roman" w:cs="Times New Roman"/>
             <w:noProof/>
-            <w:sz w:val="24"/>
-            <w:szCs w:val="24"/>
             <w:vertAlign w:val="superscript"/>
           </w:rPr>
           <w:t>rd</w:t>
@@ -2345,8 +1896,6 @@
             <w:rStyle w:val="Hyperlink"/>
             <w:rFonts w:ascii="Times New Roman" w:hAnsi="Times New Roman" w:cs="Times New Roman"/>
             <w:noProof/>
-            <w:sz w:val="24"/>
-            <w:szCs w:val="24"/>
           </w:rPr>
           <w:t xml:space="preserve"> and 4</w:t>
         </w:r>
@@ -2355,8 +1904,6 @@
             <w:rStyle w:val="Hyperlink"/>
             <w:rFonts w:ascii="Times New Roman" w:hAnsi="Times New Roman" w:cs="Times New Roman"/>
             <w:noProof/>
-            <w:sz w:val="24"/>
-            <w:szCs w:val="24"/>
             <w:vertAlign w:val="superscript"/>
           </w:rPr>
           <w:t>th</w:t>
@@ -2366,77 +1913,54 @@
             <w:rStyle w:val="Hyperlink"/>
             <w:rFonts w:ascii="Times New Roman" w:hAnsi="Times New Roman" w:cs="Times New Roman"/>
             <w:noProof/>
-            <w:sz w:val="24"/>
-            <w:szCs w:val="24"/>
           </w:rPr>
           <w:t xml:space="preserve"> week]</w:t>
         </w:r>
         <w:r>
           <w:rPr>
-            <w:rFonts w:ascii="Times New Roman" w:hAnsi="Times New Roman" w:cs="Times New Roman"/>
-            <w:noProof/>
-            <w:webHidden/>
-            <w:sz w:val="24"/>
-            <w:szCs w:val="24"/>
+            <w:noProof/>
+            <w:webHidden/>
           </w:rPr>
           <w:tab/>
         </w:r>
         <w:r>
           <w:rPr>
-            <w:rFonts w:ascii="Times New Roman" w:hAnsi="Times New Roman" w:cs="Times New Roman"/>
-            <w:noProof/>
-            <w:webHidden/>
-            <w:sz w:val="24"/>
-            <w:szCs w:val="24"/>
+            <w:noProof/>
+            <w:webHidden/>
           </w:rPr>
           <w:fldChar w:fldCharType="begin"/>
         </w:r>
         <w:r>
           <w:rPr>
-            <w:rFonts w:ascii="Times New Roman" w:hAnsi="Times New Roman" w:cs="Times New Roman"/>
-            <w:noProof/>
-            <w:webHidden/>
-            <w:sz w:val="24"/>
-            <w:szCs w:val="24"/>
-          </w:rPr>
-          <w:instrText xml:space="preserve"> PAGEREF _Toc240395970 \h </w:instrText>
-        </w:r>
-        <w:r>
-          <w:rPr>
-            <w:rFonts w:ascii="Times New Roman" w:hAnsi="Times New Roman" w:cs="Times New Roman"/>
-            <w:noProof/>
-            <w:webHidden/>
-            <w:sz w:val="24"/>
-            <w:szCs w:val="24"/>
-          </w:rPr>
-        </w:r>
-        <w:r>
-          <w:rPr>
-            <w:rFonts w:ascii="Times New Roman" w:hAnsi="Times New Roman" w:cs="Times New Roman"/>
-            <w:noProof/>
-            <w:webHidden/>
-            <w:sz w:val="24"/>
-            <w:szCs w:val="24"/>
+            <w:noProof/>
+            <w:webHidden/>
+          </w:rPr>
+          <w:instrText xml:space="preserve"> PAGEREF _Toc240399324 \h </w:instrText>
+        </w:r>
+        <w:r>
+          <w:rPr>
+            <w:noProof/>
+            <w:webHidden/>
+          </w:rPr>
+        </w:r>
+        <w:r>
+          <w:rPr>
+            <w:noProof/>
+            <w:webHidden/>
           </w:rPr>
           <w:fldChar w:fldCharType="separate"/>
         </w:r>
         <w:r>
           <w:rPr>
-            <w:rFonts w:ascii="Times New Roman" w:hAnsi="Times New Roman" w:cs="Times New Roman"/>
-            <w:noProof/>
-            <w:webHidden/>
-            <w:sz w:val="24"/>
-            <w:szCs w:val="24"/>
+            <w:noProof/>
+            <w:webHidden/>
           </w:rPr>
           <w:t>11</w:t>
         </w:r>
         <w:r>
           <w:rPr>
-            <w:rFonts w:ascii="Times New Roman" w:hAnsi="Times New Roman" w:cs="Times New Roman"/>
-            <w:noProof/>
-            <w:webHidden/>
-            <w:sz w:val="24"/>
-            <w:szCs w:val="24"/>
+            <w:noProof/>
+            <w:webHidden/>
           </w:rPr>
           <w:fldChar w:fldCharType="end"/>
         </w:r>
@@ -2449,7 +1973,7 @@
           <w:tab w:val="right" w:leader="dot" w:pos="10070"/>
         </w:tabs>
         <w:rPr>
-          <w:rFonts w:ascii="Times New Roman" w:hAnsi="Times New Roman" w:cs="Times New Roman"/>
+          <w:rFonts w:asciiTheme="minorHAnsi" w:hAnsiTheme="minorHAnsi"/>
           <w:noProof/>
           <w:color w:val="auto"/>
           <w:kern w:val="2"/>
@@ -2459,24 +1983,20 @@
           <w14:ligatures w14:val="standardContextual"/>
         </w:rPr>
       </w:pPr>
-      <w:hyperlink w:anchor="_Toc240395971" w:history="1">
+      <w:hyperlink w:anchor="_Toc240399325" w:history="1">
         <w:r>
           <w:rPr>
             <w:rStyle w:val="Hyperlink"/>
             <w:rFonts w:ascii="Times New Roman" w:hAnsi="Times New Roman" w:cs="Times New Roman"/>
             <w:noProof/>
-            <w:sz w:val="24"/>
-            <w:szCs w:val="24"/>
-          </w:rPr>
-          <w:t>Sprint 3 — Goal: Semantic matching and career assistance                               [ 5</w:t>
+          </w:rPr>
+          <w:t>Sprint 3 — Goal: Semantic matching and career assistance [ 5</w:t>
         </w:r>
         <w:r>
           <w:rPr>
             <w:rStyle w:val="Hyperlink"/>
             <w:rFonts w:ascii="Times New Roman" w:hAnsi="Times New Roman" w:cs="Times New Roman"/>
             <w:noProof/>
-            <w:sz w:val="24"/>
-            <w:szCs w:val="24"/>
             <w:vertAlign w:val="superscript"/>
           </w:rPr>
           <w:t>th</w:t>
@@ -2486,8 +2006,6 @@
             <w:rStyle w:val="Hyperlink"/>
             <w:rFonts w:ascii="Times New Roman" w:hAnsi="Times New Roman" w:cs="Times New Roman"/>
             <w:noProof/>
-            <w:sz w:val="24"/>
-            <w:szCs w:val="24"/>
           </w:rPr>
           <w:t xml:space="preserve"> and 6</w:t>
         </w:r>
@@ -2496,8 +2014,6 @@
             <w:rStyle w:val="Hyperlink"/>
             <w:rFonts w:ascii="Times New Roman" w:hAnsi="Times New Roman" w:cs="Times New Roman"/>
             <w:noProof/>
-            <w:sz w:val="24"/>
-            <w:szCs w:val="24"/>
             <w:vertAlign w:val="superscript"/>
           </w:rPr>
           <w:t>th</w:t>
@@ -2507,77 +2023,54 @@
             <w:rStyle w:val="Hyperlink"/>
             <w:rFonts w:ascii="Times New Roman" w:hAnsi="Times New Roman" w:cs="Times New Roman"/>
             <w:noProof/>
-            <w:sz w:val="24"/>
-            <w:szCs w:val="24"/>
           </w:rPr>
           <w:t xml:space="preserve"> week]</w:t>
         </w:r>
         <w:r>
           <w:rPr>
-            <w:rFonts w:ascii="Times New Roman" w:hAnsi="Times New Roman" w:cs="Times New Roman"/>
-            <w:noProof/>
-            <w:webHidden/>
-            <w:sz w:val="24"/>
-            <w:szCs w:val="24"/>
+            <w:noProof/>
+            <w:webHidden/>
           </w:rPr>
           <w:tab/>
         </w:r>
         <w:r>
           <w:rPr>
-            <w:rFonts w:ascii="Times New Roman" w:hAnsi="Times New Roman" w:cs="Times New Roman"/>
-            <w:noProof/>
-            <w:webHidden/>
-            <w:sz w:val="24"/>
-            <w:szCs w:val="24"/>
+            <w:noProof/>
+            <w:webHidden/>
           </w:rPr>
           <w:fldChar w:fldCharType="begin"/>
         </w:r>
         <w:r>
           <w:rPr>
-            <w:rFonts w:ascii="Times New Roman" w:hAnsi="Times New Roman" w:cs="Times New Roman"/>
-            <w:noProof/>
-            <w:webHidden/>
-            <w:sz w:val="24"/>
-            <w:szCs w:val="24"/>
-          </w:rPr>
-          <w:instrText xml:space="preserve"> PAGEREF _Toc240395971 \h </w:instrText>
-        </w:r>
-        <w:r>
-          <w:rPr>
-            <w:rFonts w:ascii="Times New Roman" w:hAnsi="Times New Roman" w:cs="Times New Roman"/>
-            <w:noProof/>
-            <w:webHidden/>
-            <w:sz w:val="24"/>
-            <w:szCs w:val="24"/>
-          </w:rPr>
-        </w:r>
-        <w:r>
-          <w:rPr>
-            <w:rFonts w:ascii="Times New Roman" w:hAnsi="Times New Roman" w:cs="Times New Roman"/>
-            <w:noProof/>
-            <w:webHidden/>
-            <w:sz w:val="24"/>
-            <w:szCs w:val="24"/>
+            <w:noProof/>
+            <w:webHidden/>
+          </w:rPr>
+          <w:instrText xml:space="preserve"> PAGEREF _Toc240399325 \h </w:instrText>
+        </w:r>
+        <w:r>
+          <w:rPr>
+            <w:noProof/>
+            <w:webHidden/>
+          </w:rPr>
+        </w:r>
+        <w:r>
+          <w:rPr>
+            <w:noProof/>
+            <w:webHidden/>
           </w:rPr>
           <w:fldChar w:fldCharType="separate"/>
         </w:r>
         <w:r>
           <w:rPr>
-            <w:rFonts w:ascii="Times New Roman" w:hAnsi="Times New Roman" w:cs="Times New Roman"/>
-            <w:noProof/>
-            <w:webHidden/>
-            <w:sz w:val="24"/>
-            <w:szCs w:val="24"/>
+            <w:noProof/>
+            <w:webHidden/>
           </w:rPr>
           <w:t>11</w:t>
         </w:r>
         <w:r>
           <w:rPr>
-            <w:rFonts w:ascii="Times New Roman" w:hAnsi="Times New Roman" w:cs="Times New Roman"/>
-            <w:noProof/>
-            <w:webHidden/>
-            <w:sz w:val="24"/>
-            <w:szCs w:val="24"/>
+            <w:noProof/>
+            <w:webHidden/>
           </w:rPr>
           <w:fldChar w:fldCharType="end"/>
         </w:r>
@@ -2590,7 +2083,7 @@
           <w:tab w:val="right" w:leader="dot" w:pos="10070"/>
         </w:tabs>
         <w:rPr>
-          <w:rFonts w:ascii="Times New Roman" w:hAnsi="Times New Roman" w:cs="Times New Roman"/>
+          <w:rFonts w:asciiTheme="minorHAnsi" w:hAnsiTheme="minorHAnsi"/>
           <w:noProof/>
           <w:color w:val="auto"/>
           <w:kern w:val="2"/>
@@ -2600,24 +2093,20 @@
           <w14:ligatures w14:val="standardContextual"/>
         </w:rPr>
       </w:pPr>
-      <w:hyperlink w:anchor="_Toc240395972" w:history="1">
+      <w:hyperlink w:anchor="_Toc240399326" w:history="1">
         <w:r>
           <w:rPr>
             <w:rStyle w:val="Hyperlink"/>
             <w:rFonts w:ascii="Times New Roman" w:hAnsi="Times New Roman" w:cs="Times New Roman"/>
             <w:noProof/>
-            <w:sz w:val="24"/>
-            <w:szCs w:val="24"/>
-          </w:rPr>
-          <w:t>Sprint 4 — Goal: AI assistants, integration and final validation                        [ 7</w:t>
+          </w:rPr>
+          <w:t>Sprint 4 — Goal: AI assistants, integration and final validation [ 7</w:t>
         </w:r>
         <w:r>
           <w:rPr>
             <w:rStyle w:val="Hyperlink"/>
             <w:rFonts w:ascii="Times New Roman" w:hAnsi="Times New Roman" w:cs="Times New Roman"/>
             <w:noProof/>
-            <w:sz w:val="24"/>
-            <w:szCs w:val="24"/>
             <w:vertAlign w:val="superscript"/>
           </w:rPr>
           <w:t>th</w:t>
@@ -2627,8 +2116,6 @@
             <w:rStyle w:val="Hyperlink"/>
             <w:rFonts w:ascii="Times New Roman" w:hAnsi="Times New Roman" w:cs="Times New Roman"/>
             <w:noProof/>
-            <w:sz w:val="24"/>
-            <w:szCs w:val="24"/>
           </w:rPr>
           <w:t xml:space="preserve"> and 8</w:t>
         </w:r>
@@ -2637,88 +2124,63 @@
             <w:rStyle w:val="Hyperlink"/>
             <w:rFonts w:ascii="Times New Roman" w:hAnsi="Times New Roman" w:cs="Times New Roman"/>
             <w:noProof/>
-            <w:sz w:val="24"/>
-            <w:szCs w:val="24"/>
             <w:vertAlign w:val="superscript"/>
           </w:rPr>
-          <w:t>th</w:t>
+          <w:t xml:space="preserve">th </w:t>
         </w:r>
         <w:r>
           <w:rPr>
             <w:rStyle w:val="Hyperlink"/>
             <w:rFonts w:ascii="Times New Roman" w:hAnsi="Times New Roman" w:cs="Times New Roman"/>
             <w:noProof/>
-            <w:sz w:val="24"/>
-            <w:szCs w:val="24"/>
-          </w:rPr>
-          <w:t xml:space="preserve"> week]</w:t>
-        </w:r>
-        <w:r>
-          <w:rPr>
-            <w:rFonts w:ascii="Times New Roman" w:hAnsi="Times New Roman" w:cs="Times New Roman"/>
-            <w:noProof/>
-            <w:webHidden/>
-            <w:sz w:val="24"/>
-            <w:szCs w:val="24"/>
+          </w:rPr>
+          <w:t>week]</w:t>
+        </w:r>
+        <w:r>
+          <w:rPr>
+            <w:noProof/>
+            <w:webHidden/>
           </w:rPr>
           <w:tab/>
         </w:r>
         <w:r>
           <w:rPr>
-            <w:rFonts w:ascii="Times New Roman" w:hAnsi="Times New Roman" w:cs="Times New Roman"/>
-            <w:noProof/>
-            <w:webHidden/>
-            <w:sz w:val="24"/>
-            <w:szCs w:val="24"/>
+            <w:noProof/>
+            <w:webHidden/>
           </w:rPr>
           <w:fldChar w:fldCharType="begin"/>
         </w:r>
         <w:r>
           <w:rPr>
-            <w:rFonts w:ascii="Times New Roman" w:hAnsi="Times New Roman" w:cs="Times New Roman"/>
-            <w:noProof/>
-            <w:webHidden/>
-            <w:sz w:val="24"/>
-            <w:szCs w:val="24"/>
-          </w:rPr>
-          <w:instrText xml:space="preserve"> PAGEREF _Toc240395972 \h </w:instrText>
-        </w:r>
-        <w:r>
-          <w:rPr>
-            <w:rFonts w:ascii="Times New Roman" w:hAnsi="Times New Roman" w:cs="Times New Roman"/>
-            <w:noProof/>
-            <w:webHidden/>
-            <w:sz w:val="24"/>
-            <w:szCs w:val="24"/>
-          </w:rPr>
-        </w:r>
-        <w:r>
-          <w:rPr>
-            <w:rFonts w:ascii="Times New Roman" w:hAnsi="Times New Roman" w:cs="Times New Roman"/>
-            <w:noProof/>
-            <w:webHidden/>
-            <w:sz w:val="24"/>
-            <w:szCs w:val="24"/>
+            <w:noProof/>
+            <w:webHidden/>
+          </w:rPr>
+          <w:instrText xml:space="preserve"> PAGEREF _Toc240399326 \h </w:instrText>
+        </w:r>
+        <w:r>
+          <w:rPr>
+            <w:noProof/>
+            <w:webHidden/>
+          </w:rPr>
+        </w:r>
+        <w:r>
+          <w:rPr>
+            <w:noProof/>
+            <w:webHidden/>
           </w:rPr>
           <w:fldChar w:fldCharType="separate"/>
         </w:r>
         <w:r>
           <w:rPr>
-            <w:rFonts w:ascii="Times New Roman" w:hAnsi="Times New Roman" w:cs="Times New Roman"/>
-            <w:noProof/>
-            <w:webHidden/>
-            <w:sz w:val="24"/>
-            <w:szCs w:val="24"/>
+            <w:noProof/>
+            <w:webHidden/>
           </w:rPr>
           <w:t>11</w:t>
         </w:r>
         <w:r>
           <w:rPr>
-            <w:rFonts w:ascii="Times New Roman" w:hAnsi="Times New Roman" w:cs="Times New Roman"/>
-            <w:noProof/>
-            <w:webHidden/>
-            <w:sz w:val="24"/>
-            <w:szCs w:val="24"/>
+            <w:noProof/>
+            <w:webHidden/>
           </w:rPr>
           <w:fldChar w:fldCharType="end"/>
         </w:r>
@@ -2731,7 +2193,7 @@
           <w:tab w:val="right" w:leader="dot" w:pos="10070"/>
         </w:tabs>
         <w:rPr>
-          <w:rFonts w:ascii="Times New Roman" w:hAnsi="Times New Roman" w:cs="Times New Roman"/>
+          <w:rFonts w:asciiTheme="minorHAnsi" w:hAnsiTheme="minorHAnsi"/>
           <w:noProof/>
           <w:color w:val="auto"/>
           <w:kern w:val="2"/>
@@ -2741,83 +2203,60 @@
           <w14:ligatures w14:val="standardContextual"/>
         </w:rPr>
       </w:pPr>
-      <w:hyperlink w:anchor="_Toc240395973" w:history="1">
+      <w:hyperlink w:anchor="_Toc240399327" w:history="1">
         <w:r>
           <w:rPr>
             <w:rStyle w:val="Hyperlink"/>
             <w:rFonts w:ascii="Times New Roman" w:hAnsi="Times New Roman" w:cs="Times New Roman"/>
             <w:noProof/>
-            <w:sz w:val="24"/>
-            <w:szCs w:val="24"/>
           </w:rPr>
           <w:t>8. Sprint Tasks &amp; Status</w:t>
         </w:r>
         <w:r>
           <w:rPr>
-            <w:rFonts w:ascii="Times New Roman" w:hAnsi="Times New Roman" w:cs="Times New Roman"/>
-            <w:noProof/>
-            <w:webHidden/>
-            <w:sz w:val="24"/>
-            <w:szCs w:val="24"/>
+            <w:noProof/>
+            <w:webHidden/>
           </w:rPr>
           <w:tab/>
         </w:r>
         <w:r>
           <w:rPr>
-            <w:rFonts w:ascii="Times New Roman" w:hAnsi="Times New Roman" w:cs="Times New Roman"/>
-            <w:noProof/>
-            <w:webHidden/>
-            <w:sz w:val="24"/>
-            <w:szCs w:val="24"/>
+            <w:noProof/>
+            <w:webHidden/>
           </w:rPr>
           <w:fldChar w:fldCharType="begin"/>
         </w:r>
         <w:r>
           <w:rPr>
-            <w:rFonts w:ascii="Times New Roman" w:hAnsi="Times New Roman" w:cs="Times New Roman"/>
-            <w:noProof/>
-            <w:webHidden/>
-            <w:sz w:val="24"/>
-            <w:szCs w:val="24"/>
-          </w:rPr>
-          <w:instrText xml:space="preserve"> PAGEREF _Toc240395973 \h </w:instrText>
-        </w:r>
-        <w:r>
-          <w:rPr>
-            <w:rFonts w:ascii="Times New Roman" w:hAnsi="Times New Roman" w:cs="Times New Roman"/>
-            <w:noProof/>
-            <w:webHidden/>
-            <w:sz w:val="24"/>
-            <w:szCs w:val="24"/>
-          </w:rPr>
-        </w:r>
-        <w:r>
-          <w:rPr>
-            <w:rFonts w:ascii="Times New Roman" w:hAnsi="Times New Roman" w:cs="Times New Roman"/>
-            <w:noProof/>
-            <w:webHidden/>
-            <w:sz w:val="24"/>
-            <w:szCs w:val="24"/>
+            <w:noProof/>
+            <w:webHidden/>
+          </w:rPr>
+          <w:instrText xml:space="preserve"> PAGEREF _Toc240399327 \h </w:instrText>
+        </w:r>
+        <w:r>
+          <w:rPr>
+            <w:noProof/>
+            <w:webHidden/>
+          </w:rPr>
+        </w:r>
+        <w:r>
+          <w:rPr>
+            <w:noProof/>
+            <w:webHidden/>
           </w:rPr>
           <w:fldChar w:fldCharType="separate"/>
         </w:r>
         <w:r>
           <w:rPr>
-            <w:rFonts w:ascii="Times New Roman" w:hAnsi="Times New Roman" w:cs="Times New Roman"/>
-            <w:noProof/>
-            <w:webHidden/>
-            <w:sz w:val="24"/>
-            <w:szCs w:val="24"/>
+            <w:noProof/>
+            <w:webHidden/>
           </w:rPr>
           <w:t>12</w:t>
         </w:r>
         <w:r>
           <w:rPr>
-            <w:rFonts w:ascii="Times New Roman" w:hAnsi="Times New Roman" w:cs="Times New Roman"/>
-            <w:noProof/>
-            <w:webHidden/>
-            <w:sz w:val="24"/>
-            <w:szCs w:val="24"/>
+            <w:noProof/>
+            <w:webHidden/>
           </w:rPr>
           <w:fldChar w:fldCharType="end"/>
         </w:r>
@@ -2830,7 +2269,7 @@
           <w:tab w:val="right" w:leader="dot" w:pos="10070"/>
         </w:tabs>
         <w:rPr>
-          <w:rFonts w:ascii="Times New Roman" w:hAnsi="Times New Roman" w:cs="Times New Roman"/>
+          <w:rFonts w:asciiTheme="minorHAnsi" w:hAnsiTheme="minorHAnsi"/>
           <w:noProof/>
           <w:color w:val="auto"/>
           <w:kern w:val="2"/>
@@ -2840,83 +2279,60 @@
           <w14:ligatures w14:val="standardContextual"/>
         </w:rPr>
       </w:pPr>
-      <w:hyperlink w:anchor="_Toc240395974" w:history="1">
+      <w:hyperlink w:anchor="_Toc240399328" w:history="1">
         <w:r>
           <w:rPr>
             <w:rStyle w:val="Hyperlink"/>
             <w:rFonts w:ascii="Times New Roman" w:hAnsi="Times New Roman" w:cs="Times New Roman"/>
             <w:noProof/>
-            <w:sz w:val="24"/>
-            <w:szCs w:val="24"/>
           </w:rPr>
           <w:t>9. Implementation / Key Features</w:t>
         </w:r>
         <w:r>
           <w:rPr>
-            <w:rFonts w:ascii="Times New Roman" w:hAnsi="Times New Roman" w:cs="Times New Roman"/>
-            <w:noProof/>
-            <w:webHidden/>
-            <w:sz w:val="24"/>
-            <w:szCs w:val="24"/>
+            <w:noProof/>
+            <w:webHidden/>
           </w:rPr>
           <w:tab/>
         </w:r>
         <w:r>
           <w:rPr>
-            <w:rFonts w:ascii="Times New Roman" w:hAnsi="Times New Roman" w:cs="Times New Roman"/>
-            <w:noProof/>
-            <w:webHidden/>
-            <w:sz w:val="24"/>
-            <w:szCs w:val="24"/>
+            <w:noProof/>
+            <w:webHidden/>
           </w:rPr>
           <w:fldChar w:fldCharType="begin"/>
         </w:r>
         <w:r>
           <w:rPr>
-            <w:rFonts w:ascii="Times New Roman" w:hAnsi="Times New Roman" w:cs="Times New Roman"/>
-            <w:noProof/>
-            <w:webHidden/>
-            <w:sz w:val="24"/>
-            <w:szCs w:val="24"/>
-          </w:rPr>
-          <w:instrText xml:space="preserve"> PAGEREF _Toc240395974 \h </w:instrText>
-        </w:r>
-        <w:r>
-          <w:rPr>
-            <w:rFonts w:ascii="Times New Roman" w:hAnsi="Times New Roman" w:cs="Times New Roman"/>
-            <w:noProof/>
-            <w:webHidden/>
-            <w:sz w:val="24"/>
-            <w:szCs w:val="24"/>
-          </w:rPr>
-        </w:r>
-        <w:r>
-          <w:rPr>
-            <w:rFonts w:ascii="Times New Roman" w:hAnsi="Times New Roman" w:cs="Times New Roman"/>
-            <w:noProof/>
-            <w:webHidden/>
-            <w:sz w:val="24"/>
-            <w:szCs w:val="24"/>
+            <w:noProof/>
+            <w:webHidden/>
+          </w:rPr>
+          <w:instrText xml:space="preserve"> PAGEREF _Toc240399328 \h </w:instrText>
+        </w:r>
+        <w:r>
+          <w:rPr>
+            <w:noProof/>
+            <w:webHidden/>
+          </w:rPr>
+        </w:r>
+        <w:r>
+          <w:rPr>
+            <w:noProof/>
+            <w:webHidden/>
           </w:rPr>
           <w:fldChar w:fldCharType="separate"/>
         </w:r>
         <w:r>
           <w:rPr>
-            <w:rFonts w:ascii="Times New Roman" w:hAnsi="Times New Roman" w:cs="Times New Roman"/>
-            <w:noProof/>
-            <w:webHidden/>
-            <w:sz w:val="24"/>
-            <w:szCs w:val="24"/>
+            <w:noProof/>
+            <w:webHidden/>
           </w:rPr>
           <w:t>13</w:t>
         </w:r>
         <w:r>
           <w:rPr>
-            <w:rFonts w:ascii="Times New Roman" w:hAnsi="Times New Roman" w:cs="Times New Roman"/>
-            <w:noProof/>
-            <w:webHidden/>
-            <w:sz w:val="24"/>
-            <w:szCs w:val="24"/>
+            <w:noProof/>
+            <w:webHidden/>
           </w:rPr>
           <w:fldChar w:fldCharType="end"/>
         </w:r>
@@ -2929,7 +2345,7 @@
           <w:tab w:val="right" w:leader="dot" w:pos="10070"/>
         </w:tabs>
         <w:rPr>
-          <w:rFonts w:ascii="Times New Roman" w:hAnsi="Times New Roman" w:cs="Times New Roman"/>
+          <w:rFonts w:asciiTheme="minorHAnsi" w:hAnsiTheme="minorHAnsi"/>
           <w:noProof/>
           <w:color w:val="auto"/>
           <w:kern w:val="2"/>
@@ -2939,83 +2355,60 @@
           <w14:ligatures w14:val="standardContextual"/>
         </w:rPr>
       </w:pPr>
-      <w:hyperlink w:anchor="_Toc240395975" w:history="1">
+      <w:hyperlink w:anchor="_Toc240399329" w:history="1">
         <w:r>
           <w:rPr>
             <w:rStyle w:val="Hyperlink"/>
             <w:rFonts w:ascii="Times New Roman" w:hAnsi="Times New Roman" w:cs="Times New Roman"/>
             <w:noProof/>
-            <w:sz w:val="24"/>
-            <w:szCs w:val="24"/>
           </w:rPr>
           <w:t>9.1 Account Creation and Login</w:t>
         </w:r>
         <w:r>
           <w:rPr>
-            <w:rFonts w:ascii="Times New Roman" w:hAnsi="Times New Roman" w:cs="Times New Roman"/>
-            <w:noProof/>
-            <w:webHidden/>
-            <w:sz w:val="24"/>
-            <w:szCs w:val="24"/>
+            <w:noProof/>
+            <w:webHidden/>
           </w:rPr>
           <w:tab/>
         </w:r>
         <w:r>
           <w:rPr>
-            <w:rFonts w:ascii="Times New Roman" w:hAnsi="Times New Roman" w:cs="Times New Roman"/>
-            <w:noProof/>
-            <w:webHidden/>
-            <w:sz w:val="24"/>
-            <w:szCs w:val="24"/>
+            <w:noProof/>
+            <w:webHidden/>
           </w:rPr>
           <w:fldChar w:fldCharType="begin"/>
         </w:r>
         <w:r>
           <w:rPr>
-            <w:rFonts w:ascii="Times New Roman" w:hAnsi="Times New Roman" w:cs="Times New Roman"/>
-            <w:noProof/>
-            <w:webHidden/>
-            <w:sz w:val="24"/>
-            <w:szCs w:val="24"/>
-          </w:rPr>
-          <w:instrText xml:space="preserve"> PAGEREF _Toc240395975 \h </w:instrText>
-        </w:r>
-        <w:r>
-          <w:rPr>
-            <w:rFonts w:ascii="Times New Roman" w:hAnsi="Times New Roman" w:cs="Times New Roman"/>
-            <w:noProof/>
-            <w:webHidden/>
-            <w:sz w:val="24"/>
-            <w:szCs w:val="24"/>
-          </w:rPr>
-        </w:r>
-        <w:r>
-          <w:rPr>
-            <w:rFonts w:ascii="Times New Roman" w:hAnsi="Times New Roman" w:cs="Times New Roman"/>
-            <w:noProof/>
-            <w:webHidden/>
-            <w:sz w:val="24"/>
-            <w:szCs w:val="24"/>
+            <w:noProof/>
+            <w:webHidden/>
+          </w:rPr>
+          <w:instrText xml:space="preserve"> PAGEREF _Toc240399329 \h </w:instrText>
+        </w:r>
+        <w:r>
+          <w:rPr>
+            <w:noProof/>
+            <w:webHidden/>
+          </w:rPr>
+        </w:r>
+        <w:r>
+          <w:rPr>
+            <w:noProof/>
+            <w:webHidden/>
           </w:rPr>
           <w:fldChar w:fldCharType="separate"/>
         </w:r>
         <w:r>
           <w:rPr>
-            <w:rFonts w:ascii="Times New Roman" w:hAnsi="Times New Roman" w:cs="Times New Roman"/>
-            <w:noProof/>
-            <w:webHidden/>
-            <w:sz w:val="24"/>
-            <w:szCs w:val="24"/>
+            <w:noProof/>
+            <w:webHidden/>
           </w:rPr>
           <w:t>13</w:t>
         </w:r>
         <w:r>
           <w:rPr>
-            <w:rFonts w:ascii="Times New Roman" w:hAnsi="Times New Roman" w:cs="Times New Roman"/>
-            <w:noProof/>
-            <w:webHidden/>
-            <w:sz w:val="24"/>
-            <w:szCs w:val="24"/>
+            <w:noProof/>
+            <w:webHidden/>
           </w:rPr>
           <w:fldChar w:fldCharType="end"/>
         </w:r>
@@ -3028,7 +2421,7 @@
           <w:tab w:val="right" w:leader="dot" w:pos="10070"/>
         </w:tabs>
         <w:rPr>
-          <w:rFonts w:ascii="Times New Roman" w:hAnsi="Times New Roman" w:cs="Times New Roman"/>
+          <w:rFonts w:asciiTheme="minorHAnsi" w:hAnsiTheme="minorHAnsi"/>
           <w:noProof/>
           <w:color w:val="auto"/>
           <w:kern w:val="2"/>
@@ -3038,83 +2431,60 @@
           <w14:ligatures w14:val="standardContextual"/>
         </w:rPr>
       </w:pPr>
-      <w:hyperlink w:anchor="_Toc240395976" w:history="1">
+      <w:hyperlink w:anchor="_Toc240399330" w:history="1">
         <w:r>
           <w:rPr>
             <w:rStyle w:val="Hyperlink"/>
             <w:rFonts w:ascii="Times New Roman" w:hAnsi="Times New Roman" w:cs="Times New Roman"/>
             <w:noProof/>
-            <w:sz w:val="24"/>
-            <w:szCs w:val="24"/>
           </w:rPr>
           <w:t>9.2 Dashboard</w:t>
         </w:r>
         <w:r>
           <w:rPr>
-            <w:rFonts w:ascii="Times New Roman" w:hAnsi="Times New Roman" w:cs="Times New Roman"/>
-            <w:noProof/>
-            <w:webHidden/>
-            <w:sz w:val="24"/>
-            <w:szCs w:val="24"/>
+            <w:noProof/>
+            <w:webHidden/>
           </w:rPr>
           <w:tab/>
         </w:r>
         <w:r>
           <w:rPr>
-            <w:rFonts w:ascii="Times New Roman" w:hAnsi="Times New Roman" w:cs="Times New Roman"/>
-            <w:noProof/>
-            <w:webHidden/>
-            <w:sz w:val="24"/>
-            <w:szCs w:val="24"/>
+            <w:noProof/>
+            <w:webHidden/>
           </w:rPr>
           <w:fldChar w:fldCharType="begin"/>
         </w:r>
         <w:r>
           <w:rPr>
-            <w:rFonts w:ascii="Times New Roman" w:hAnsi="Times New Roman" w:cs="Times New Roman"/>
-            <w:noProof/>
-            <w:webHidden/>
-            <w:sz w:val="24"/>
-            <w:szCs w:val="24"/>
-          </w:rPr>
-          <w:instrText xml:space="preserve"> PAGEREF _Toc240395976 \h </w:instrText>
-        </w:r>
-        <w:r>
-          <w:rPr>
-            <w:rFonts w:ascii="Times New Roman" w:hAnsi="Times New Roman" w:cs="Times New Roman"/>
-            <w:noProof/>
-            <w:webHidden/>
-            <w:sz w:val="24"/>
-            <w:szCs w:val="24"/>
-          </w:rPr>
-        </w:r>
-        <w:r>
-          <w:rPr>
-            <w:rFonts w:ascii="Times New Roman" w:hAnsi="Times New Roman" w:cs="Times New Roman"/>
-            <w:noProof/>
-            <w:webHidden/>
-            <w:sz w:val="24"/>
-            <w:szCs w:val="24"/>
+            <w:noProof/>
+            <w:webHidden/>
+          </w:rPr>
+          <w:instrText xml:space="preserve"> PAGEREF _Toc240399330 \h </w:instrText>
+        </w:r>
+        <w:r>
+          <w:rPr>
+            <w:noProof/>
+            <w:webHidden/>
+          </w:rPr>
+        </w:r>
+        <w:r>
+          <w:rPr>
+            <w:noProof/>
+            <w:webHidden/>
           </w:rPr>
           <w:fldChar w:fldCharType="separate"/>
         </w:r>
         <w:r>
           <w:rPr>
-            <w:rFonts w:ascii="Times New Roman" w:hAnsi="Times New Roman" w:cs="Times New Roman"/>
-            <w:noProof/>
-            <w:webHidden/>
-            <w:sz w:val="24"/>
-            <w:szCs w:val="24"/>
+            <w:noProof/>
+            <w:webHidden/>
           </w:rPr>
           <w:t>14</w:t>
         </w:r>
         <w:r>
           <w:rPr>
-            <w:rFonts w:ascii="Times New Roman" w:hAnsi="Times New Roman" w:cs="Times New Roman"/>
-            <w:noProof/>
-            <w:webHidden/>
-            <w:sz w:val="24"/>
-            <w:szCs w:val="24"/>
+            <w:noProof/>
+            <w:webHidden/>
           </w:rPr>
           <w:fldChar w:fldCharType="end"/>
         </w:r>
@@ -3127,7 +2497,7 @@
           <w:tab w:val="right" w:leader="dot" w:pos="10070"/>
         </w:tabs>
         <w:rPr>
-          <w:rFonts w:ascii="Times New Roman" w:hAnsi="Times New Roman" w:cs="Times New Roman"/>
+          <w:rFonts w:asciiTheme="minorHAnsi" w:hAnsiTheme="minorHAnsi"/>
           <w:noProof/>
           <w:color w:val="auto"/>
           <w:kern w:val="2"/>
@@ -3137,83 +2507,60 @@
           <w14:ligatures w14:val="standardContextual"/>
         </w:rPr>
       </w:pPr>
-      <w:hyperlink w:anchor="_Toc240395977" w:history="1">
+      <w:hyperlink w:anchor="_Toc240399331" w:history="1">
         <w:r>
           <w:rPr>
             <w:rStyle w:val="Hyperlink"/>
             <w:rFonts w:ascii="Times New Roman" w:hAnsi="Times New Roman" w:cs="Times New Roman"/>
             <w:noProof/>
-            <w:sz w:val="24"/>
-            <w:szCs w:val="24"/>
           </w:rPr>
           <w:t>9.3 Resume Parsing</w:t>
         </w:r>
         <w:r>
           <w:rPr>
-            <w:rFonts w:ascii="Times New Roman" w:hAnsi="Times New Roman" w:cs="Times New Roman"/>
-            <w:noProof/>
-            <w:webHidden/>
-            <w:sz w:val="24"/>
-            <w:szCs w:val="24"/>
+            <w:noProof/>
+            <w:webHidden/>
           </w:rPr>
           <w:tab/>
         </w:r>
         <w:r>
           <w:rPr>
-            <w:rFonts w:ascii="Times New Roman" w:hAnsi="Times New Roman" w:cs="Times New Roman"/>
-            <w:noProof/>
-            <w:webHidden/>
-            <w:sz w:val="24"/>
-            <w:szCs w:val="24"/>
+            <w:noProof/>
+            <w:webHidden/>
           </w:rPr>
           <w:fldChar w:fldCharType="begin"/>
         </w:r>
         <w:r>
           <w:rPr>
-            <w:rFonts w:ascii="Times New Roman" w:hAnsi="Times New Roman" w:cs="Times New Roman"/>
-            <w:noProof/>
-            <w:webHidden/>
-            <w:sz w:val="24"/>
-            <w:szCs w:val="24"/>
-          </w:rPr>
-          <w:instrText xml:space="preserve"> PAGEREF _Toc240395977 \h </w:instrText>
-        </w:r>
-        <w:r>
-          <w:rPr>
-            <w:rFonts w:ascii="Times New Roman" w:hAnsi="Times New Roman" w:cs="Times New Roman"/>
-            <w:noProof/>
-            <w:webHidden/>
-            <w:sz w:val="24"/>
-            <w:szCs w:val="24"/>
-          </w:rPr>
-        </w:r>
-        <w:r>
-          <w:rPr>
-            <w:rFonts w:ascii="Times New Roman" w:hAnsi="Times New Roman" w:cs="Times New Roman"/>
-            <w:noProof/>
-            <w:webHidden/>
-            <w:sz w:val="24"/>
-            <w:szCs w:val="24"/>
+            <w:noProof/>
+            <w:webHidden/>
+          </w:rPr>
+          <w:instrText xml:space="preserve"> PAGEREF _Toc240399331 \h </w:instrText>
+        </w:r>
+        <w:r>
+          <w:rPr>
+            <w:noProof/>
+            <w:webHidden/>
+          </w:rPr>
+        </w:r>
+        <w:r>
+          <w:rPr>
+            <w:noProof/>
+            <w:webHidden/>
           </w:rPr>
           <w:fldChar w:fldCharType="separate"/>
         </w:r>
         <w:r>
           <w:rPr>
-            <w:rFonts w:ascii="Times New Roman" w:hAnsi="Times New Roman" w:cs="Times New Roman"/>
-            <w:noProof/>
-            <w:webHidden/>
-            <w:sz w:val="24"/>
-            <w:szCs w:val="24"/>
+            <w:noProof/>
+            <w:webHidden/>
           </w:rPr>
           <w:t>14</w:t>
         </w:r>
         <w:r>
           <w:rPr>
-            <w:rFonts w:ascii="Times New Roman" w:hAnsi="Times New Roman" w:cs="Times New Roman"/>
-            <w:noProof/>
-            <w:webHidden/>
-            <w:sz w:val="24"/>
-            <w:szCs w:val="24"/>
+            <w:noProof/>
+            <w:webHidden/>
           </w:rPr>
           <w:fldChar w:fldCharType="end"/>
         </w:r>
@@ -3226,7 +2573,7 @@
           <w:tab w:val="right" w:leader="dot" w:pos="10070"/>
         </w:tabs>
         <w:rPr>
-          <w:rFonts w:ascii="Times New Roman" w:hAnsi="Times New Roman" w:cs="Times New Roman"/>
+          <w:rFonts w:asciiTheme="minorHAnsi" w:hAnsiTheme="minorHAnsi"/>
           <w:noProof/>
           <w:color w:val="auto"/>
           <w:kern w:val="2"/>
@@ -3236,83 +2583,60 @@
           <w14:ligatures w14:val="standardContextual"/>
         </w:rPr>
       </w:pPr>
-      <w:hyperlink w:anchor="_Toc240395978" w:history="1">
+      <w:hyperlink w:anchor="_Toc240399332" w:history="1">
         <w:r>
           <w:rPr>
             <w:rStyle w:val="Hyperlink"/>
             <w:rFonts w:ascii="Times New Roman" w:hAnsi="Times New Roman" w:cs="Times New Roman"/>
             <w:noProof/>
-            <w:sz w:val="24"/>
-            <w:szCs w:val="24"/>
           </w:rPr>
           <w:t>9.4 Internships</w:t>
         </w:r>
         <w:r>
           <w:rPr>
-            <w:rFonts w:ascii="Times New Roman" w:hAnsi="Times New Roman" w:cs="Times New Roman"/>
-            <w:noProof/>
-            <w:webHidden/>
-            <w:sz w:val="24"/>
-            <w:szCs w:val="24"/>
+            <w:noProof/>
+            <w:webHidden/>
           </w:rPr>
           <w:tab/>
         </w:r>
         <w:r>
           <w:rPr>
-            <w:rFonts w:ascii="Times New Roman" w:hAnsi="Times New Roman" w:cs="Times New Roman"/>
-            <w:noProof/>
-            <w:webHidden/>
-            <w:sz w:val="24"/>
-            <w:szCs w:val="24"/>
+            <w:noProof/>
+            <w:webHidden/>
           </w:rPr>
           <w:fldChar w:fldCharType="begin"/>
         </w:r>
         <w:r>
           <w:rPr>
-            <w:rFonts w:ascii="Times New Roman" w:hAnsi="Times New Roman" w:cs="Times New Roman"/>
-            <w:noProof/>
-            <w:webHidden/>
-            <w:sz w:val="24"/>
-            <w:szCs w:val="24"/>
-          </w:rPr>
-          <w:instrText xml:space="preserve"> PAGEREF _Toc240395978 \h </w:instrText>
-        </w:r>
-        <w:r>
-          <w:rPr>
-            <w:rFonts w:ascii="Times New Roman" w:hAnsi="Times New Roman" w:cs="Times New Roman"/>
-            <w:noProof/>
-            <w:webHidden/>
-            <w:sz w:val="24"/>
-            <w:szCs w:val="24"/>
-          </w:rPr>
-        </w:r>
-        <w:r>
-          <w:rPr>
-            <w:rFonts w:ascii="Times New Roman" w:hAnsi="Times New Roman" w:cs="Times New Roman"/>
-            <w:noProof/>
-            <w:webHidden/>
-            <w:sz w:val="24"/>
-            <w:szCs w:val="24"/>
+            <w:noProof/>
+            <w:webHidden/>
+          </w:rPr>
+          <w:instrText xml:space="preserve"> PAGEREF _Toc240399332 \h </w:instrText>
+        </w:r>
+        <w:r>
+          <w:rPr>
+            <w:noProof/>
+            <w:webHidden/>
+          </w:rPr>
+        </w:r>
+        <w:r>
+          <w:rPr>
+            <w:noProof/>
+            <w:webHidden/>
           </w:rPr>
           <w:fldChar w:fldCharType="separate"/>
         </w:r>
         <w:r>
           <w:rPr>
-            <w:rFonts w:ascii="Times New Roman" w:hAnsi="Times New Roman" w:cs="Times New Roman"/>
-            <w:noProof/>
-            <w:webHidden/>
-            <w:sz w:val="24"/>
-            <w:szCs w:val="24"/>
+            <w:noProof/>
+            <w:webHidden/>
           </w:rPr>
           <w:t>15</w:t>
         </w:r>
         <w:r>
           <w:rPr>
-            <w:rFonts w:ascii="Times New Roman" w:hAnsi="Times New Roman" w:cs="Times New Roman"/>
-            <w:noProof/>
-            <w:webHidden/>
-            <w:sz w:val="24"/>
-            <w:szCs w:val="24"/>
+            <w:noProof/>
+            <w:webHidden/>
           </w:rPr>
           <w:fldChar w:fldCharType="end"/>
         </w:r>
@@ -3325,7 +2649,7 @@
           <w:tab w:val="right" w:leader="dot" w:pos="10070"/>
         </w:tabs>
         <w:rPr>
-          <w:rFonts w:ascii="Times New Roman" w:hAnsi="Times New Roman" w:cs="Times New Roman"/>
+          <w:rFonts w:asciiTheme="minorHAnsi" w:hAnsiTheme="minorHAnsi"/>
           <w:noProof/>
           <w:color w:val="auto"/>
           <w:kern w:val="2"/>
@@ -3335,83 +2659,60 @@
           <w14:ligatures w14:val="standardContextual"/>
         </w:rPr>
       </w:pPr>
-      <w:hyperlink w:anchor="_Toc240395979" w:history="1">
+      <w:hyperlink w:anchor="_Toc240399333" w:history="1">
         <w:r>
           <w:rPr>
             <w:rStyle w:val="Hyperlink"/>
             <w:rFonts w:ascii="Times New Roman" w:hAnsi="Times New Roman" w:cs="Times New Roman"/>
             <w:noProof/>
-            <w:sz w:val="24"/>
-            <w:szCs w:val="24"/>
           </w:rPr>
           <w:t>9.5 My Matches</w:t>
         </w:r>
         <w:r>
           <w:rPr>
-            <w:rFonts w:ascii="Times New Roman" w:hAnsi="Times New Roman" w:cs="Times New Roman"/>
-            <w:noProof/>
-            <w:webHidden/>
-            <w:sz w:val="24"/>
-            <w:szCs w:val="24"/>
+            <w:noProof/>
+            <w:webHidden/>
           </w:rPr>
           <w:tab/>
         </w:r>
         <w:r>
           <w:rPr>
-            <w:rFonts w:ascii="Times New Roman" w:hAnsi="Times New Roman" w:cs="Times New Roman"/>
-            <w:noProof/>
-            <w:webHidden/>
-            <w:sz w:val="24"/>
-            <w:szCs w:val="24"/>
+            <w:noProof/>
+            <w:webHidden/>
           </w:rPr>
           <w:fldChar w:fldCharType="begin"/>
         </w:r>
         <w:r>
           <w:rPr>
-            <w:rFonts w:ascii="Times New Roman" w:hAnsi="Times New Roman" w:cs="Times New Roman"/>
-            <w:noProof/>
-            <w:webHidden/>
-            <w:sz w:val="24"/>
-            <w:szCs w:val="24"/>
-          </w:rPr>
-          <w:instrText xml:space="preserve"> PAGEREF _Toc240395979 \h </w:instrText>
-        </w:r>
-        <w:r>
-          <w:rPr>
-            <w:rFonts w:ascii="Times New Roman" w:hAnsi="Times New Roman" w:cs="Times New Roman"/>
-            <w:noProof/>
-            <w:webHidden/>
-            <w:sz w:val="24"/>
-            <w:szCs w:val="24"/>
-          </w:rPr>
-        </w:r>
-        <w:r>
-          <w:rPr>
-            <w:rFonts w:ascii="Times New Roman" w:hAnsi="Times New Roman" w:cs="Times New Roman"/>
-            <w:noProof/>
-            <w:webHidden/>
-            <w:sz w:val="24"/>
-            <w:szCs w:val="24"/>
+            <w:noProof/>
+            <w:webHidden/>
+          </w:rPr>
+          <w:instrText xml:space="preserve"> PAGEREF _Toc240399333 \h </w:instrText>
+        </w:r>
+        <w:r>
+          <w:rPr>
+            <w:noProof/>
+            <w:webHidden/>
+          </w:rPr>
+        </w:r>
+        <w:r>
+          <w:rPr>
+            <w:noProof/>
+            <w:webHidden/>
           </w:rPr>
           <w:fldChar w:fldCharType="separate"/>
         </w:r>
         <w:r>
           <w:rPr>
-            <w:rFonts w:ascii="Times New Roman" w:hAnsi="Times New Roman" w:cs="Times New Roman"/>
-            <w:noProof/>
-            <w:webHidden/>
-            <w:sz w:val="24"/>
-            <w:szCs w:val="24"/>
-          </w:rPr>
-          <w:t>15</w:t>
-        </w:r>
-        <w:r>
-          <w:rPr>
-            <w:rFonts w:ascii="Times New Roman" w:hAnsi="Times New Roman" w:cs="Times New Roman"/>
-            <w:noProof/>
-            <w:webHidden/>
-            <w:sz w:val="24"/>
-            <w:szCs w:val="24"/>
+            <w:noProof/>
+            <w:webHidden/>
+          </w:rPr>
+          <w:t>16</w:t>
+        </w:r>
+        <w:r>
+          <w:rPr>
+            <w:noProof/>
+            <w:webHidden/>
           </w:rPr>
           <w:fldChar w:fldCharType="end"/>
         </w:r>
@@ -3424,7 +2725,7 @@
           <w:tab w:val="right" w:leader="dot" w:pos="10070"/>
         </w:tabs>
         <w:rPr>
-          <w:rFonts w:ascii="Times New Roman" w:hAnsi="Times New Roman" w:cs="Times New Roman"/>
+          <w:rFonts w:asciiTheme="minorHAnsi" w:hAnsiTheme="minorHAnsi"/>
           <w:noProof/>
           <w:color w:val="auto"/>
           <w:kern w:val="2"/>
@@ -3434,83 +2735,60 @@
           <w14:ligatures w14:val="standardContextual"/>
         </w:rPr>
       </w:pPr>
-      <w:hyperlink w:anchor="_Toc240395980" w:history="1">
+      <w:hyperlink w:anchor="_Toc240399334" w:history="1">
         <w:r>
           <w:rPr>
             <w:rStyle w:val="Hyperlink"/>
             <w:rFonts w:ascii="Times New Roman" w:hAnsi="Times New Roman" w:cs="Times New Roman"/>
             <w:noProof/>
-            <w:sz w:val="24"/>
-            <w:szCs w:val="24"/>
           </w:rPr>
           <w:t>9.6 Cover Letter</w:t>
         </w:r>
         <w:r>
           <w:rPr>
-            <w:rFonts w:ascii="Times New Roman" w:hAnsi="Times New Roman" w:cs="Times New Roman"/>
-            <w:noProof/>
-            <w:webHidden/>
-            <w:sz w:val="24"/>
-            <w:szCs w:val="24"/>
+            <w:noProof/>
+            <w:webHidden/>
           </w:rPr>
           <w:tab/>
         </w:r>
         <w:r>
           <w:rPr>
-            <w:rFonts w:ascii="Times New Roman" w:hAnsi="Times New Roman" w:cs="Times New Roman"/>
-            <w:noProof/>
-            <w:webHidden/>
-            <w:sz w:val="24"/>
-            <w:szCs w:val="24"/>
+            <w:noProof/>
+            <w:webHidden/>
           </w:rPr>
           <w:fldChar w:fldCharType="begin"/>
         </w:r>
         <w:r>
           <w:rPr>
-            <w:rFonts w:ascii="Times New Roman" w:hAnsi="Times New Roman" w:cs="Times New Roman"/>
-            <w:noProof/>
-            <w:webHidden/>
-            <w:sz w:val="24"/>
-            <w:szCs w:val="24"/>
-          </w:rPr>
-          <w:instrText xml:space="preserve"> PAGEREF _Toc240395980 \h </w:instrText>
-        </w:r>
-        <w:r>
-          <w:rPr>
-            <w:rFonts w:ascii="Times New Roman" w:hAnsi="Times New Roman" w:cs="Times New Roman"/>
-            <w:noProof/>
-            <w:webHidden/>
-            <w:sz w:val="24"/>
-            <w:szCs w:val="24"/>
-          </w:rPr>
-        </w:r>
-        <w:r>
-          <w:rPr>
-            <w:rFonts w:ascii="Times New Roman" w:hAnsi="Times New Roman" w:cs="Times New Roman"/>
-            <w:noProof/>
-            <w:webHidden/>
-            <w:sz w:val="24"/>
-            <w:szCs w:val="24"/>
+            <w:noProof/>
+            <w:webHidden/>
+          </w:rPr>
+          <w:instrText xml:space="preserve"> PAGEREF _Toc240399334 \h </w:instrText>
+        </w:r>
+        <w:r>
+          <w:rPr>
+            <w:noProof/>
+            <w:webHidden/>
+          </w:rPr>
+        </w:r>
+        <w:r>
+          <w:rPr>
+            <w:noProof/>
+            <w:webHidden/>
           </w:rPr>
           <w:fldChar w:fldCharType="separate"/>
         </w:r>
         <w:r>
           <w:rPr>
-            <w:rFonts w:ascii="Times New Roman" w:hAnsi="Times New Roman" w:cs="Times New Roman"/>
-            <w:noProof/>
-            <w:webHidden/>
-            <w:sz w:val="24"/>
-            <w:szCs w:val="24"/>
+            <w:noProof/>
+            <w:webHidden/>
           </w:rPr>
           <w:t>16</w:t>
         </w:r>
         <w:r>
           <w:rPr>
-            <w:rFonts w:ascii="Times New Roman" w:hAnsi="Times New Roman" w:cs="Times New Roman"/>
-            <w:noProof/>
-            <w:webHidden/>
-            <w:sz w:val="24"/>
-            <w:szCs w:val="24"/>
+            <w:noProof/>
+            <w:webHidden/>
           </w:rPr>
           <w:fldChar w:fldCharType="end"/>
         </w:r>
@@ -3523,7 +2801,7 @@
           <w:tab w:val="right" w:leader="dot" w:pos="10070"/>
         </w:tabs>
         <w:rPr>
-          <w:rFonts w:ascii="Times New Roman" w:hAnsi="Times New Roman" w:cs="Times New Roman"/>
+          <w:rFonts w:asciiTheme="minorHAnsi" w:hAnsiTheme="minorHAnsi"/>
           <w:noProof/>
           <w:color w:val="auto"/>
           <w:kern w:val="2"/>
@@ -3533,83 +2811,60 @@
           <w14:ligatures w14:val="standardContextual"/>
         </w:rPr>
       </w:pPr>
-      <w:hyperlink w:anchor="_Toc240395981" w:history="1">
+      <w:hyperlink w:anchor="_Toc240399335" w:history="1">
         <w:r>
           <w:rPr>
             <w:rStyle w:val="Hyperlink"/>
             <w:rFonts w:ascii="Times New Roman" w:hAnsi="Times New Roman" w:cs="Times New Roman"/>
             <w:noProof/>
-            <w:sz w:val="24"/>
-            <w:szCs w:val="24"/>
           </w:rPr>
           <w:t>9.7 AI Product Assistant</w:t>
         </w:r>
         <w:r>
           <w:rPr>
-            <w:rFonts w:ascii="Times New Roman" w:hAnsi="Times New Roman" w:cs="Times New Roman"/>
-            <w:noProof/>
-            <w:webHidden/>
-            <w:sz w:val="24"/>
-            <w:szCs w:val="24"/>
+            <w:noProof/>
+            <w:webHidden/>
           </w:rPr>
           <w:tab/>
         </w:r>
         <w:r>
           <w:rPr>
-            <w:rFonts w:ascii="Times New Roman" w:hAnsi="Times New Roman" w:cs="Times New Roman"/>
-            <w:noProof/>
-            <w:webHidden/>
-            <w:sz w:val="24"/>
-            <w:szCs w:val="24"/>
+            <w:noProof/>
+            <w:webHidden/>
           </w:rPr>
           <w:fldChar w:fldCharType="begin"/>
         </w:r>
         <w:r>
           <w:rPr>
-            <w:rFonts w:ascii="Times New Roman" w:hAnsi="Times New Roman" w:cs="Times New Roman"/>
-            <w:noProof/>
-            <w:webHidden/>
-            <w:sz w:val="24"/>
-            <w:szCs w:val="24"/>
-          </w:rPr>
-          <w:instrText xml:space="preserve"> PAGEREF _Toc240395981 \h </w:instrText>
-        </w:r>
-        <w:r>
-          <w:rPr>
-            <w:rFonts w:ascii="Times New Roman" w:hAnsi="Times New Roman" w:cs="Times New Roman"/>
-            <w:noProof/>
-            <w:webHidden/>
-            <w:sz w:val="24"/>
-            <w:szCs w:val="24"/>
-          </w:rPr>
-        </w:r>
-        <w:r>
-          <w:rPr>
-            <w:rFonts w:ascii="Times New Roman" w:hAnsi="Times New Roman" w:cs="Times New Roman"/>
-            <w:noProof/>
-            <w:webHidden/>
-            <w:sz w:val="24"/>
-            <w:szCs w:val="24"/>
+            <w:noProof/>
+            <w:webHidden/>
+          </w:rPr>
+          <w:instrText xml:space="preserve"> PAGEREF _Toc240399335 \h </w:instrText>
+        </w:r>
+        <w:r>
+          <w:rPr>
+            <w:noProof/>
+            <w:webHidden/>
+          </w:rPr>
+        </w:r>
+        <w:r>
+          <w:rPr>
+            <w:noProof/>
+            <w:webHidden/>
           </w:rPr>
           <w:fldChar w:fldCharType="separate"/>
         </w:r>
         <w:r>
           <w:rPr>
-            <w:rFonts w:ascii="Times New Roman" w:hAnsi="Times New Roman" w:cs="Times New Roman"/>
-            <w:noProof/>
-            <w:webHidden/>
-            <w:sz w:val="24"/>
-            <w:szCs w:val="24"/>
+            <w:noProof/>
+            <w:webHidden/>
           </w:rPr>
           <w:t>17</w:t>
         </w:r>
         <w:r>
           <w:rPr>
-            <w:rFonts w:ascii="Times New Roman" w:hAnsi="Times New Roman" w:cs="Times New Roman"/>
-            <w:noProof/>
-            <w:webHidden/>
-            <w:sz w:val="24"/>
-            <w:szCs w:val="24"/>
+            <w:noProof/>
+            <w:webHidden/>
           </w:rPr>
           <w:fldChar w:fldCharType="end"/>
         </w:r>
@@ -3622,7 +2877,7 @@
           <w:tab w:val="right" w:leader="dot" w:pos="10070"/>
         </w:tabs>
         <w:rPr>
-          <w:rFonts w:ascii="Times New Roman" w:hAnsi="Times New Roman" w:cs="Times New Roman"/>
+          <w:rFonts w:asciiTheme="minorHAnsi" w:hAnsiTheme="minorHAnsi"/>
           <w:noProof/>
           <w:color w:val="auto"/>
           <w:kern w:val="2"/>
@@ -3632,83 +2887,60 @@
           <w14:ligatures w14:val="standardContextual"/>
         </w:rPr>
       </w:pPr>
-      <w:hyperlink w:anchor="_Toc240395982" w:history="1">
+      <w:hyperlink w:anchor="_Toc240399336" w:history="1">
         <w:r>
           <w:rPr>
             <w:rStyle w:val="Hyperlink"/>
             <w:rFonts w:ascii="Times New Roman" w:hAnsi="Times New Roman" w:cs="Times New Roman"/>
             <w:noProof/>
-            <w:sz w:val="24"/>
-            <w:szCs w:val="24"/>
           </w:rPr>
           <w:t>9.8 Interview Preparation Agent</w:t>
         </w:r>
         <w:r>
           <w:rPr>
-            <w:rFonts w:ascii="Times New Roman" w:hAnsi="Times New Roman" w:cs="Times New Roman"/>
-            <w:noProof/>
-            <w:webHidden/>
-            <w:sz w:val="24"/>
-            <w:szCs w:val="24"/>
+            <w:noProof/>
+            <w:webHidden/>
           </w:rPr>
           <w:tab/>
         </w:r>
         <w:r>
           <w:rPr>
-            <w:rFonts w:ascii="Times New Roman" w:hAnsi="Times New Roman" w:cs="Times New Roman"/>
-            <w:noProof/>
-            <w:webHidden/>
-            <w:sz w:val="24"/>
-            <w:szCs w:val="24"/>
+            <w:noProof/>
+            <w:webHidden/>
           </w:rPr>
           <w:fldChar w:fldCharType="begin"/>
         </w:r>
         <w:r>
           <w:rPr>
-            <w:rFonts w:ascii="Times New Roman" w:hAnsi="Times New Roman" w:cs="Times New Roman"/>
-            <w:noProof/>
-            <w:webHidden/>
-            <w:sz w:val="24"/>
-            <w:szCs w:val="24"/>
-          </w:rPr>
-          <w:instrText xml:space="preserve"> PAGEREF _Toc240395982 \h </w:instrText>
-        </w:r>
-        <w:r>
-          <w:rPr>
-            <w:rFonts w:ascii="Times New Roman" w:hAnsi="Times New Roman" w:cs="Times New Roman"/>
-            <w:noProof/>
-            <w:webHidden/>
-            <w:sz w:val="24"/>
-            <w:szCs w:val="24"/>
-          </w:rPr>
-        </w:r>
-        <w:r>
-          <w:rPr>
-            <w:rFonts w:ascii="Times New Roman" w:hAnsi="Times New Roman" w:cs="Times New Roman"/>
-            <w:noProof/>
-            <w:webHidden/>
-            <w:sz w:val="24"/>
-            <w:szCs w:val="24"/>
+            <w:noProof/>
+            <w:webHidden/>
+          </w:rPr>
+          <w:instrText xml:space="preserve"> PAGEREF _Toc240399336 \h </w:instrText>
+        </w:r>
+        <w:r>
+          <w:rPr>
+            <w:noProof/>
+            <w:webHidden/>
+          </w:rPr>
+        </w:r>
+        <w:r>
+          <w:rPr>
+            <w:noProof/>
+            <w:webHidden/>
           </w:rPr>
           <w:fldChar w:fldCharType="separate"/>
         </w:r>
         <w:r>
           <w:rPr>
-            <w:rFonts w:ascii="Times New Roman" w:hAnsi="Times New Roman" w:cs="Times New Roman"/>
-            <w:noProof/>
-            <w:webHidden/>
-            <w:sz w:val="24"/>
-            <w:szCs w:val="24"/>
-          </w:rPr>
-          <w:t>17</w:t>
-        </w:r>
-        <w:r>
-          <w:rPr>
-            <w:rFonts w:ascii="Times New Roman" w:hAnsi="Times New Roman" w:cs="Times New Roman"/>
-            <w:noProof/>
-            <w:webHidden/>
-            <w:sz w:val="24"/>
-            <w:szCs w:val="24"/>
+            <w:noProof/>
+            <w:webHidden/>
+          </w:rPr>
+          <w:t>18</w:t>
+        </w:r>
+        <w:r>
+          <w:rPr>
+            <w:noProof/>
+            <w:webHidden/>
           </w:rPr>
           <w:fldChar w:fldCharType="end"/>
         </w:r>
@@ -3721,7 +2953,7 @@
           <w:tab w:val="right" w:leader="dot" w:pos="10070"/>
         </w:tabs>
         <w:rPr>
-          <w:rFonts w:ascii="Times New Roman" w:hAnsi="Times New Roman" w:cs="Times New Roman"/>
+          <w:rFonts w:asciiTheme="minorHAnsi" w:hAnsiTheme="minorHAnsi"/>
           <w:noProof/>
           <w:color w:val="auto"/>
           <w:kern w:val="2"/>
@@ -3731,83 +2963,60 @@
           <w14:ligatures w14:val="standardContextual"/>
         </w:rPr>
       </w:pPr>
-      <w:hyperlink w:anchor="_Toc240395983" w:history="1">
+      <w:hyperlink w:anchor="_Toc240399337" w:history="1">
         <w:r>
           <w:rPr>
             <w:rStyle w:val="Hyperlink"/>
             <w:rFonts w:ascii="Times New Roman" w:hAnsi="Times New Roman" w:cs="Times New Roman"/>
             <w:noProof/>
-            <w:sz w:val="24"/>
-            <w:szCs w:val="24"/>
           </w:rPr>
           <w:t>9.9 Profile</w:t>
         </w:r>
         <w:r>
           <w:rPr>
-            <w:rFonts w:ascii="Times New Roman" w:hAnsi="Times New Roman" w:cs="Times New Roman"/>
-            <w:noProof/>
-            <w:webHidden/>
-            <w:sz w:val="24"/>
-            <w:szCs w:val="24"/>
+            <w:noProof/>
+            <w:webHidden/>
           </w:rPr>
           <w:tab/>
         </w:r>
         <w:r>
           <w:rPr>
-            <w:rFonts w:ascii="Times New Roman" w:hAnsi="Times New Roman" w:cs="Times New Roman"/>
-            <w:noProof/>
-            <w:webHidden/>
-            <w:sz w:val="24"/>
-            <w:szCs w:val="24"/>
+            <w:noProof/>
+            <w:webHidden/>
           </w:rPr>
           <w:fldChar w:fldCharType="begin"/>
         </w:r>
         <w:r>
           <w:rPr>
-            <w:rFonts w:ascii="Times New Roman" w:hAnsi="Times New Roman" w:cs="Times New Roman"/>
-            <w:noProof/>
-            <w:webHidden/>
-            <w:sz w:val="24"/>
-            <w:szCs w:val="24"/>
-          </w:rPr>
-          <w:instrText xml:space="preserve"> PAGEREF _Toc240395983 \h </w:instrText>
-        </w:r>
-        <w:r>
-          <w:rPr>
-            <w:rFonts w:ascii="Times New Roman" w:hAnsi="Times New Roman" w:cs="Times New Roman"/>
-            <w:noProof/>
-            <w:webHidden/>
-            <w:sz w:val="24"/>
-            <w:szCs w:val="24"/>
-          </w:rPr>
-        </w:r>
-        <w:r>
-          <w:rPr>
-            <w:rFonts w:ascii="Times New Roman" w:hAnsi="Times New Roman" w:cs="Times New Roman"/>
-            <w:noProof/>
-            <w:webHidden/>
-            <w:sz w:val="24"/>
-            <w:szCs w:val="24"/>
+            <w:noProof/>
+            <w:webHidden/>
+          </w:rPr>
+          <w:instrText xml:space="preserve"> PAGEREF _Toc240399337 \h </w:instrText>
+        </w:r>
+        <w:r>
+          <w:rPr>
+            <w:noProof/>
+            <w:webHidden/>
+          </w:rPr>
+        </w:r>
+        <w:r>
+          <w:rPr>
+            <w:noProof/>
+            <w:webHidden/>
           </w:rPr>
           <w:fldChar w:fldCharType="separate"/>
         </w:r>
         <w:r>
           <w:rPr>
-            <w:rFonts w:ascii="Times New Roman" w:hAnsi="Times New Roman" w:cs="Times New Roman"/>
-            <w:noProof/>
-            <w:webHidden/>
-            <w:sz w:val="24"/>
-            <w:szCs w:val="24"/>
+            <w:noProof/>
+            <w:webHidden/>
           </w:rPr>
           <w:t>18</w:t>
         </w:r>
         <w:r>
           <w:rPr>
-            <w:rFonts w:ascii="Times New Roman" w:hAnsi="Times New Roman" w:cs="Times New Roman"/>
-            <w:noProof/>
-            <w:webHidden/>
-            <w:sz w:val="24"/>
-            <w:szCs w:val="24"/>
+            <w:noProof/>
+            <w:webHidden/>
           </w:rPr>
           <w:fldChar w:fldCharType="end"/>
         </w:r>
@@ -3820,7 +3029,7 @@
           <w:tab w:val="right" w:leader="dot" w:pos="10070"/>
         </w:tabs>
         <w:rPr>
-          <w:rFonts w:ascii="Times New Roman" w:hAnsi="Times New Roman" w:cs="Times New Roman"/>
+          <w:rFonts w:asciiTheme="minorHAnsi" w:hAnsiTheme="minorHAnsi"/>
           <w:noProof/>
           <w:color w:val="auto"/>
           <w:kern w:val="2"/>
@@ -3830,83 +3039,60 @@
           <w14:ligatures w14:val="standardContextual"/>
         </w:rPr>
       </w:pPr>
-      <w:hyperlink w:anchor="_Toc240395984" w:history="1">
+      <w:hyperlink w:anchor="_Toc240399338" w:history="1">
         <w:r>
           <w:rPr>
             <w:rStyle w:val="Hyperlink"/>
             <w:rFonts w:ascii="Times New Roman" w:hAnsi="Times New Roman" w:cs="Times New Roman"/>
             <w:noProof/>
-            <w:sz w:val="24"/>
-            <w:szCs w:val="24"/>
           </w:rPr>
           <w:t>9.10 Additional Features</w:t>
         </w:r>
         <w:r>
           <w:rPr>
-            <w:rFonts w:ascii="Times New Roman" w:hAnsi="Times New Roman" w:cs="Times New Roman"/>
-            <w:noProof/>
-            <w:webHidden/>
-            <w:sz w:val="24"/>
-            <w:szCs w:val="24"/>
+            <w:noProof/>
+            <w:webHidden/>
           </w:rPr>
           <w:tab/>
         </w:r>
         <w:r>
           <w:rPr>
-            <w:rFonts w:ascii="Times New Roman" w:hAnsi="Times New Roman" w:cs="Times New Roman"/>
-            <w:noProof/>
-            <w:webHidden/>
-            <w:sz w:val="24"/>
-            <w:szCs w:val="24"/>
+            <w:noProof/>
+            <w:webHidden/>
           </w:rPr>
           <w:fldChar w:fldCharType="begin"/>
         </w:r>
         <w:r>
           <w:rPr>
-            <w:rFonts w:ascii="Times New Roman" w:hAnsi="Times New Roman" w:cs="Times New Roman"/>
-            <w:noProof/>
-            <w:webHidden/>
-            <w:sz w:val="24"/>
-            <w:szCs w:val="24"/>
-          </w:rPr>
-          <w:instrText xml:space="preserve"> PAGEREF _Toc240395984 \h </w:instrText>
-        </w:r>
-        <w:r>
-          <w:rPr>
-            <w:rFonts w:ascii="Times New Roman" w:hAnsi="Times New Roman" w:cs="Times New Roman"/>
-            <w:noProof/>
-            <w:webHidden/>
-            <w:sz w:val="24"/>
-            <w:szCs w:val="24"/>
-          </w:rPr>
-        </w:r>
-        <w:r>
-          <w:rPr>
-            <w:rFonts w:ascii="Times New Roman" w:hAnsi="Times New Roman" w:cs="Times New Roman"/>
-            <w:noProof/>
-            <w:webHidden/>
-            <w:sz w:val="24"/>
-            <w:szCs w:val="24"/>
+            <w:noProof/>
+            <w:webHidden/>
+          </w:rPr>
+          <w:instrText xml:space="preserve"> PAGEREF _Toc240399338 \h </w:instrText>
+        </w:r>
+        <w:r>
+          <w:rPr>
+            <w:noProof/>
+            <w:webHidden/>
+          </w:rPr>
+        </w:r>
+        <w:r>
+          <w:rPr>
+            <w:noProof/>
+            <w:webHidden/>
           </w:rPr>
           <w:fldChar w:fldCharType="separate"/>
         </w:r>
         <w:r>
           <w:rPr>
-            <w:rFonts w:ascii="Times New Roman" w:hAnsi="Times New Roman" w:cs="Times New Roman"/>
-            <w:noProof/>
-            <w:webHidden/>
-            <w:sz w:val="24"/>
-            <w:szCs w:val="24"/>
-          </w:rPr>
-          <w:t>18</w:t>
-        </w:r>
-        <w:r>
-          <w:rPr>
-            <w:rFonts w:ascii="Times New Roman" w:hAnsi="Times New Roman" w:cs="Times New Roman"/>
-            <w:noProof/>
-            <w:webHidden/>
-            <w:sz w:val="24"/>
-            <w:szCs w:val="24"/>
+            <w:noProof/>
+            <w:webHidden/>
+          </w:rPr>
+          <w:t>19</w:t>
+        </w:r>
+        <w:r>
+          <w:rPr>
+            <w:noProof/>
+            <w:webHidden/>
           </w:rPr>
           <w:fldChar w:fldCharType="end"/>
         </w:r>
@@ -3919,7 +3105,7 @@
           <w:tab w:val="right" w:leader="dot" w:pos="10070"/>
         </w:tabs>
         <w:rPr>
-          <w:rFonts w:ascii="Times New Roman" w:hAnsi="Times New Roman" w:cs="Times New Roman"/>
+          <w:rFonts w:asciiTheme="minorHAnsi" w:hAnsiTheme="minorHAnsi"/>
           <w:noProof/>
           <w:color w:val="auto"/>
           <w:kern w:val="2"/>
@@ -3929,83 +3115,60 @@
           <w14:ligatures w14:val="standardContextual"/>
         </w:rPr>
       </w:pPr>
-      <w:hyperlink w:anchor="_Toc240395985" w:history="1">
+      <w:hyperlink w:anchor="_Toc240399339" w:history="1">
         <w:r>
           <w:rPr>
             <w:rStyle w:val="Hyperlink"/>
             <w:rFonts w:ascii="Times New Roman" w:hAnsi="Times New Roman" w:cs="Times New Roman"/>
             <w:noProof/>
-            <w:sz w:val="24"/>
-            <w:szCs w:val="24"/>
           </w:rPr>
           <w:t>Parsed Resumes</w:t>
         </w:r>
         <w:r>
           <w:rPr>
-            <w:rFonts w:ascii="Times New Roman" w:hAnsi="Times New Roman" w:cs="Times New Roman"/>
-            <w:noProof/>
-            <w:webHidden/>
-            <w:sz w:val="24"/>
-            <w:szCs w:val="24"/>
+            <w:noProof/>
+            <w:webHidden/>
           </w:rPr>
           <w:tab/>
         </w:r>
         <w:r>
           <w:rPr>
-            <w:rFonts w:ascii="Times New Roman" w:hAnsi="Times New Roman" w:cs="Times New Roman"/>
-            <w:noProof/>
-            <w:webHidden/>
-            <w:sz w:val="24"/>
-            <w:szCs w:val="24"/>
+            <w:noProof/>
+            <w:webHidden/>
           </w:rPr>
           <w:fldChar w:fldCharType="begin"/>
         </w:r>
         <w:r>
           <w:rPr>
-            <w:rFonts w:ascii="Times New Roman" w:hAnsi="Times New Roman" w:cs="Times New Roman"/>
-            <w:noProof/>
-            <w:webHidden/>
-            <w:sz w:val="24"/>
-            <w:szCs w:val="24"/>
-          </w:rPr>
-          <w:instrText xml:space="preserve"> PAGEREF _Toc240395985 \h </w:instrText>
-        </w:r>
-        <w:r>
-          <w:rPr>
-            <w:rFonts w:ascii="Times New Roman" w:hAnsi="Times New Roman" w:cs="Times New Roman"/>
-            <w:noProof/>
-            <w:webHidden/>
-            <w:sz w:val="24"/>
-            <w:szCs w:val="24"/>
-          </w:rPr>
-        </w:r>
-        <w:r>
-          <w:rPr>
-            <w:rFonts w:ascii="Times New Roman" w:hAnsi="Times New Roman" w:cs="Times New Roman"/>
-            <w:noProof/>
-            <w:webHidden/>
-            <w:sz w:val="24"/>
-            <w:szCs w:val="24"/>
+            <w:noProof/>
+            <w:webHidden/>
+          </w:rPr>
+          <w:instrText xml:space="preserve"> PAGEREF _Toc240399339 \h </w:instrText>
+        </w:r>
+        <w:r>
+          <w:rPr>
+            <w:noProof/>
+            <w:webHidden/>
+          </w:rPr>
+        </w:r>
+        <w:r>
+          <w:rPr>
+            <w:noProof/>
+            <w:webHidden/>
           </w:rPr>
           <w:fldChar w:fldCharType="separate"/>
         </w:r>
         <w:r>
           <w:rPr>
-            <w:rFonts w:ascii="Times New Roman" w:hAnsi="Times New Roman" w:cs="Times New Roman"/>
-            <w:noProof/>
-            <w:webHidden/>
-            <w:sz w:val="24"/>
-            <w:szCs w:val="24"/>
+            <w:noProof/>
+            <w:webHidden/>
           </w:rPr>
           <w:t>19</w:t>
         </w:r>
         <w:r>
           <w:rPr>
-            <w:rFonts w:ascii="Times New Roman" w:hAnsi="Times New Roman" w:cs="Times New Roman"/>
-            <w:noProof/>
-            <w:webHidden/>
-            <w:sz w:val="24"/>
-            <w:szCs w:val="24"/>
+            <w:noProof/>
+            <w:webHidden/>
           </w:rPr>
           <w:fldChar w:fldCharType="end"/>
         </w:r>
@@ -4018,7 +3181,7 @@
           <w:tab w:val="right" w:leader="dot" w:pos="10070"/>
         </w:tabs>
         <w:rPr>
-          <w:rFonts w:ascii="Times New Roman" w:hAnsi="Times New Roman" w:cs="Times New Roman"/>
+          <w:rFonts w:asciiTheme="minorHAnsi" w:hAnsiTheme="minorHAnsi"/>
           <w:noProof/>
           <w:color w:val="auto"/>
           <w:kern w:val="2"/>
@@ -4028,83 +3191,60 @@
           <w14:ligatures w14:val="standardContextual"/>
         </w:rPr>
       </w:pPr>
-      <w:hyperlink w:anchor="_Toc240395986" w:history="1">
+      <w:hyperlink w:anchor="_Toc240399340" w:history="1">
         <w:r>
           <w:rPr>
             <w:rStyle w:val="Hyperlink"/>
             <w:rFonts w:ascii="Times New Roman" w:hAnsi="Times New Roman" w:cs="Times New Roman"/>
             <w:noProof/>
-            <w:sz w:val="24"/>
-            <w:szCs w:val="24"/>
           </w:rPr>
           <w:t>Applied Internships</w:t>
         </w:r>
         <w:r>
           <w:rPr>
-            <w:rFonts w:ascii="Times New Roman" w:hAnsi="Times New Roman" w:cs="Times New Roman"/>
-            <w:noProof/>
-            <w:webHidden/>
-            <w:sz w:val="24"/>
-            <w:szCs w:val="24"/>
+            <w:noProof/>
+            <w:webHidden/>
           </w:rPr>
           <w:tab/>
         </w:r>
         <w:r>
           <w:rPr>
-            <w:rFonts w:ascii="Times New Roman" w:hAnsi="Times New Roman" w:cs="Times New Roman"/>
-            <w:noProof/>
-            <w:webHidden/>
-            <w:sz w:val="24"/>
-            <w:szCs w:val="24"/>
+            <w:noProof/>
+            <w:webHidden/>
           </w:rPr>
           <w:fldChar w:fldCharType="begin"/>
         </w:r>
         <w:r>
           <w:rPr>
-            <w:rFonts w:ascii="Times New Roman" w:hAnsi="Times New Roman" w:cs="Times New Roman"/>
-            <w:noProof/>
-            <w:webHidden/>
-            <w:sz w:val="24"/>
-            <w:szCs w:val="24"/>
-          </w:rPr>
-          <w:instrText xml:space="preserve"> PAGEREF _Toc240395986 \h </w:instrText>
-        </w:r>
-        <w:r>
-          <w:rPr>
-            <w:rFonts w:ascii="Times New Roman" w:hAnsi="Times New Roman" w:cs="Times New Roman"/>
-            <w:noProof/>
-            <w:webHidden/>
-            <w:sz w:val="24"/>
-            <w:szCs w:val="24"/>
-          </w:rPr>
-        </w:r>
-        <w:r>
-          <w:rPr>
-            <w:rFonts w:ascii="Times New Roman" w:hAnsi="Times New Roman" w:cs="Times New Roman"/>
-            <w:noProof/>
-            <w:webHidden/>
-            <w:sz w:val="24"/>
-            <w:szCs w:val="24"/>
+            <w:noProof/>
+            <w:webHidden/>
+          </w:rPr>
+          <w:instrText xml:space="preserve"> PAGEREF _Toc240399340 \h </w:instrText>
+        </w:r>
+        <w:r>
+          <w:rPr>
+            <w:noProof/>
+            <w:webHidden/>
+          </w:rPr>
+        </w:r>
+        <w:r>
+          <w:rPr>
+            <w:noProof/>
+            <w:webHidden/>
           </w:rPr>
           <w:fldChar w:fldCharType="separate"/>
         </w:r>
         <w:r>
           <w:rPr>
-            <w:rFonts w:ascii="Times New Roman" w:hAnsi="Times New Roman" w:cs="Times New Roman"/>
-            <w:noProof/>
-            <w:webHidden/>
-            <w:sz w:val="24"/>
-            <w:szCs w:val="24"/>
-          </w:rPr>
-          <w:t>19</w:t>
-        </w:r>
-        <w:r>
-          <w:rPr>
-            <w:rFonts w:ascii="Times New Roman" w:hAnsi="Times New Roman" w:cs="Times New Roman"/>
-            <w:noProof/>
-            <w:webHidden/>
-            <w:sz w:val="24"/>
-            <w:szCs w:val="24"/>
+            <w:noProof/>
+            <w:webHidden/>
+          </w:rPr>
+          <w:t>20</w:t>
+        </w:r>
+        <w:r>
+          <w:rPr>
+            <w:noProof/>
+            <w:webHidden/>
           </w:rPr>
           <w:fldChar w:fldCharType="end"/>
         </w:r>
@@ -4117,7 +3257,7 @@
           <w:tab w:val="right" w:leader="dot" w:pos="10070"/>
         </w:tabs>
         <w:rPr>
-          <w:rFonts w:ascii="Times New Roman" w:hAnsi="Times New Roman" w:cs="Times New Roman"/>
+          <w:rFonts w:asciiTheme="minorHAnsi" w:hAnsiTheme="minorHAnsi"/>
           <w:noProof/>
           <w:color w:val="auto"/>
           <w:kern w:val="2"/>
@@ -4127,83 +3267,60 @@
           <w14:ligatures w14:val="standardContextual"/>
         </w:rPr>
       </w:pPr>
-      <w:hyperlink w:anchor="_Toc240395987" w:history="1">
+      <w:hyperlink w:anchor="_Toc240399341" w:history="1">
         <w:r>
           <w:rPr>
             <w:rStyle w:val="Hyperlink"/>
             <w:rFonts w:ascii="Times New Roman" w:hAnsi="Times New Roman" w:cs="Times New Roman"/>
             <w:noProof/>
-            <w:sz w:val="24"/>
-            <w:szCs w:val="24"/>
           </w:rPr>
           <w:t>Light / Dark Theme</w:t>
         </w:r>
         <w:r>
           <w:rPr>
-            <w:rFonts w:ascii="Times New Roman" w:hAnsi="Times New Roman" w:cs="Times New Roman"/>
-            <w:noProof/>
-            <w:webHidden/>
-            <w:sz w:val="24"/>
-            <w:szCs w:val="24"/>
+            <w:noProof/>
+            <w:webHidden/>
           </w:rPr>
           <w:tab/>
         </w:r>
         <w:r>
           <w:rPr>
-            <w:rFonts w:ascii="Times New Roman" w:hAnsi="Times New Roman" w:cs="Times New Roman"/>
-            <w:noProof/>
-            <w:webHidden/>
-            <w:sz w:val="24"/>
-            <w:szCs w:val="24"/>
+            <w:noProof/>
+            <w:webHidden/>
           </w:rPr>
           <w:fldChar w:fldCharType="begin"/>
         </w:r>
         <w:r>
           <w:rPr>
-            <w:rFonts w:ascii="Times New Roman" w:hAnsi="Times New Roman" w:cs="Times New Roman"/>
-            <w:noProof/>
-            <w:webHidden/>
-            <w:sz w:val="24"/>
-            <w:szCs w:val="24"/>
-          </w:rPr>
-          <w:instrText xml:space="preserve"> PAGEREF _Toc240395987 \h </w:instrText>
-        </w:r>
-        <w:r>
-          <w:rPr>
-            <w:rFonts w:ascii="Times New Roman" w:hAnsi="Times New Roman" w:cs="Times New Roman"/>
-            <w:noProof/>
-            <w:webHidden/>
-            <w:sz w:val="24"/>
-            <w:szCs w:val="24"/>
-          </w:rPr>
-        </w:r>
-        <w:r>
-          <w:rPr>
-            <w:rFonts w:ascii="Times New Roman" w:hAnsi="Times New Roman" w:cs="Times New Roman"/>
-            <w:noProof/>
-            <w:webHidden/>
-            <w:sz w:val="24"/>
-            <w:szCs w:val="24"/>
+            <w:noProof/>
+            <w:webHidden/>
+          </w:rPr>
+          <w:instrText xml:space="preserve"> PAGEREF _Toc240399341 \h </w:instrText>
+        </w:r>
+        <w:r>
+          <w:rPr>
+            <w:noProof/>
+            <w:webHidden/>
+          </w:rPr>
+        </w:r>
+        <w:r>
+          <w:rPr>
+            <w:noProof/>
+            <w:webHidden/>
           </w:rPr>
           <w:fldChar w:fldCharType="separate"/>
         </w:r>
         <w:r>
           <w:rPr>
-            <w:rFonts w:ascii="Times New Roman" w:hAnsi="Times New Roman" w:cs="Times New Roman"/>
-            <w:noProof/>
-            <w:webHidden/>
-            <w:sz w:val="24"/>
-            <w:szCs w:val="24"/>
-          </w:rPr>
-          <w:t>19</w:t>
-        </w:r>
-        <w:r>
-          <w:rPr>
-            <w:rFonts w:ascii="Times New Roman" w:hAnsi="Times New Roman" w:cs="Times New Roman"/>
-            <w:noProof/>
-            <w:webHidden/>
-            <w:sz w:val="24"/>
-            <w:szCs w:val="24"/>
+            <w:noProof/>
+            <w:webHidden/>
+          </w:rPr>
+          <w:t>20</w:t>
+        </w:r>
+        <w:r>
+          <w:rPr>
+            <w:noProof/>
+            <w:webHidden/>
           </w:rPr>
           <w:fldChar w:fldCharType="end"/>
         </w:r>
@@ -4216,7 +3333,7 @@
           <w:tab w:val="right" w:leader="dot" w:pos="10070"/>
         </w:tabs>
         <w:rPr>
-          <w:rFonts w:ascii="Times New Roman" w:hAnsi="Times New Roman" w:cs="Times New Roman"/>
+          <w:rFonts w:asciiTheme="minorHAnsi" w:hAnsiTheme="minorHAnsi"/>
           <w:noProof/>
           <w:color w:val="auto"/>
           <w:kern w:val="2"/>
@@ -4226,83 +3343,60 @@
           <w14:ligatures w14:val="standardContextual"/>
         </w:rPr>
       </w:pPr>
-      <w:hyperlink w:anchor="_Toc240395988" w:history="1">
+      <w:hyperlink w:anchor="_Toc240399342" w:history="1">
         <w:r>
           <w:rPr>
             <w:rStyle w:val="Hyperlink"/>
             <w:rFonts w:ascii="Times New Roman" w:hAnsi="Times New Roman" w:cs="Times New Roman"/>
             <w:noProof/>
-            <w:sz w:val="24"/>
-            <w:szCs w:val="24"/>
           </w:rPr>
           <w:t>10. Testing</w:t>
         </w:r>
         <w:r>
           <w:rPr>
-            <w:rFonts w:ascii="Times New Roman" w:hAnsi="Times New Roman" w:cs="Times New Roman"/>
-            <w:noProof/>
-            <w:webHidden/>
-            <w:sz w:val="24"/>
-            <w:szCs w:val="24"/>
+            <w:noProof/>
+            <w:webHidden/>
           </w:rPr>
           <w:tab/>
         </w:r>
         <w:r>
           <w:rPr>
-            <w:rFonts w:ascii="Times New Roman" w:hAnsi="Times New Roman" w:cs="Times New Roman"/>
-            <w:noProof/>
-            <w:webHidden/>
-            <w:sz w:val="24"/>
-            <w:szCs w:val="24"/>
+            <w:noProof/>
+            <w:webHidden/>
           </w:rPr>
           <w:fldChar w:fldCharType="begin"/>
         </w:r>
         <w:r>
           <w:rPr>
-            <w:rFonts w:ascii="Times New Roman" w:hAnsi="Times New Roman" w:cs="Times New Roman"/>
-            <w:noProof/>
-            <w:webHidden/>
-            <w:sz w:val="24"/>
-            <w:szCs w:val="24"/>
-          </w:rPr>
-          <w:instrText xml:space="preserve"> PAGEREF _Toc240395988 \h </w:instrText>
-        </w:r>
-        <w:r>
-          <w:rPr>
-            <w:rFonts w:ascii="Times New Roman" w:hAnsi="Times New Roman" w:cs="Times New Roman"/>
-            <w:noProof/>
-            <w:webHidden/>
-            <w:sz w:val="24"/>
-            <w:szCs w:val="24"/>
-          </w:rPr>
-        </w:r>
-        <w:r>
-          <w:rPr>
-            <w:rFonts w:ascii="Times New Roman" w:hAnsi="Times New Roman" w:cs="Times New Roman"/>
-            <w:noProof/>
-            <w:webHidden/>
-            <w:sz w:val="24"/>
-            <w:szCs w:val="24"/>
+            <w:noProof/>
+            <w:webHidden/>
+          </w:rPr>
+          <w:instrText xml:space="preserve"> PAGEREF _Toc240399342 \h </w:instrText>
+        </w:r>
+        <w:r>
+          <w:rPr>
+            <w:noProof/>
+            <w:webHidden/>
+          </w:rPr>
+        </w:r>
+        <w:r>
+          <w:rPr>
+            <w:noProof/>
+            <w:webHidden/>
           </w:rPr>
           <w:fldChar w:fldCharType="separate"/>
         </w:r>
         <w:r>
           <w:rPr>
-            <w:rFonts w:ascii="Times New Roman" w:hAnsi="Times New Roman" w:cs="Times New Roman"/>
-            <w:noProof/>
-            <w:webHidden/>
-            <w:sz w:val="24"/>
-            <w:szCs w:val="24"/>
-          </w:rPr>
-          <w:t>20</w:t>
-        </w:r>
-        <w:r>
-          <w:rPr>
-            <w:rFonts w:ascii="Times New Roman" w:hAnsi="Times New Roman" w:cs="Times New Roman"/>
-            <w:noProof/>
-            <w:webHidden/>
-            <w:sz w:val="24"/>
-            <w:szCs w:val="24"/>
+            <w:noProof/>
+            <w:webHidden/>
+          </w:rPr>
+          <w:t>21</w:t>
+        </w:r>
+        <w:r>
+          <w:rPr>
+            <w:noProof/>
+            <w:webHidden/>
           </w:rPr>
           <w:fldChar w:fldCharType="end"/>
         </w:r>
@@ -4315,7 +3409,7 @@
           <w:tab w:val="right" w:leader="dot" w:pos="10070"/>
         </w:tabs>
         <w:rPr>
-          <w:rFonts w:ascii="Times New Roman" w:hAnsi="Times New Roman" w:cs="Times New Roman"/>
+          <w:rFonts w:asciiTheme="minorHAnsi" w:hAnsiTheme="minorHAnsi"/>
           <w:noProof/>
           <w:color w:val="auto"/>
           <w:kern w:val="2"/>
@@ -4325,83 +3419,60 @@
           <w14:ligatures w14:val="standardContextual"/>
         </w:rPr>
       </w:pPr>
-      <w:hyperlink w:anchor="_Toc240395989" w:history="1">
+      <w:hyperlink w:anchor="_Toc240399343" w:history="1">
         <w:r>
           <w:rPr>
             <w:rStyle w:val="Hyperlink"/>
             <w:rFonts w:ascii="Times New Roman" w:hAnsi="Times New Roman" w:cs="Times New Roman"/>
             <w:noProof/>
-            <w:sz w:val="24"/>
-            <w:szCs w:val="24"/>
           </w:rPr>
           <w:t>Testing Types</w:t>
         </w:r>
         <w:r>
           <w:rPr>
-            <w:rFonts w:ascii="Times New Roman" w:hAnsi="Times New Roman" w:cs="Times New Roman"/>
-            <w:noProof/>
-            <w:webHidden/>
-            <w:sz w:val="24"/>
-            <w:szCs w:val="24"/>
+            <w:noProof/>
+            <w:webHidden/>
           </w:rPr>
           <w:tab/>
         </w:r>
         <w:r>
           <w:rPr>
-            <w:rFonts w:ascii="Times New Roman" w:hAnsi="Times New Roman" w:cs="Times New Roman"/>
-            <w:noProof/>
-            <w:webHidden/>
-            <w:sz w:val="24"/>
-            <w:szCs w:val="24"/>
+            <w:noProof/>
+            <w:webHidden/>
           </w:rPr>
           <w:fldChar w:fldCharType="begin"/>
         </w:r>
         <w:r>
           <w:rPr>
-            <w:rFonts w:ascii="Times New Roman" w:hAnsi="Times New Roman" w:cs="Times New Roman"/>
-            <w:noProof/>
-            <w:webHidden/>
-            <w:sz w:val="24"/>
-            <w:szCs w:val="24"/>
-          </w:rPr>
-          <w:instrText xml:space="preserve"> PAGEREF _Toc240395989 \h </w:instrText>
-        </w:r>
-        <w:r>
-          <w:rPr>
-            <w:rFonts w:ascii="Times New Roman" w:hAnsi="Times New Roman" w:cs="Times New Roman"/>
-            <w:noProof/>
-            <w:webHidden/>
-            <w:sz w:val="24"/>
-            <w:szCs w:val="24"/>
-          </w:rPr>
-        </w:r>
-        <w:r>
-          <w:rPr>
-            <w:rFonts w:ascii="Times New Roman" w:hAnsi="Times New Roman" w:cs="Times New Roman"/>
-            <w:noProof/>
-            <w:webHidden/>
-            <w:sz w:val="24"/>
-            <w:szCs w:val="24"/>
+            <w:noProof/>
+            <w:webHidden/>
+          </w:rPr>
+          <w:instrText xml:space="preserve"> PAGEREF _Toc240399343 \h </w:instrText>
+        </w:r>
+        <w:r>
+          <w:rPr>
+            <w:noProof/>
+            <w:webHidden/>
+          </w:rPr>
+        </w:r>
+        <w:r>
+          <w:rPr>
+            <w:noProof/>
+            <w:webHidden/>
           </w:rPr>
           <w:fldChar w:fldCharType="separate"/>
         </w:r>
         <w:r>
           <w:rPr>
-            <w:rFonts w:ascii="Times New Roman" w:hAnsi="Times New Roman" w:cs="Times New Roman"/>
-            <w:noProof/>
-            <w:webHidden/>
-            <w:sz w:val="24"/>
-            <w:szCs w:val="24"/>
-          </w:rPr>
-          <w:t>20</w:t>
-        </w:r>
-        <w:r>
-          <w:rPr>
-            <w:rFonts w:ascii="Times New Roman" w:hAnsi="Times New Roman" w:cs="Times New Roman"/>
-            <w:noProof/>
-            <w:webHidden/>
-            <w:sz w:val="24"/>
-            <w:szCs w:val="24"/>
+            <w:noProof/>
+            <w:webHidden/>
+          </w:rPr>
+          <w:t>21</w:t>
+        </w:r>
+        <w:r>
+          <w:rPr>
+            <w:noProof/>
+            <w:webHidden/>
           </w:rPr>
           <w:fldChar w:fldCharType="end"/>
         </w:r>
@@ -4414,7 +3485,7 @@
           <w:tab w:val="right" w:leader="dot" w:pos="10070"/>
         </w:tabs>
         <w:rPr>
-          <w:rFonts w:ascii="Times New Roman" w:hAnsi="Times New Roman" w:cs="Times New Roman"/>
+          <w:rFonts w:asciiTheme="minorHAnsi" w:hAnsiTheme="minorHAnsi"/>
           <w:noProof/>
           <w:color w:val="auto"/>
           <w:kern w:val="2"/>
@@ -4424,83 +3495,60 @@
           <w14:ligatures w14:val="standardContextual"/>
         </w:rPr>
       </w:pPr>
-      <w:hyperlink w:anchor="_Toc240395990" w:history="1">
+      <w:hyperlink w:anchor="_Toc240399344" w:history="1">
         <w:r>
           <w:rPr>
             <w:rStyle w:val="Hyperlink"/>
             <w:rFonts w:ascii="Times New Roman" w:hAnsi="Times New Roman" w:cs="Times New Roman"/>
             <w:noProof/>
-            <w:sz w:val="24"/>
-            <w:szCs w:val="24"/>
           </w:rPr>
           <w:t>11. Challenges &amp; Solutions</w:t>
         </w:r>
         <w:r>
           <w:rPr>
-            <w:rFonts w:ascii="Times New Roman" w:hAnsi="Times New Roman" w:cs="Times New Roman"/>
-            <w:noProof/>
-            <w:webHidden/>
-            <w:sz w:val="24"/>
-            <w:szCs w:val="24"/>
+            <w:noProof/>
+            <w:webHidden/>
           </w:rPr>
           <w:tab/>
         </w:r>
         <w:r>
           <w:rPr>
-            <w:rFonts w:ascii="Times New Roman" w:hAnsi="Times New Roman" w:cs="Times New Roman"/>
-            <w:noProof/>
-            <w:webHidden/>
-            <w:sz w:val="24"/>
-            <w:szCs w:val="24"/>
+            <w:noProof/>
+            <w:webHidden/>
           </w:rPr>
           <w:fldChar w:fldCharType="begin"/>
         </w:r>
         <w:r>
           <w:rPr>
-            <w:rFonts w:ascii="Times New Roman" w:hAnsi="Times New Roman" w:cs="Times New Roman"/>
-            <w:noProof/>
-            <w:webHidden/>
-            <w:sz w:val="24"/>
-            <w:szCs w:val="24"/>
-          </w:rPr>
-          <w:instrText xml:space="preserve"> PAGEREF _Toc240395990 \h </w:instrText>
-        </w:r>
-        <w:r>
-          <w:rPr>
-            <w:rFonts w:ascii="Times New Roman" w:hAnsi="Times New Roman" w:cs="Times New Roman"/>
-            <w:noProof/>
-            <w:webHidden/>
-            <w:sz w:val="24"/>
-            <w:szCs w:val="24"/>
-          </w:rPr>
-        </w:r>
-        <w:r>
-          <w:rPr>
-            <w:rFonts w:ascii="Times New Roman" w:hAnsi="Times New Roman" w:cs="Times New Roman"/>
-            <w:noProof/>
-            <w:webHidden/>
-            <w:sz w:val="24"/>
-            <w:szCs w:val="24"/>
+            <w:noProof/>
+            <w:webHidden/>
+          </w:rPr>
+          <w:instrText xml:space="preserve"> PAGEREF _Toc240399344 \h </w:instrText>
+        </w:r>
+        <w:r>
+          <w:rPr>
+            <w:noProof/>
+            <w:webHidden/>
+          </w:rPr>
+        </w:r>
+        <w:r>
+          <w:rPr>
+            <w:noProof/>
+            <w:webHidden/>
           </w:rPr>
           <w:fldChar w:fldCharType="separate"/>
         </w:r>
         <w:r>
           <w:rPr>
-            <w:rFonts w:ascii="Times New Roman" w:hAnsi="Times New Roman" w:cs="Times New Roman"/>
-            <w:noProof/>
-            <w:webHidden/>
-            <w:sz w:val="24"/>
-            <w:szCs w:val="24"/>
-          </w:rPr>
-          <w:t>22</w:t>
-        </w:r>
-        <w:r>
-          <w:rPr>
-            <w:rFonts w:ascii="Times New Roman" w:hAnsi="Times New Roman" w:cs="Times New Roman"/>
-            <w:noProof/>
-            <w:webHidden/>
-            <w:sz w:val="24"/>
-            <w:szCs w:val="24"/>
+            <w:noProof/>
+            <w:webHidden/>
+          </w:rPr>
+          <w:t>23</w:t>
+        </w:r>
+        <w:r>
+          <w:rPr>
+            <w:noProof/>
+            <w:webHidden/>
           </w:rPr>
           <w:fldChar w:fldCharType="end"/>
         </w:r>
@@ -4513,7 +3561,7 @@
           <w:tab w:val="right" w:leader="dot" w:pos="10070"/>
         </w:tabs>
         <w:rPr>
-          <w:rFonts w:ascii="Times New Roman" w:hAnsi="Times New Roman" w:cs="Times New Roman"/>
+          <w:rFonts w:asciiTheme="minorHAnsi" w:hAnsiTheme="minorHAnsi"/>
           <w:noProof/>
           <w:color w:val="auto"/>
           <w:kern w:val="2"/>
@@ -4523,83 +3571,60 @@
           <w14:ligatures w14:val="standardContextual"/>
         </w:rPr>
       </w:pPr>
-      <w:hyperlink w:anchor="_Toc240395991" w:history="1">
+      <w:hyperlink w:anchor="_Toc240399345" w:history="1">
         <w:r>
           <w:rPr>
             <w:rStyle w:val="Hyperlink"/>
             <w:rFonts w:ascii="Times New Roman" w:hAnsi="Times New Roman" w:cs="Times New Roman"/>
             <w:noProof/>
-            <w:sz w:val="24"/>
-            <w:szCs w:val="24"/>
           </w:rPr>
           <w:t>12. Final Project Status</w:t>
         </w:r>
         <w:r>
           <w:rPr>
-            <w:rFonts w:ascii="Times New Roman" w:hAnsi="Times New Roman" w:cs="Times New Roman"/>
-            <w:noProof/>
-            <w:webHidden/>
-            <w:sz w:val="24"/>
-            <w:szCs w:val="24"/>
+            <w:noProof/>
+            <w:webHidden/>
           </w:rPr>
           <w:tab/>
         </w:r>
         <w:r>
           <w:rPr>
-            <w:rFonts w:ascii="Times New Roman" w:hAnsi="Times New Roman" w:cs="Times New Roman"/>
-            <w:noProof/>
-            <w:webHidden/>
-            <w:sz w:val="24"/>
-            <w:szCs w:val="24"/>
+            <w:noProof/>
+            <w:webHidden/>
           </w:rPr>
           <w:fldChar w:fldCharType="begin"/>
         </w:r>
         <w:r>
           <w:rPr>
-            <w:rFonts w:ascii="Times New Roman" w:hAnsi="Times New Roman" w:cs="Times New Roman"/>
-            <w:noProof/>
-            <w:webHidden/>
-            <w:sz w:val="24"/>
-            <w:szCs w:val="24"/>
-          </w:rPr>
-          <w:instrText xml:space="preserve"> PAGEREF _Toc240395991 \h </w:instrText>
-        </w:r>
-        <w:r>
-          <w:rPr>
-            <w:rFonts w:ascii="Times New Roman" w:hAnsi="Times New Roman" w:cs="Times New Roman"/>
-            <w:noProof/>
-            <w:webHidden/>
-            <w:sz w:val="24"/>
-            <w:szCs w:val="24"/>
-          </w:rPr>
-        </w:r>
-        <w:r>
-          <w:rPr>
-            <w:rFonts w:ascii="Times New Roman" w:hAnsi="Times New Roman" w:cs="Times New Roman"/>
-            <w:noProof/>
-            <w:webHidden/>
-            <w:sz w:val="24"/>
-            <w:szCs w:val="24"/>
+            <w:noProof/>
+            <w:webHidden/>
+          </w:rPr>
+          <w:instrText xml:space="preserve"> PAGEREF _Toc240399345 \h </w:instrText>
+        </w:r>
+        <w:r>
+          <w:rPr>
+            <w:noProof/>
+            <w:webHidden/>
+          </w:rPr>
+        </w:r>
+        <w:r>
+          <w:rPr>
+            <w:noProof/>
+            <w:webHidden/>
           </w:rPr>
           <w:fldChar w:fldCharType="separate"/>
         </w:r>
         <w:r>
           <w:rPr>
-            <w:rFonts w:ascii="Times New Roman" w:hAnsi="Times New Roman" w:cs="Times New Roman"/>
-            <w:noProof/>
-            <w:webHidden/>
-            <w:sz w:val="24"/>
-            <w:szCs w:val="24"/>
-          </w:rPr>
-          <w:t>23</w:t>
-        </w:r>
-        <w:r>
-          <w:rPr>
-            <w:rFonts w:ascii="Times New Roman" w:hAnsi="Times New Roman" w:cs="Times New Roman"/>
-            <w:noProof/>
-            <w:webHidden/>
-            <w:sz w:val="24"/>
-            <w:szCs w:val="24"/>
+            <w:noProof/>
+            <w:webHidden/>
+          </w:rPr>
+          <w:t>24</w:t>
+        </w:r>
+        <w:r>
+          <w:rPr>
+            <w:noProof/>
+            <w:webHidden/>
           </w:rPr>
           <w:fldChar w:fldCharType="end"/>
         </w:r>
@@ -4612,7 +3637,7 @@
           <w:tab w:val="right" w:leader="dot" w:pos="10070"/>
         </w:tabs>
         <w:rPr>
-          <w:rFonts w:ascii="Times New Roman" w:hAnsi="Times New Roman" w:cs="Times New Roman"/>
+          <w:rFonts w:asciiTheme="minorHAnsi" w:hAnsiTheme="minorHAnsi"/>
           <w:noProof/>
           <w:color w:val="auto"/>
           <w:kern w:val="2"/>
@@ -4622,83 +3647,60 @@
           <w14:ligatures w14:val="standardContextual"/>
         </w:rPr>
       </w:pPr>
-      <w:hyperlink w:anchor="_Toc240395992" w:history="1">
+      <w:hyperlink w:anchor="_Toc240399346" w:history="1">
         <w:r>
           <w:rPr>
             <w:rStyle w:val="Hyperlink"/>
             <w:rFonts w:ascii="Times New Roman" w:hAnsi="Times New Roman" w:cs="Times New Roman"/>
             <w:noProof/>
-            <w:sz w:val="24"/>
-            <w:szCs w:val="24"/>
           </w:rPr>
           <w:t>12.1 Completed Features</w:t>
         </w:r>
         <w:r>
           <w:rPr>
-            <w:rFonts w:ascii="Times New Roman" w:hAnsi="Times New Roman" w:cs="Times New Roman"/>
-            <w:noProof/>
-            <w:webHidden/>
-            <w:sz w:val="24"/>
-            <w:szCs w:val="24"/>
+            <w:noProof/>
+            <w:webHidden/>
           </w:rPr>
           <w:tab/>
         </w:r>
         <w:r>
           <w:rPr>
-            <w:rFonts w:ascii="Times New Roman" w:hAnsi="Times New Roman" w:cs="Times New Roman"/>
-            <w:noProof/>
-            <w:webHidden/>
-            <w:sz w:val="24"/>
-            <w:szCs w:val="24"/>
+            <w:noProof/>
+            <w:webHidden/>
           </w:rPr>
           <w:fldChar w:fldCharType="begin"/>
         </w:r>
         <w:r>
           <w:rPr>
-            <w:rFonts w:ascii="Times New Roman" w:hAnsi="Times New Roman" w:cs="Times New Roman"/>
-            <w:noProof/>
-            <w:webHidden/>
-            <w:sz w:val="24"/>
-            <w:szCs w:val="24"/>
-          </w:rPr>
-          <w:instrText xml:space="preserve"> PAGEREF _Toc240395992 \h </w:instrText>
-        </w:r>
-        <w:r>
-          <w:rPr>
-            <w:rFonts w:ascii="Times New Roman" w:hAnsi="Times New Roman" w:cs="Times New Roman"/>
-            <w:noProof/>
-            <w:webHidden/>
-            <w:sz w:val="24"/>
-            <w:szCs w:val="24"/>
-          </w:rPr>
-        </w:r>
-        <w:r>
-          <w:rPr>
-            <w:rFonts w:ascii="Times New Roman" w:hAnsi="Times New Roman" w:cs="Times New Roman"/>
-            <w:noProof/>
-            <w:webHidden/>
-            <w:sz w:val="24"/>
-            <w:szCs w:val="24"/>
+            <w:noProof/>
+            <w:webHidden/>
+          </w:rPr>
+          <w:instrText xml:space="preserve"> PAGEREF _Toc240399346 \h </w:instrText>
+        </w:r>
+        <w:r>
+          <w:rPr>
+            <w:noProof/>
+            <w:webHidden/>
+          </w:rPr>
+        </w:r>
+        <w:r>
+          <w:rPr>
+            <w:noProof/>
+            <w:webHidden/>
           </w:rPr>
           <w:fldChar w:fldCharType="separate"/>
         </w:r>
         <w:r>
           <w:rPr>
-            <w:rFonts w:ascii="Times New Roman" w:hAnsi="Times New Roman" w:cs="Times New Roman"/>
-            <w:noProof/>
-            <w:webHidden/>
-            <w:sz w:val="24"/>
-            <w:szCs w:val="24"/>
-          </w:rPr>
-          <w:t>23</w:t>
-        </w:r>
-        <w:r>
-          <w:rPr>
-            <w:rFonts w:ascii="Times New Roman" w:hAnsi="Times New Roman" w:cs="Times New Roman"/>
-            <w:noProof/>
-            <w:webHidden/>
-            <w:sz w:val="24"/>
-            <w:szCs w:val="24"/>
+            <w:noProof/>
+            <w:webHidden/>
+          </w:rPr>
+          <w:t>24</w:t>
+        </w:r>
+        <w:r>
+          <w:rPr>
+            <w:noProof/>
+            <w:webHidden/>
           </w:rPr>
           <w:fldChar w:fldCharType="end"/>
         </w:r>
@@ -4711,7 +3713,7 @@
           <w:tab w:val="right" w:leader="dot" w:pos="10070"/>
         </w:tabs>
         <w:rPr>
-          <w:rFonts w:ascii="Times New Roman" w:hAnsi="Times New Roman" w:cs="Times New Roman"/>
+          <w:rFonts w:asciiTheme="minorHAnsi" w:hAnsiTheme="minorHAnsi"/>
           <w:noProof/>
           <w:color w:val="auto"/>
           <w:kern w:val="2"/>
@@ -4721,83 +3723,60 @@
           <w14:ligatures w14:val="standardContextual"/>
         </w:rPr>
       </w:pPr>
-      <w:hyperlink w:anchor="_Toc240395993" w:history="1">
+      <w:hyperlink w:anchor="_Toc240399347" w:history="1">
         <w:r>
           <w:rPr>
             <w:rStyle w:val="Hyperlink"/>
             <w:rFonts w:ascii="Times New Roman" w:hAnsi="Times New Roman" w:cs="Times New Roman"/>
             <w:noProof/>
-            <w:sz w:val="24"/>
-            <w:szCs w:val="24"/>
           </w:rPr>
           <w:t>12.2 Final Submission Status</w:t>
         </w:r>
         <w:r>
           <w:rPr>
-            <w:rFonts w:ascii="Times New Roman" w:hAnsi="Times New Roman" w:cs="Times New Roman"/>
-            <w:noProof/>
-            <w:webHidden/>
-            <w:sz w:val="24"/>
-            <w:szCs w:val="24"/>
+            <w:noProof/>
+            <w:webHidden/>
           </w:rPr>
           <w:tab/>
         </w:r>
         <w:r>
           <w:rPr>
-            <w:rFonts w:ascii="Times New Roman" w:hAnsi="Times New Roman" w:cs="Times New Roman"/>
-            <w:noProof/>
-            <w:webHidden/>
-            <w:sz w:val="24"/>
-            <w:szCs w:val="24"/>
+            <w:noProof/>
+            <w:webHidden/>
           </w:rPr>
           <w:fldChar w:fldCharType="begin"/>
         </w:r>
         <w:r>
           <w:rPr>
-            <w:rFonts w:ascii="Times New Roman" w:hAnsi="Times New Roman" w:cs="Times New Roman"/>
-            <w:noProof/>
-            <w:webHidden/>
-            <w:sz w:val="24"/>
-            <w:szCs w:val="24"/>
-          </w:rPr>
-          <w:instrText xml:space="preserve"> PAGEREF _Toc240395993 \h </w:instrText>
-        </w:r>
-        <w:r>
-          <w:rPr>
-            <w:rFonts w:ascii="Times New Roman" w:hAnsi="Times New Roman" w:cs="Times New Roman"/>
-            <w:noProof/>
-            <w:webHidden/>
-            <w:sz w:val="24"/>
-            <w:szCs w:val="24"/>
-          </w:rPr>
-        </w:r>
-        <w:r>
-          <w:rPr>
-            <w:rFonts w:ascii="Times New Roman" w:hAnsi="Times New Roman" w:cs="Times New Roman"/>
-            <w:noProof/>
-            <w:webHidden/>
-            <w:sz w:val="24"/>
-            <w:szCs w:val="24"/>
+            <w:noProof/>
+            <w:webHidden/>
+          </w:rPr>
+          <w:instrText xml:space="preserve"> PAGEREF _Toc240399347 \h </w:instrText>
+        </w:r>
+        <w:r>
+          <w:rPr>
+            <w:noProof/>
+            <w:webHidden/>
+          </w:rPr>
+        </w:r>
+        <w:r>
+          <w:rPr>
+            <w:noProof/>
+            <w:webHidden/>
           </w:rPr>
           <w:fldChar w:fldCharType="separate"/>
         </w:r>
         <w:r>
           <w:rPr>
-            <w:rFonts w:ascii="Times New Roman" w:hAnsi="Times New Roman" w:cs="Times New Roman"/>
-            <w:noProof/>
-            <w:webHidden/>
-            <w:sz w:val="24"/>
-            <w:szCs w:val="24"/>
-          </w:rPr>
-          <w:t>23</w:t>
-        </w:r>
-        <w:r>
-          <w:rPr>
-            <w:rFonts w:ascii="Times New Roman" w:hAnsi="Times New Roman" w:cs="Times New Roman"/>
-            <w:noProof/>
-            <w:webHidden/>
-            <w:sz w:val="24"/>
-            <w:szCs w:val="24"/>
+            <w:noProof/>
+            <w:webHidden/>
+          </w:rPr>
+          <w:t>24</w:t>
+        </w:r>
+        <w:r>
+          <w:rPr>
+            <w:noProof/>
+            <w:webHidden/>
           </w:rPr>
           <w:fldChar w:fldCharType="end"/>
         </w:r>
@@ -4810,7 +3789,7 @@
           <w:tab w:val="right" w:leader="dot" w:pos="10070"/>
         </w:tabs>
         <w:rPr>
-          <w:rFonts w:ascii="Times New Roman" w:hAnsi="Times New Roman" w:cs="Times New Roman"/>
+          <w:rFonts w:asciiTheme="minorHAnsi" w:hAnsiTheme="minorHAnsi"/>
           <w:noProof/>
           <w:color w:val="auto"/>
           <w:kern w:val="2"/>
@@ -4820,83 +3799,60 @@
           <w14:ligatures w14:val="standardContextual"/>
         </w:rPr>
       </w:pPr>
-      <w:hyperlink w:anchor="_Toc240395994" w:history="1">
+      <w:hyperlink w:anchor="_Toc240399348" w:history="1">
         <w:r>
           <w:rPr>
             <w:rStyle w:val="Hyperlink"/>
             <w:rFonts w:ascii="Times New Roman" w:hAnsi="Times New Roman" w:cs="Times New Roman"/>
             <w:noProof/>
-            <w:sz w:val="24"/>
-            <w:szCs w:val="24"/>
           </w:rPr>
           <w:t>12.3 Final Outcome</w:t>
         </w:r>
         <w:r>
           <w:rPr>
-            <w:rFonts w:ascii="Times New Roman" w:hAnsi="Times New Roman" w:cs="Times New Roman"/>
-            <w:noProof/>
-            <w:webHidden/>
-            <w:sz w:val="24"/>
-            <w:szCs w:val="24"/>
+            <w:noProof/>
+            <w:webHidden/>
           </w:rPr>
           <w:tab/>
         </w:r>
         <w:r>
           <w:rPr>
-            <w:rFonts w:ascii="Times New Roman" w:hAnsi="Times New Roman" w:cs="Times New Roman"/>
-            <w:noProof/>
-            <w:webHidden/>
-            <w:sz w:val="24"/>
-            <w:szCs w:val="24"/>
+            <w:noProof/>
+            <w:webHidden/>
           </w:rPr>
           <w:fldChar w:fldCharType="begin"/>
         </w:r>
         <w:r>
           <w:rPr>
-            <w:rFonts w:ascii="Times New Roman" w:hAnsi="Times New Roman" w:cs="Times New Roman"/>
-            <w:noProof/>
-            <w:webHidden/>
-            <w:sz w:val="24"/>
-            <w:szCs w:val="24"/>
-          </w:rPr>
-          <w:instrText xml:space="preserve"> PAGEREF _Toc240395994 \h </w:instrText>
-        </w:r>
-        <w:r>
-          <w:rPr>
-            <w:rFonts w:ascii="Times New Roman" w:hAnsi="Times New Roman" w:cs="Times New Roman"/>
-            <w:noProof/>
-            <w:webHidden/>
-            <w:sz w:val="24"/>
-            <w:szCs w:val="24"/>
-          </w:rPr>
-        </w:r>
-        <w:r>
-          <w:rPr>
-            <w:rFonts w:ascii="Times New Roman" w:hAnsi="Times New Roman" w:cs="Times New Roman"/>
-            <w:noProof/>
-            <w:webHidden/>
-            <w:sz w:val="24"/>
-            <w:szCs w:val="24"/>
+            <w:noProof/>
+            <w:webHidden/>
+          </w:rPr>
+          <w:instrText xml:space="preserve"> PAGEREF _Toc240399348 \h </w:instrText>
+        </w:r>
+        <w:r>
+          <w:rPr>
+            <w:noProof/>
+            <w:webHidden/>
+          </w:rPr>
+        </w:r>
+        <w:r>
+          <w:rPr>
+            <w:noProof/>
+            <w:webHidden/>
           </w:rPr>
           <w:fldChar w:fldCharType="separate"/>
         </w:r>
         <w:r>
           <w:rPr>
-            <w:rFonts w:ascii="Times New Roman" w:hAnsi="Times New Roman" w:cs="Times New Roman"/>
-            <w:noProof/>
-            <w:webHidden/>
-            <w:sz w:val="24"/>
-            <w:szCs w:val="24"/>
-          </w:rPr>
-          <w:t>23</w:t>
-        </w:r>
-        <w:r>
-          <w:rPr>
-            <w:rFonts w:ascii="Times New Roman" w:hAnsi="Times New Roman" w:cs="Times New Roman"/>
-            <w:noProof/>
-            <w:webHidden/>
-            <w:sz w:val="24"/>
-            <w:szCs w:val="24"/>
+            <w:noProof/>
+            <w:webHidden/>
+          </w:rPr>
+          <w:t>24</w:t>
+        </w:r>
+        <w:r>
+          <w:rPr>
+            <w:noProof/>
+            <w:webHidden/>
           </w:rPr>
           <w:fldChar w:fldCharType="end"/>
         </w:r>
@@ -4909,7 +3865,7 @@
           <w:tab w:val="right" w:leader="dot" w:pos="10070"/>
         </w:tabs>
         <w:rPr>
-          <w:rFonts w:ascii="Times New Roman" w:hAnsi="Times New Roman" w:cs="Times New Roman"/>
+          <w:rFonts w:asciiTheme="minorHAnsi" w:hAnsiTheme="minorHAnsi"/>
           <w:noProof/>
           <w:color w:val="auto"/>
           <w:kern w:val="2"/>
@@ -4919,83 +3875,60 @@
           <w14:ligatures w14:val="standardContextual"/>
         </w:rPr>
       </w:pPr>
-      <w:hyperlink w:anchor="_Toc240395995" w:history="1">
+      <w:hyperlink w:anchor="_Toc240399349" w:history="1">
         <w:r>
           <w:rPr>
             <w:rStyle w:val="Hyperlink"/>
             <w:rFonts w:ascii="Times New Roman" w:hAnsi="Times New Roman" w:cs="Times New Roman"/>
             <w:noProof/>
-            <w:sz w:val="24"/>
-            <w:szCs w:val="24"/>
           </w:rPr>
           <w:t>12.4 Conclusion</w:t>
         </w:r>
         <w:r>
           <w:rPr>
-            <w:rFonts w:ascii="Times New Roman" w:hAnsi="Times New Roman" w:cs="Times New Roman"/>
-            <w:noProof/>
-            <w:webHidden/>
-            <w:sz w:val="24"/>
-            <w:szCs w:val="24"/>
+            <w:noProof/>
+            <w:webHidden/>
           </w:rPr>
           <w:tab/>
         </w:r>
         <w:r>
           <w:rPr>
-            <w:rFonts w:ascii="Times New Roman" w:hAnsi="Times New Roman" w:cs="Times New Roman"/>
-            <w:noProof/>
-            <w:webHidden/>
-            <w:sz w:val="24"/>
-            <w:szCs w:val="24"/>
+            <w:noProof/>
+            <w:webHidden/>
           </w:rPr>
           <w:fldChar w:fldCharType="begin"/>
         </w:r>
         <w:r>
           <w:rPr>
-            <w:rFonts w:ascii="Times New Roman" w:hAnsi="Times New Roman" w:cs="Times New Roman"/>
-            <w:noProof/>
-            <w:webHidden/>
-            <w:sz w:val="24"/>
-            <w:szCs w:val="24"/>
-          </w:rPr>
-          <w:instrText xml:space="preserve"> PAGEREF _Toc240395995 \h </w:instrText>
-        </w:r>
-        <w:r>
-          <w:rPr>
-            <w:rFonts w:ascii="Times New Roman" w:hAnsi="Times New Roman" w:cs="Times New Roman"/>
-            <w:noProof/>
-            <w:webHidden/>
-            <w:sz w:val="24"/>
-            <w:szCs w:val="24"/>
-          </w:rPr>
-        </w:r>
-        <w:r>
-          <w:rPr>
-            <w:rFonts w:ascii="Times New Roman" w:hAnsi="Times New Roman" w:cs="Times New Roman"/>
-            <w:noProof/>
-            <w:webHidden/>
-            <w:sz w:val="24"/>
-            <w:szCs w:val="24"/>
+            <w:noProof/>
+            <w:webHidden/>
+          </w:rPr>
+          <w:instrText xml:space="preserve"> PAGEREF _Toc240399349 \h </w:instrText>
+        </w:r>
+        <w:r>
+          <w:rPr>
+            <w:noProof/>
+            <w:webHidden/>
+          </w:rPr>
+        </w:r>
+        <w:r>
+          <w:rPr>
+            <w:noProof/>
+            <w:webHidden/>
           </w:rPr>
           <w:fldChar w:fldCharType="separate"/>
         </w:r>
         <w:r>
           <w:rPr>
-            <w:rFonts w:ascii="Times New Roman" w:hAnsi="Times New Roman" w:cs="Times New Roman"/>
-            <w:noProof/>
-            <w:webHidden/>
-            <w:sz w:val="24"/>
-            <w:szCs w:val="24"/>
-          </w:rPr>
-          <w:t>23</w:t>
-        </w:r>
-        <w:r>
-          <w:rPr>
-            <w:rFonts w:ascii="Times New Roman" w:hAnsi="Times New Roman" w:cs="Times New Roman"/>
-            <w:noProof/>
-            <w:webHidden/>
-            <w:sz w:val="24"/>
-            <w:szCs w:val="24"/>
+            <w:noProof/>
+            <w:webHidden/>
+          </w:rPr>
+          <w:t>24</w:t>
+        </w:r>
+        <w:r>
+          <w:rPr>
+            <w:noProof/>
+            <w:webHidden/>
           </w:rPr>
           <w:fldChar w:fldCharType="end"/>
         </w:r>
@@ -5037,7 +3970,7 @@
           <w:rFonts w:ascii="Times New Roman" w:hAnsi="Times New Roman" w:cs="Times New Roman"/>
         </w:rPr>
       </w:pPr>
-      <w:bookmarkStart w:id="1" w:name="_Toc240395952"/>
+      <w:bookmarkStart w:id="1" w:name="_Toc240399306"/>
       <w:r>
         <w:rPr>
           <w:rFonts w:ascii="Times New Roman" w:hAnsi="Times New Roman" w:cs="Times New Roman"/>
@@ -5055,7 +3988,7 @@
           <w:rFonts w:ascii="Times New Roman" w:hAnsi="Times New Roman" w:cs="Times New Roman"/>
         </w:rPr>
       </w:pPr>
-      <w:bookmarkStart w:id="2" w:name="_Toc240395953"/>
+      <w:bookmarkStart w:id="2" w:name="_Toc240399307"/>
       <w:r>
         <w:rPr>
           <w:rFonts w:ascii="Times New Roman" w:hAnsi="Times New Roman" w:cs="Times New Roman"/>
@@ -5090,7 +4023,7 @@
           <w:rFonts w:ascii="Times New Roman" w:hAnsi="Times New Roman" w:cs="Times New Roman"/>
         </w:rPr>
       </w:pPr>
-      <w:bookmarkStart w:id="3" w:name="_Toc240395954"/>
+      <w:bookmarkStart w:id="3" w:name="_Toc240399308"/>
       <w:r>
         <w:rPr>
           <w:rFonts w:ascii="Times New Roman" w:hAnsi="Times New Roman" w:cs="Times New Roman"/>
@@ -5143,7 +4076,7 @@
           <w:rFonts w:ascii="Times New Roman" w:hAnsi="Times New Roman" w:cs="Times New Roman"/>
         </w:rPr>
       </w:pPr>
-      <w:bookmarkStart w:id="4" w:name="_Toc240395955"/>
+      <w:bookmarkStart w:id="4" w:name="_Toc240399309"/>
       <w:r>
         <w:rPr>
           <w:rFonts w:ascii="Times New Roman" w:hAnsi="Times New Roman" w:cs="Times New Roman"/>
@@ -5196,7 +4129,7 @@
           <w:rFonts w:ascii="Times New Roman" w:hAnsi="Times New Roman" w:cs="Times New Roman"/>
         </w:rPr>
       </w:pPr>
-      <w:bookmarkStart w:id="5" w:name="_Toc240395956"/>
+      <w:bookmarkStart w:id="5" w:name="_Toc240399310"/>
       <w:r>
         <w:rPr>
           <w:rFonts w:ascii="Times New Roman" w:hAnsi="Times New Roman" w:cs="Times New Roman"/>
@@ -5302,7 +4235,7 @@
           <w:rFonts w:ascii="Times New Roman" w:hAnsi="Times New Roman" w:cs="Times New Roman"/>
         </w:rPr>
       </w:pPr>
-      <w:bookmarkStart w:id="6" w:name="_Toc240395957"/>
+      <w:bookmarkStart w:id="6" w:name="_Toc240399311"/>
       <w:r>
         <w:rPr>
           <w:rFonts w:ascii="Times New Roman" w:hAnsi="Times New Roman" w:cs="Times New Roman"/>
@@ -5338,7 +4271,7 @@
           <w:rFonts w:ascii="Times New Roman" w:hAnsi="Times New Roman" w:cs="Times New Roman"/>
         </w:rPr>
       </w:pPr>
-      <w:bookmarkStart w:id="7" w:name="_Toc240395958"/>
+      <w:bookmarkStart w:id="7" w:name="_Toc240399312"/>
       <w:r>
         <w:rPr>
           <w:rFonts w:ascii="Times New Roman" w:hAnsi="Times New Roman" w:cs="Times New Roman"/>
@@ -5611,7 +4544,7 @@
           <w:rFonts w:ascii="Times New Roman" w:hAnsi="Times New Roman" w:cs="Times New Roman"/>
         </w:rPr>
       </w:pPr>
-      <w:bookmarkStart w:id="8" w:name="_Toc240395959"/>
+      <w:bookmarkStart w:id="8" w:name="_Toc240399313"/>
       <w:r>
         <w:rPr>
           <w:rFonts w:ascii="Times New Roman" w:hAnsi="Times New Roman" w:cs="Times New Roman"/>
@@ -6335,7 +5268,7 @@
           <w:rFonts w:ascii="Times New Roman" w:hAnsi="Times New Roman" w:cs="Times New Roman"/>
         </w:rPr>
       </w:pPr>
-      <w:bookmarkStart w:id="9" w:name="_Toc240395960"/>
+      <w:bookmarkStart w:id="9" w:name="_Toc240399314"/>
       <w:r>
         <w:rPr>
           <w:rFonts w:ascii="Times New Roman" w:hAnsi="Times New Roman" w:cs="Times New Roman"/>
@@ -6353,7 +5286,7 @@
           <w:rFonts w:ascii="Times New Roman" w:hAnsi="Times New Roman" w:cs="Times New Roman"/>
         </w:rPr>
       </w:pPr>
-      <w:bookmarkStart w:id="10" w:name="_Toc240395961"/>
+      <w:bookmarkStart w:id="10" w:name="_Toc240399315"/>
       <w:r>
         <w:rPr>
           <w:rFonts w:ascii="Times New Roman" w:hAnsi="Times New Roman" w:cs="Times New Roman"/>
@@ -6636,7 +5569,7 @@
           <w:rFonts w:ascii="Times New Roman" w:hAnsi="Times New Roman" w:cs="Times New Roman"/>
         </w:rPr>
       </w:pPr>
-      <w:bookmarkStart w:id="11" w:name="_Toc240395962"/>
+      <w:bookmarkStart w:id="11" w:name="_Toc240399316"/>
       <w:r>
         <w:rPr>
           <w:rFonts w:ascii="Times New Roman" w:hAnsi="Times New Roman" w:cs="Times New Roman"/>
@@ -6784,7 +5717,7 @@
           <w:rFonts w:ascii="Times New Roman" w:hAnsi="Times New Roman" w:cs="Times New Roman"/>
         </w:rPr>
       </w:pPr>
-      <w:bookmarkStart w:id="12" w:name="_Toc240395963"/>
+      <w:bookmarkStart w:id="12" w:name="_Toc240399317"/>
       <w:r>
         <w:rPr>
           <w:rFonts w:ascii="Times New Roman" w:hAnsi="Times New Roman" w:cs="Times New Roman"/>
@@ -6904,7 +5837,7 @@
           <w:rFonts w:ascii="Times New Roman" w:hAnsi="Times New Roman" w:cs="Times New Roman"/>
         </w:rPr>
       </w:pPr>
-      <w:bookmarkStart w:id="13" w:name="_Toc240395964"/>
+      <w:bookmarkStart w:id="13" w:name="_Toc240399318"/>
       <w:r>
         <w:rPr>
           <w:rFonts w:ascii="Times New Roman" w:hAnsi="Times New Roman" w:cs="Times New Roman"/>
@@ -7054,7 +5987,7 @@
           <w:rFonts w:ascii="Times New Roman" w:hAnsi="Times New Roman" w:cs="Times New Roman"/>
         </w:rPr>
       </w:pPr>
-      <w:bookmarkStart w:id="14" w:name="_Toc240395965"/>
+      <w:bookmarkStart w:id="14" w:name="_Toc240399319"/>
       <w:r>
         <w:rPr>
           <w:rFonts w:ascii="Times New Roman" w:hAnsi="Times New Roman" w:cs="Times New Roman"/>
@@ -7167,7 +6100,7 @@
           <w:rFonts w:ascii="Times New Roman" w:hAnsi="Times New Roman" w:cs="Times New Roman"/>
         </w:rPr>
       </w:pPr>
-      <w:bookmarkStart w:id="15" w:name="_Toc240395966"/>
+      <w:bookmarkStart w:id="15" w:name="_Toc240399320"/>
       <w:r>
         <w:rPr>
           <w:rFonts w:ascii="Times New Roman" w:hAnsi="Times New Roman" w:cs="Times New Roman"/>
@@ -7282,7 +6215,7 @@
           <w:rFonts w:ascii="Times New Roman" w:hAnsi="Times New Roman" w:cs="Times New Roman"/>
         </w:rPr>
       </w:pPr>
-      <w:bookmarkStart w:id="16" w:name="_Toc240395967"/>
+      <w:bookmarkStart w:id="16" w:name="_Toc240399321"/>
       <w:r>
         <w:rPr>
           <w:rFonts w:ascii="Times New Roman" w:hAnsi="Times New Roman" w:cs="Times New Roman"/>
@@ -8860,7 +7793,7 @@
           <w:rFonts w:ascii="Times New Roman" w:hAnsi="Times New Roman" w:cs="Times New Roman"/>
         </w:rPr>
       </w:pPr>
-      <w:bookmarkStart w:id="17" w:name="_Toc240395968"/>
+      <w:bookmarkStart w:id="17" w:name="_Toc240399322"/>
       <w:r>
         <w:rPr>
           <w:rFonts w:ascii="Times New Roman" w:hAnsi="Times New Roman" w:cs="Times New Roman"/>
@@ -8920,7 +7853,7 @@
           <w:rFonts w:ascii="Times New Roman" w:hAnsi="Times New Roman" w:cs="Times New Roman"/>
         </w:rPr>
       </w:pPr>
-      <w:bookmarkStart w:id="18" w:name="_Toc240395969"/>
+      <w:bookmarkStart w:id="18" w:name="_Toc240399323"/>
       <w:r>
         <w:rPr>
           <w:rFonts w:ascii="Times New Roman" w:hAnsi="Times New Roman" w:cs="Times New Roman"/>
@@ -8931,19 +7864,13 @@
         <w:rPr>
           <w:rFonts w:ascii="Times New Roman" w:hAnsi="Times New Roman" w:cs="Times New Roman"/>
         </w:rPr>
-        <w:t xml:space="preserve">                 </w:t>
-      </w:r>
-      <w:r>
-        <w:rPr>
-          <w:rFonts w:ascii="Times New Roman" w:hAnsi="Times New Roman" w:cs="Times New Roman"/>
-        </w:rPr>
         <w:t xml:space="preserve"> </w:t>
       </w:r>
       <w:r>
         <w:rPr>
           <w:rFonts w:ascii="Times New Roman" w:hAnsi="Times New Roman" w:cs="Times New Roman"/>
         </w:rPr>
-        <w:t xml:space="preserve">          [ 1</w:t>
+        <w:t>[ 1</w:t>
       </w:r>
       <w:r>
         <w:rPr>
@@ -9057,7 +7984,7 @@
           <w:rFonts w:ascii="Times New Roman" w:hAnsi="Times New Roman" w:cs="Times New Roman"/>
         </w:rPr>
       </w:pPr>
-      <w:bookmarkStart w:id="19" w:name="_Toc240395970"/>
+      <w:bookmarkStart w:id="19" w:name="_Toc240399324"/>
       <w:r>
         <w:rPr>
           <w:rFonts w:ascii="Times New Roman" w:hAnsi="Times New Roman" w:cs="Times New Roman"/>
@@ -9068,7 +7995,7 @@
         <w:rPr>
           <w:rFonts w:ascii="Times New Roman" w:hAnsi="Times New Roman" w:cs="Times New Roman"/>
         </w:rPr>
-        <w:t xml:space="preserve">                </w:t>
+        <w:t xml:space="preserve"> </w:t>
       </w:r>
       <w:r>
         <w:rPr>
@@ -9200,7 +8127,7 @@
           <w:rFonts w:ascii="Times New Roman" w:hAnsi="Times New Roman" w:cs="Times New Roman"/>
         </w:rPr>
       </w:pPr>
-      <w:bookmarkStart w:id="20" w:name="_Toc240395971"/>
+      <w:bookmarkStart w:id="20" w:name="_Toc240399325"/>
       <w:r>
         <w:rPr>
           <w:rFonts w:ascii="Times New Roman" w:hAnsi="Times New Roman" w:cs="Times New Roman"/>
@@ -9211,7 +8138,13 @@
         <w:rPr>
           <w:rFonts w:ascii="Times New Roman" w:hAnsi="Times New Roman" w:cs="Times New Roman"/>
         </w:rPr>
-        <w:t xml:space="preserve">                       [ 5</w:t>
+        <w:t xml:space="preserve"> </w:t>
+      </w:r>
+      <w:r>
+        <w:rPr>
+          <w:rFonts w:ascii="Times New Roman" w:hAnsi="Times New Roman" w:cs="Times New Roman"/>
+        </w:rPr>
+        <w:t>[ 5</w:t>
       </w:r>
       <w:r>
         <w:rPr>
@@ -9331,7 +8264,7 @@
           <w:rFonts w:ascii="Times New Roman" w:hAnsi="Times New Roman" w:cs="Times New Roman"/>
         </w:rPr>
       </w:pPr>
-      <w:bookmarkStart w:id="21" w:name="_Toc240395972"/>
+      <w:bookmarkStart w:id="21" w:name="_Toc240399326"/>
       <w:r>
         <w:rPr>
           <w:rFonts w:ascii="Times New Roman" w:hAnsi="Times New Roman" w:cs="Times New Roman"/>
@@ -9342,7 +8275,7 @@
         <w:rPr>
           <w:rFonts w:ascii="Times New Roman" w:hAnsi="Times New Roman" w:cs="Times New Roman"/>
         </w:rPr>
-        <w:t xml:space="preserve">                 </w:t>
+        <w:t xml:space="preserve"> </w:t>
       </w:r>
       <w:r>
         <w:rPr>
@@ -9519,7 +8452,7 @@
           <w:rFonts w:ascii="Times New Roman" w:hAnsi="Times New Roman" w:cs="Times New Roman"/>
         </w:rPr>
       </w:pPr>
-      <w:bookmarkStart w:id="22" w:name="_Toc240395973"/>
+      <w:bookmarkStart w:id="22" w:name="_Toc240399327"/>
       <w:r>
         <w:rPr>
           <w:rFonts w:ascii="Times New Roman" w:hAnsi="Times New Roman" w:cs="Times New Roman"/>
@@ -10546,7 +9479,7 @@
           <w:rFonts w:ascii="Times New Roman" w:hAnsi="Times New Roman" w:cs="Times New Roman"/>
         </w:rPr>
       </w:pPr>
-      <w:bookmarkStart w:id="23" w:name="_Toc240395974"/>
+      <w:bookmarkStart w:id="23" w:name="_Toc240399328"/>
       <w:r>
         <w:rPr>
           <w:rFonts w:ascii="Times New Roman" w:hAnsi="Times New Roman" w:cs="Times New Roman"/>
@@ -10590,7 +9523,7 @@
           <w:rFonts w:ascii="Times New Roman" w:hAnsi="Times New Roman" w:cs="Times New Roman"/>
         </w:rPr>
       </w:pPr>
-      <w:bookmarkStart w:id="24" w:name="_Toc240395975"/>
+      <w:bookmarkStart w:id="24" w:name="_Toc240399329"/>
       <w:r>
         <w:rPr>
           <w:rFonts w:ascii="Times New Roman" w:hAnsi="Times New Roman" w:cs="Times New Roman"/>
@@ -10785,7 +9718,7 @@
           <w:rFonts w:ascii="Times New Roman" w:hAnsi="Times New Roman" w:cs="Times New Roman"/>
         </w:rPr>
       </w:pPr>
-      <w:bookmarkStart w:id="25" w:name="_Toc240395976"/>
+      <w:bookmarkStart w:id="25" w:name="_Toc240399330"/>
       <w:r>
         <w:rPr>
           <w:rFonts w:ascii="Times New Roman" w:hAnsi="Times New Roman" w:cs="Times New Roman"/>
@@ -10933,7 +9866,7 @@
           <w:rFonts w:ascii="Times New Roman" w:hAnsi="Times New Roman" w:cs="Times New Roman"/>
         </w:rPr>
       </w:pPr>
-      <w:bookmarkStart w:id="26" w:name="_Toc240395977"/>
+      <w:bookmarkStart w:id="26" w:name="_Toc240399331"/>
       <w:r>
         <w:rPr>
           <w:rFonts w:ascii="Times New Roman" w:hAnsi="Times New Roman" w:cs="Times New Roman"/>
@@ -11071,7 +10004,7 @@
           <w:rFonts w:ascii="Times New Roman" w:hAnsi="Times New Roman" w:cs="Times New Roman"/>
         </w:rPr>
       </w:pPr>
-      <w:bookmarkStart w:id="27" w:name="_Toc240395978"/>
+      <w:bookmarkStart w:id="27" w:name="_Toc240399332"/>
       <w:r>
         <w:rPr>
           <w:rFonts w:ascii="Times New Roman" w:hAnsi="Times New Roman" w:cs="Times New Roman"/>
@@ -11202,7 +10135,7 @@
           <w:rFonts w:ascii="Times New Roman" w:hAnsi="Times New Roman" w:cs="Times New Roman"/>
         </w:rPr>
       </w:pPr>
-      <w:bookmarkStart w:id="28" w:name="_Toc240395979"/>
+      <w:bookmarkStart w:id="28" w:name="_Toc240399333"/>
       <w:r>
         <w:rPr>
           <w:rFonts w:ascii="Times New Roman" w:hAnsi="Times New Roman" w:cs="Times New Roman"/>
@@ -11227,7 +10160,25 @@
           <w:sz w:val="24"/>
           <w:szCs w:val="24"/>
         </w:rPr>
-        <w:t>Feature: Users can explicitly choose how many personalized internship matches they want and start the matching process.</w:t>
+        <w:t xml:space="preserve">Feature: Users can explicitly choose how many personalized </w:t>
+      </w:r>
+      <w:proofErr w:type="gramStart"/>
+      <w:r>
+        <w:rPr>
+          <w:rFonts w:ascii="Times New Roman" w:hAnsi="Times New Roman" w:cs="Times New Roman"/>
+          <w:sz w:val="24"/>
+          <w:szCs w:val="24"/>
+        </w:rPr>
+        <w:t>internship</w:t>
+      </w:r>
+      <w:proofErr w:type="gramEnd"/>
+      <w:r>
+        <w:rPr>
+          <w:rFonts w:ascii="Times New Roman" w:hAnsi="Times New Roman" w:cs="Times New Roman"/>
+          <w:sz w:val="24"/>
+          <w:szCs w:val="24"/>
+        </w:rPr>
+        <w:t xml:space="preserve"> matches they want and start the matching process.</w:t>
       </w:r>
     </w:p>
     <w:p>
@@ -11346,7 +10297,7 @@
           <w:rFonts w:ascii="Times New Roman" w:hAnsi="Times New Roman" w:cs="Times New Roman"/>
         </w:rPr>
       </w:pPr>
-      <w:bookmarkStart w:id="29" w:name="_Toc240395980"/>
+      <w:bookmarkStart w:id="29" w:name="_Toc240399334"/>
       <w:r>
         <w:rPr>
           <w:rFonts w:ascii="Times New Roman" w:hAnsi="Times New Roman" w:cs="Times New Roman"/>
@@ -11480,7 +10431,7 @@
           <w:rFonts w:ascii="Times New Roman" w:hAnsi="Times New Roman" w:cs="Times New Roman"/>
         </w:rPr>
       </w:pPr>
-      <w:bookmarkStart w:id="30" w:name="_Toc240395981"/>
+      <w:bookmarkStart w:id="30" w:name="_Toc240399335"/>
       <w:r>
         <w:rPr>
           <w:rFonts w:ascii="Times New Roman" w:hAnsi="Times New Roman" w:cs="Times New Roman"/>
@@ -11622,7 +10573,7 @@
           <w:rFonts w:ascii="Times New Roman" w:hAnsi="Times New Roman" w:cs="Times New Roman"/>
         </w:rPr>
       </w:pPr>
-      <w:bookmarkStart w:id="31" w:name="_Toc240395982"/>
+      <w:bookmarkStart w:id="31" w:name="_Toc240399336"/>
       <w:r>
         <w:rPr>
           <w:rFonts w:ascii="Times New Roman" w:hAnsi="Times New Roman" w:cs="Times New Roman"/>
@@ -11780,7 +10731,7 @@
           <w:rFonts w:ascii="Times New Roman" w:hAnsi="Times New Roman" w:cs="Times New Roman"/>
         </w:rPr>
       </w:pPr>
-      <w:bookmarkStart w:id="32" w:name="_Toc240395983"/>
+      <w:bookmarkStart w:id="32" w:name="_Toc240399337"/>
       <w:r>
         <w:rPr>
           <w:rFonts w:ascii="Times New Roman" w:hAnsi="Times New Roman" w:cs="Times New Roman"/>
@@ -11920,7 +10871,7 @@
           <w:rFonts w:ascii="Times New Roman" w:hAnsi="Times New Roman" w:cs="Times New Roman"/>
         </w:rPr>
       </w:pPr>
-      <w:bookmarkStart w:id="33" w:name="_Toc240395984"/>
+      <w:bookmarkStart w:id="33" w:name="_Toc240399338"/>
       <w:r>
         <w:rPr>
           <w:rFonts w:ascii="Times New Roman" w:hAnsi="Times New Roman" w:cs="Times New Roman"/>
@@ -11955,7 +10906,7 @@
           <w:rFonts w:ascii="Times New Roman" w:hAnsi="Times New Roman" w:cs="Times New Roman"/>
         </w:rPr>
       </w:pPr>
-      <w:bookmarkStart w:id="34" w:name="_Toc240395985"/>
+      <w:bookmarkStart w:id="34" w:name="_Toc240399339"/>
       <w:r>
         <w:rPr>
           <w:rFonts w:ascii="Times New Roman" w:hAnsi="Times New Roman" w:cs="Times New Roman"/>
@@ -12086,7 +11037,7 @@
           <w:rFonts w:ascii="Times New Roman" w:hAnsi="Times New Roman" w:cs="Times New Roman"/>
         </w:rPr>
       </w:pPr>
-      <w:bookmarkStart w:id="35" w:name="_Toc240395986"/>
+      <w:bookmarkStart w:id="35" w:name="_Toc240399340"/>
       <w:r>
         <w:rPr>
           <w:rFonts w:ascii="Times New Roman" w:hAnsi="Times New Roman" w:cs="Times New Roman"/>
@@ -12244,7 +11195,7 @@
           <w:rFonts w:ascii="Times New Roman" w:hAnsi="Times New Roman" w:cs="Times New Roman"/>
         </w:rPr>
       </w:pPr>
-      <w:bookmarkStart w:id="36" w:name="_Toc240395987"/>
+      <w:bookmarkStart w:id="36" w:name="_Toc240399341"/>
       <w:r>
         <w:rPr>
           <w:rFonts w:ascii="Times New Roman" w:hAnsi="Times New Roman" w:cs="Times New Roman"/>
@@ -12358,7 +11309,7 @@
           <w:rFonts w:ascii="Times New Roman" w:hAnsi="Times New Roman" w:cs="Times New Roman"/>
         </w:rPr>
       </w:pPr>
-      <w:bookmarkStart w:id="37" w:name="_Toc240395988"/>
+      <w:bookmarkStart w:id="37" w:name="_Toc240399342"/>
       <w:r>
         <w:rPr>
           <w:rFonts w:ascii="Times New Roman" w:hAnsi="Times New Roman" w:cs="Times New Roman"/>
@@ -13754,7 +12705,7 @@
           <w:rFonts w:ascii="Times New Roman" w:hAnsi="Times New Roman" w:cs="Times New Roman"/>
         </w:rPr>
       </w:pPr>
-      <w:bookmarkStart w:id="38" w:name="_Toc240395989"/>
+      <w:bookmarkStart w:id="38" w:name="_Toc240399343"/>
       <w:r>
         <w:rPr>
           <w:rFonts w:ascii="Times New Roman" w:hAnsi="Times New Roman" w:cs="Times New Roman"/>
@@ -14487,7 +13438,7 @@
           <w:rFonts w:ascii="Times New Roman" w:hAnsi="Times New Roman" w:cs="Times New Roman"/>
         </w:rPr>
       </w:pPr>
-      <w:bookmarkStart w:id="39" w:name="_Toc240395990"/>
+      <w:bookmarkStart w:id="39" w:name="_Toc240399344"/>
       <w:r>
         <w:rPr>
           <w:rFonts w:ascii="Times New Roman" w:hAnsi="Times New Roman" w:cs="Times New Roman"/>
@@ -14815,8 +13766,19 @@
                 <w:sz w:val="24"/>
                 <w:szCs w:val="24"/>
               </w:rPr>
-              <w:t>Career Profile data should not silently change when a resume changes</w:t>
+              <w:t xml:space="preserve">Career Profile data should not silently change when a </w:t>
             </w:r>
+            <w:proofErr w:type="gramStart"/>
+            <w:r>
+              <w:rPr>
+                <w:rFonts w:ascii="Times New Roman" w:hAnsi="Times New Roman" w:cs="Times New Roman"/>
+                <w:b/>
+                <w:sz w:val="24"/>
+                <w:szCs w:val="24"/>
+              </w:rPr>
+              <w:t>resume changes</w:t>
+            </w:r>
+            <w:proofErr w:type="gramEnd"/>
           </w:p>
         </w:tc>
         <w:tc>
@@ -14969,7 +13931,7 @@
           <w:rFonts w:ascii="Times New Roman" w:hAnsi="Times New Roman" w:cs="Times New Roman"/>
         </w:rPr>
       </w:pPr>
-      <w:bookmarkStart w:id="40" w:name="_Toc240395991"/>
+      <w:bookmarkStart w:id="40" w:name="_Toc240399345"/>
       <w:r>
         <w:rPr>
           <w:rFonts w:ascii="Times New Roman" w:hAnsi="Times New Roman" w:cs="Times New Roman"/>
@@ -14987,7 +13949,7 @@
           <w:rFonts w:ascii="Times New Roman" w:hAnsi="Times New Roman" w:cs="Times New Roman"/>
         </w:rPr>
       </w:pPr>
-      <w:bookmarkStart w:id="41" w:name="_Toc240395992"/>
+      <w:bookmarkStart w:id="41" w:name="_Toc240399346"/>
       <w:r>
         <w:rPr>
           <w:rFonts w:ascii="Times New Roman" w:hAnsi="Times New Roman" w:cs="Times New Roman"/>
@@ -15251,7 +14213,7 @@
           <w:rFonts w:ascii="Times New Roman" w:hAnsi="Times New Roman" w:cs="Times New Roman"/>
         </w:rPr>
       </w:pPr>
-      <w:bookmarkStart w:id="42" w:name="_Toc240395993"/>
+      <w:bookmarkStart w:id="42" w:name="_Toc240399347"/>
       <w:r>
         <w:rPr>
           <w:rFonts w:ascii="Times New Roman" w:hAnsi="Times New Roman" w:cs="Times New Roman"/>
@@ -15336,7 +14298,7 @@
           <w:rFonts w:ascii="Times New Roman" w:hAnsi="Times New Roman" w:cs="Times New Roman"/>
         </w:rPr>
       </w:pPr>
-      <w:bookmarkStart w:id="43" w:name="_Toc240395994"/>
+      <w:bookmarkStart w:id="43" w:name="_Toc240399348"/>
       <w:r>
         <w:rPr>
           <w:rFonts w:ascii="Times New Roman" w:hAnsi="Times New Roman" w:cs="Times New Roman"/>
@@ -15407,7 +14369,7 @@
           <w:rFonts w:ascii="Times New Roman" w:hAnsi="Times New Roman" w:cs="Times New Roman"/>
         </w:rPr>
       </w:pPr>
-      <w:bookmarkStart w:id="44" w:name="_Toc240395995"/>
+      <w:bookmarkStart w:id="44" w:name="_Toc240399349"/>
       <w:r>
         <w:rPr>
           <w:rFonts w:ascii="Times New Roman" w:hAnsi="Times New Roman" w:cs="Times New Roman"/>
@@ -15451,7 +14413,29 @@
           <w:sz w:val="24"/>
           <w:szCs w:val="24"/>
         </w:rPr>
-        <w:t>Prepared by: Bhanushree K  |  Mentor: Vijay Parmar</w:t>
+        <w:t xml:space="preserve">Prepared by: Bhanushree </w:t>
+      </w:r>
+      <w:proofErr w:type="gramStart"/>
+      <w:r>
+        <w:rPr>
+          <w:rFonts w:ascii="Times New Roman" w:hAnsi="Times New Roman" w:cs="Times New Roman"/>
+          <w:b/>
+          <w:color w:val="4338CA"/>
+          <w:sz w:val="24"/>
+          <w:szCs w:val="24"/>
+        </w:rPr>
+        <w:t>K  |</w:t>
+      </w:r>
+      <w:proofErr w:type="gramEnd"/>
+      <w:r>
+        <w:rPr>
+          <w:rFonts w:ascii="Times New Roman" w:hAnsi="Times New Roman" w:cs="Times New Roman"/>
+          <w:b/>
+          <w:color w:val="4338CA"/>
+          <w:sz w:val="24"/>
+          <w:szCs w:val="24"/>
+        </w:rPr>
+        <w:t xml:space="preserve">  Mentor: Vijay Parmar</w:t>
       </w:r>
     </w:p>
     <w:sectPr>
